--- a/docs/paper/AeroGard_ResearchPaper.docx
+++ b/docs/paper/AeroGard_ResearchPaper.docx
@@ -11,7 +11,7 @@
         <w:rPr>
           <w:sz w:val="48"/>
         </w:rPr>
-        <w:t>AeroGard: Hyperlocal 24-Hour Air-Quality Forecasting and Personal Exposure Estimation for Respiratory Health Alerts</w:t>
+        <w:t>AeroGard: Hyperlocal Air-Quality Forecasting, Exposure Estimation and Explainable Respiratory-Risk Alerts for Asthma and COPD</w:t>
       </w:r>
     </w:p>
     <w:tbl>
@@ -229,7 +229,7 @@
           <w:b/>
           <w:sz w:val="18"/>
         </w:rPr>
-        <w:t>People with asthma or chronic obstructive pulmonary disease (COPD) usually learn about air pollution from a city-wide index that describes the present, not the air around them tomorrow, and says nothing about their own exposure. We are building AeroGard, a software prototype that forecasts air quality 24 hours ahead at a user’s location, estimates personal exposure and will turn both into personalised respiratory-risk alerts. For Bengaluru we ingested 753,481 hourly observations from 14 regulatory monitoring stations (February 2025 to September 2026) together with hourly reanalysis weather, with validation, unit correction and quality flagging. A direct multi-horizon LightGBM model built on 35 leakage-audited features reached a mean absolute error of 5.78 µg/m³ for 24-hour PM</w:t>
+        <w:t>People with asthma or chronic obstructive pulmonary disease (COPD) usually learn about air pollution from a city-wide index that describes the present, not the air around them tomorrow, and says nothing about their own exposure or health. We built AeroGard, a software prototype that forecasts air quality 24 hours ahead at a user’s location, estimates personal exposure, and turns these with a symptom diary into a calibrated, explained personal risk and an alert. For Bengaluru we ingested 753,481 hourly observations from 14 regulatory monitors (February 2025 to September 2026) with reanalysis weather. A direct multi-horizon LightGBM forecaster reached a 24-hour PM</w:t>
       </w:r>
       <w:r>
         <w:rPr>
@@ -244,52 +244,7 @@
           <w:b/>
           <w:sz w:val="18"/>
         </w:rPr>
-        <w:t xml:space="preserve"> forecasts on an untouched test period, 23% better than persistence and 16% better than a same-hour-yesterday baseline. Gains for PM</w:t>
-      </w:r>
-      <w:r>
-        <w:rPr>
-          <w:b/>
-          <w:sz w:val="18"/>
-          <w:vertAlign w:val="subscript"/>
-        </w:rPr>
-        <w:t>10</w:t>
-      </w:r>
-      <w:r>
-        <w:rPr>
-          <w:b/>
-          <w:sz w:val="18"/>
-        </w:rPr>
-        <w:t xml:space="preserve"> and NO</w:t>
-      </w:r>
-      <w:r>
-        <w:rPr>
-          <w:b/>
-          <w:sz w:val="18"/>
-          <w:vertAlign w:val="subscript"/>
-        </w:rPr>
-        <w:t>2</w:t>
-      </w:r>
-      <w:r>
-        <w:rPr>
-          <w:b/>
-          <w:sz w:val="18"/>
-        </w:rPr>
-        <w:t xml:space="preserve"> were similar, while for O</w:t>
-      </w:r>
-      <w:r>
-        <w:rPr>
-          <w:b/>
-          <w:sz w:val="18"/>
-          <w:vertAlign w:val="subscript"/>
-        </w:rPr>
-        <w:t>3</w:t>
-      </w:r>
-      <w:r>
-        <w:rPr>
-          <w:b/>
-          <w:sz w:val="18"/>
-        </w:rPr>
-        <w:t xml:space="preserve"> the same-hour-yesterday baseline remained competitive. Exposure is estimated by distance-weighted matching to nearby monitors scaled by microenvironment factors, and all results are served through an authenticated, consent-aware API. The respiratory-risk layer is in progress and will be evaluated on clearly labelled synthetic outcome data.</w:t>
+        <w:t xml:space="preserve"> mean absolute error of 5.78 µg/m³ on an untouched test period, 23% better than persistence. Because no respiratory outcome data exist for the city, the risk layer was developed on a clearly labelled synthetic cohort of 400 patients simulated inside the real pollution field. A LightGBM model with a shared trunk and asthma and COPD heads, Platt-calibrated, reached an AUROC of 0.708 (95% CI 0.684–0.732) with an expected calibration error of 0.0025, and 0.721 for patients never seen in training. The symptom diary carried the signal; estimated exposure added no measurable discrimination. Exact TreeSHAP explanations, scaled to add up to the probability shown, and an idempotent alert engine are served through an authenticated, consent-aware API. These are synthetic-data results, not clinical validation.</w:t>
       </w:r>
     </w:p>
     <w:p>
@@ -310,7 +265,7 @@
           <w:b/>
           <w:sz w:val="18"/>
         </w:rPr>
-        <w:t>air quality forecasting, PM2.5, LightGBM, exposure assessment, asthma, COPD, spatial interpolation, data leakage</w:t>
+        <w:t>air quality forecasting, PM2.5, LightGBM, exposure assessment, asthma, COPD, risk prediction, probability calibration, SHAP, synthetic cohort, data leakage</w:t>
       </w:r>
     </w:p>
     <w:p>
@@ -351,7 +306,7 @@
       </w:pPr>
       <w:r>
         <w:rPr/>
-        <w:t>Here we describe AeroGard, a system that forecasts air quality for each of the next 24 hours at a user’s location, estimates personal exposure from location and microenvironment, and, in the part still under development, converts this into a calibrated personal risk and an alert. This paper reports three completed contributions: (1) a validated ingestion pipeline for Bengaluru’s regulatory monitors, including the detection and correction of a unit error in the public feed; (2) a leakage-audited 24-hour forecaster compared on equal terms with two baselines; and (3) a transparent exposure estimate and a secured API that serve these results.</w:t>
+        <w:t>Here we describe AeroGard, a system that forecasts air quality for each of the next 24 hours at a user’s location, estimates personal exposure from location and microenvironment, and converts this, together with a symptom diary, into a calibrated personal risk, an explanation and an alert. The contributions are: (1) a validated ingestion pipeline for Bengaluru’s regulatory monitors, including the detection and correction of a unit error in the public feed; (2) a leakage-audited 24-hour forecaster compared on equal terms with two baselines; (3) a transparent exposure estimate; (4) a synthetic asthma and COPD cohort simulated inside the real pollution field, on which a calibrated risk model is compared with baselines and ablations under a protocol fixed before testing; and (5) exact, additive explanations and an idempotent alert engine served through a secured API. We report negative findings as such: on this cohort, pollution exposure did not improve risk discrimination.</w:t>
       </w:r>
     </w:p>
     <w:p>
@@ -381,7 +336,7 @@
       </w:pPr>
       <w:r>
         <w:rPr/>
-        <w:t>Our objectives are to (1) collect and validate hourly pollutant and weather data for Bengaluru; (2) match a user’s location to nearby monitors; (3) forecast pollutant concentrations for each of the next 24 hours and evaluate the forecasts against observed data; (4) estimate personal exposure from location and activity context; (5) predict calibrated asthma and COPD risk and map it to alert levels; and (6) deliver the results through a secure API and an Android application. Objectives (1)–(4) and the API are complete; (5) and the application are in progress.</w:t>
+        <w:t>Our objectives are to (1) collect and validate hourly pollutant and weather data for Bengaluru; (2) match a user’s location to nearby monitors; (3) forecast pollutant concentrations for each of the next 24 hours and evaluate the forecasts against observed data; (4) estimate personal exposure from location and activity context; (5) predict calibrated asthma and COPD risk and map it to alert levels; and (6) deliver the results through a secure API and an Android application. Objectives (1)–(5) and the API are complete; the Android application is in progress.</w:t>
       </w:r>
     </w:p>
     <w:p>
@@ -2229,7 +2184,7 @@
         <w:rPr>
           <w:sz w:val="16"/>
         </w:rPr>
-        <w:t>Fig. 1. Methodology pipeline. Dashed stages are in progress.</w:t>
+        <w:t>Fig. 1. Methodology pipeline. The dashed stage is in progress.</w:t>
       </w:r>
     </w:p>
     <w:p>
@@ -2240,7 +2195,7 @@
       </w:pPr>
       <w:r>
         <w:rPr/>
-        <w:t>Fig. 1 shows the pipeline. Hourly pollutant means from regulatory monitors are obtained through the OpenAQ API [13], and hourly ERA5 reanalysis weather [14] through Open-Meteo [15]. Records are validated and cleaned, matched to the user’s location, turned into features and passed to the 24-hour forecaster. The forecast and the user’s location history drive the exposure estimate, which, together with the health profile, will feed the respiratory-risk model, its calibration and the alert engine.</w:t>
+        <w:t>Fig. 1 shows the pipeline. Hourly pollutant means from regulatory monitors are obtained through the OpenAQ API [13], and hourly ERA5 reanalysis weather [14] through Open-Meteo [15]. Records are validated and cleaned, matched to the user’s location, turned into features and passed to the 24-hour forecaster. The forecast and the user’s location history drive the exposure estimate, which, together with the health profile and symptom diary, feeds the respiratory-risk model, its calibration, the explanation and the alert engine.</w:t>
       </w:r>
     </w:p>
     <w:p>
@@ -4569,7 +4524,7 @@
         <w:pStyle w:val="Heading1"/>
       </w:pPr>
       <w:r>
-        <w:t>IX. Results</w:t>
+        <w:t>IX. Forecast Results</w:t>
       </w:r>
     </w:p>
     <w:p>
@@ -9103,7 +9058,7 @@
       </w:pPr>
       <w:r>
         <w:rPr/>
-        <w:t>If no location fix exists in the two hours before a given hour, that hour’s exposure is reported as missing rather than guessed, and an unknown microenvironment is treated as outdoors and flagged. Six-, 24- and 72-hour means, maxima and cumulative exposure (µg/m³·h) are reported together with their coverage and marked incomplete below 75%. Because the factors are assumptions, results that depend on them will be re-run with all non-outdoor factors scaled up and down as a sensitivity analysis.</w:t>
+        <w:t>If no location fix exists in the two hours before a given hour, that hour’s exposure is reported as missing rather than guessed, and an unknown microenvironment is treated as outdoors and flagged. Six-, 24- and 72-hour means, maxima and cumulative exposure (µg/m³·h) are reported together with their coverage and marked incomplete below 75%. Because the factors are assumptions, the risk results were re-run with the factors scaled and with the exact simulated exposure (Section XIV).</w:t>
       </w:r>
     </w:p>
     <w:p>
@@ -9191,7 +9146,7 @@
       </w:r>
       <w:r>
         <w:rPr/>
-        <w:t xml:space="preserve"> The API exposes current and forecast air quality for a location, the list of reference stations, location upload, and current and historical exposure. Forecasts come from frozen, versioned model files; each carries a metadata record with its training period, metrics and checksum, and the service refuses to load a file whose checksum or feature list does not match the code. If no model is available the API returns an explicit error rather than a placeholder value.</w:t>
+        <w:t xml:space="preserve"> The API exposes current, historical and forecast air quality for a location, reference stations, location upload, exposure, symptom-diary records, the current and 24-hour rolling risk with its explanation, risk history, and alerts with acknowledgement. Models come from frozen, versioned files; each carries a metadata record with its training period, metrics and checksum, and the service refuses to load a file whose checksum or feature list does not match the code. If no model is available the API returns an explicit error rather than a placeholder value.</w:t>
       </w:r>
     </w:p>
     <w:p>
@@ -9225,7 +9180,7 @@
       </w:r>
       <w:r>
         <w:rPr/>
-        <w:t xml:space="preserve"> An automated suite of 232 tests runs against a separate database built through the real migrations. It covers authentication and token misuse, patient isolation, source adapters under malformed input, timeouts and partial failure, validation and unit conversion, idempotent reloading, spatial edge cases, leakage guards, forecast horizons and artifact checks.</w:t>
+        <w:t xml:space="preserve"> An automated suite of 401 tests runs against a separate database built through the real migrations. It covers authentication and token misuse, patient isolation, source adapters under malformed input, timeouts and partial failure, validation and unit conversion, idempotent reloading, spatial edge cases, leakage guards for both feature sets, forecast and risk horizons, probability bounds, calibration, explanation additivity and consistency, alert rules and deduplication, and artifact checks.</w:t>
       </w:r>
     </w:p>
     <w:p>
@@ -9233,7 +9188,7 @@
         <w:pStyle w:val="Heading1"/>
       </w:pPr>
       <w:r>
-        <w:t>XII. Respiratory Risk Layer (In Progress)</w:t>
+        <w:t>XII. Synthetic Respiratory Cohort</w:t>
       </w:r>
     </w:p>
     <w:p>
@@ -9244,15 +9199,7 @@
       </w:pPr>
       <w:r>
         <w:rPr/>
-        <w:t>The next stage predicts, for each patient, the probability of a respiratory exacerbation in the next 24 hours from exposure, forecast air quality and the health profile, using a shared representation with separate asthma and COPD outputs. Probabilities will be calibrated and evaluated with AUROC, AUPRC, the Brier score and calibration error, then mapped to Low, Moderate, High and Severe levels by a versioned threshold policy that can change without retraining. Generic, disease-specific and adaptive thresholds will be compared, and explanations will use SHAP attributions [18], worded to avoid causal claims. Because real patient outcomes are not available within the project, this layer will be trained and evaluated on a clearly labelled synthetic cohort; those results will demonstrate the pipeline and will not constitute clinical validation.</w:t>
-      </w:r>
-    </w:p>
-    <w:p>
-      <w:pPr>
-        <w:pStyle w:val="Heading1"/>
-      </w:pPr>
-      <w:r>
-        <w:t>XIII. Conclusion</w:t>
+        <w:t>No respiratory outcome data exist for Bengaluru, and collecting them requires ethics approval and a follow-up far longer than this project. The risk layer was therefore developed on a simulated panel of patients. The air-quality and weather inputs are real; the patients, their routines, exposure, symptoms and exacerbations are simulated. Every risk result in this paper is a synthetic-data evaluation, not clinical validation.</w:t>
       </w:r>
     </w:p>
     <w:p>
@@ -9263,45 +9210,94 @@
       </w:pPr>
       <w:r>
         <w:rPr/>
-        <w:t>We built the data, forecasting and exposure layers of a respiratory-alert system for Bengaluru. Careful validation mattered: it exposed a CO unit error in the public feed, isolated suspect sensor spikes, and caught a leakage bug in our own gap filling. On an untouched test period the direct LightGBM forecaster reduced 24-hour PM</w:t>
-      </w:r>
-      <w:r>
-        <w:rPr>
-          <w:vertAlign w:val="subscript"/>
-        </w:rPr>
-        <w:t>2.5</w:t>
-      </w:r>
-      <w:r>
-        <w:rPr/>
-        <w:t xml:space="preserve"> error to 5.78 µg/m³, 23% better than persistence, with similar gains for PM</w:t>
-      </w:r>
-      <w:r>
-        <w:rPr>
-          <w:vertAlign w:val="subscript"/>
-        </w:rPr>
-        <w:t>10</w:t>
-      </w:r>
-      <w:r>
-        <w:rPr/>
-        <w:t xml:space="preserve"> and NO</w:t>
-      </w:r>
-      <w:r>
-        <w:rPr>
-          <w:vertAlign w:val="subscript"/>
-        </w:rPr>
-        <w:t>2</w:t>
-      </w:r>
-      <w:r>
-        <w:rPr/>
-        <w:t>, while for ozone a same-hour-yesterday baseline remained as good. The system serves these results through a secured, consent-aware API, and the risk and alert layers are being built on the same traceable pipeline.</w:t>
+        <w:t>The cohort has 400 patients (250 asthma, 150 COPD) with severity, age, home and workplace drawn from configured distributions, hidden frailty and pollution sensitivity, and daily routines (home, commute, work, errands, walks). True personal exposure is the real station field interpolated to each place, perturbed for street-scale variation and scaled by a personal microenvironment factor. The system only sees what production would see: location logged with a patient-specific rate and day-long dropouts, an unknown setting 10% of the time, and exposure estimated by the live matching rule. Events follow an hourly hazard,</w:t>
       </w:r>
     </w:p>
     <w:p>
       <w:pPr>
-        <w:pStyle w:val="Heading1"/>
+        <w:tabs>
+          <w:tab w:val="center" w:pos="2520"/>
+          <w:tab w:val="right" w:pos="5040"/>
+        </w:tabs>
+        <w:spacing w:before="40" w:after="40"/>
       </w:pPr>
       <w:r>
-        <w:t>XIV. Future Scope</w:t>
+        <w:tab/>
+      </w:r>
+      <w:r>
+        <w:rPr>
+          <w:i/>
+        </w:rPr>
+        <w:t>log λ = c</w:t>
+      </w:r>
+      <w:r>
+        <w:rPr>
+          <w:i/>
+          <w:vertAlign w:val="subscript"/>
+        </w:rPr>
+        <w:t>s</w:t>
+      </w:r>
+      <w:r>
+        <w:rPr>
+          <w:i/>
+        </w:rPr>
+        <w:t xml:space="preserve"> + u + sβΔ</w:t>
+      </w:r>
+      <w:r>
+        <w:rPr>
+          <w:i/>
+          <w:vertAlign w:val="subscript"/>
+        </w:rPr>
+        <w:t>2.5</w:t>
+      </w:r>
+      <w:r>
+        <w:rPr>
+          <w:i/>
+        </w:rPr>
+        <w:t xml:space="preserve"> + β</w:t>
+      </w:r>
+      <w:r>
+        <w:rPr>
+          <w:i/>
+          <w:vertAlign w:val="superscript"/>
+        </w:rPr>
+        <w:t>T</w:t>
+      </w:r>
+      <w:r>
+        <w:rPr>
+          <w:i/>
+        </w:rPr>
+        <w:t>z + β</w:t>
+      </w:r>
+      <w:r>
+        <w:rPr>
+          <w:i/>
+          <w:vertAlign w:val="subscript"/>
+        </w:rPr>
+        <w:t>I</w:t>
+      </w:r>
+      <w:r>
+        <w:rPr>
+          <w:i/>
+        </w:rPr>
+        <w:t>I + β</w:t>
+      </w:r>
+      <w:r>
+        <w:rPr>
+          <w:i/>
+          <w:vertAlign w:val="subscript"/>
+        </w:rPr>
+        <w:t>C</w:t>
+      </w:r>
+      <w:r>
+        <w:rPr>
+          <w:i/>
+        </w:rPr>
+        <w:t>C</w:t>
+      </w:r>
+      <w:r>
+        <w:tab/>
+        <w:t>(5)</w:t>
       </w:r>
     </w:p>
     <w:p>
@@ -9312,7 +9308,4913 @@
       </w:pPr>
       <w:r>
         <w:rPr/>
-        <w:t>Future work includes the calibrated asthma and COPD risk model and alert engine, the Android application with optional Health Connect data, verification of NO</w:t>
+        <w:t>for patient i at hour t (indices omitted), where c</w:t>
+      </w:r>
+      <w:r>
+        <w:rPr>
+          <w:vertAlign w:val="subscript"/>
+        </w:rPr>
+        <w:t>s</w:t>
+      </w:r>
+      <w:r>
+        <w:rPr/>
+        <w:t xml:space="preserve"> is solved so each disease × severity stratum has its configured annual rate, u is frailty, s pollution sensitivity, Δ</w:t>
+      </w:r>
+      <w:r>
+        <w:rPr>
+          <w:vertAlign w:val="subscript"/>
+        </w:rPr>
+        <w:t>2.5</w:t>
+      </w:r>
+      <w:r>
+        <w:rPr/>
+        <w:t xml:space="preserve"> the 24-h exponential moving average of true PM</w:t>
+      </w:r>
+      <w:r>
+        <w:rPr>
+          <w:vertAlign w:val="subscript"/>
+        </w:rPr>
+        <w:t>2.5</w:t>
+      </w:r>
+      <w:r>
+        <w:rPr/>
+        <w:t xml:space="preserve"> exposure above 25 µg/m³ per 10 µg/m³, z collects PM</w:t>
+      </w:r>
+      <w:r>
+        <w:rPr>
+          <w:vertAlign w:val="subscript"/>
+        </w:rPr>
+        <w:t>10</w:t>
+      </w:r>
+      <w:r>
+        <w:rPr/>
+        <w:t>, O</w:t>
+      </w:r>
+      <w:r>
+        <w:rPr>
+          <w:vertAlign w:val="subscript"/>
+        </w:rPr>
+        <w:t>3</w:t>
+      </w:r>
+      <w:r>
+        <w:rPr/>
+        <w:t>, cold, humidity, recent-event and nocturnal-asthma terms, I is a seasonal viral infection, the dominant trigger of exacerbations [23], and C is a latent daily loss-of-control state that also drives the diary, standing for the worsening that precedes most exacerbations. A diary at 21:00 reports a 0–10 symptom score, reliever puffs and an exacerbation flag, filled with patient-specific adherence; 40% of patients also wear a device. The pollution effects are of the order reported in short-term exposure studies [3], [4] but were chosen to give a learnable signal and are not calibrated to Indian epidemiology. A scale factor on all pollution terms provides a negative control (zero) and stronger scenarios.</w:t>
+      </w:r>
+    </w:p>
+    <w:p>
+      <w:pPr>
+        <w:spacing w:after="60"/>
+        <w:ind w:firstLine="288"/>
+        <w:jc w:val="both"/>
+      </w:pPr>
+      <w:r>
+        <w:rPr/>
+        <w:t>The simulation produced 3,449 events (5.4 per patient-year), 74% diary completeness and 94% location availability. The target is whether an event starts within the next 24 hours of an origin; two random origins are drawn per patient-day, excluding warm-up, the final day and ongoing episodes.</w:t>
+      </w:r>
+    </w:p>
+    <w:p>
+      <w:pPr>
+        <w:pStyle w:val="Heading1"/>
+      </w:pPr>
+      <w:r>
+        <w:t>XIII. Risk Model, Calibration, Explanations and Alerts</w:t>
+      </w:r>
+    </w:p>
+    <w:p>
+      <w:pPr>
+        <w:spacing w:after="60"/>
+        <w:ind w:firstLine="288"/>
+        <w:jc w:val="both"/>
+      </w:pPr>
+      <w:r>
+        <w:rPr/>
+        <w:t>Each origin has 38 features computed only from data at or before it, with the same code in training and in the API: estimated exposure (PM</w:t>
+      </w:r>
+      <w:r>
+        <w:rPr>
+          <w:vertAlign w:val="subscript"/>
+        </w:rPr>
+        <w:t>2.5</w:t>
+      </w:r>
+      <w:r>
+        <w:rPr/>
+        <w:t xml:space="preserve"> now, 6-, 24- and 72-h means, 24-h maximum, change and coverage; PM</w:t>
+      </w:r>
+      <w:r>
+        <w:rPr>
+          <w:vertAlign w:val="subscript"/>
+        </w:rPr>
+        <w:t>10</w:t>
+      </w:r>
+      <w:r>
+        <w:rPr/>
+        <w:t xml:space="preserve"> and O</w:t>
+      </w:r>
+      <w:r>
+        <w:rPr>
+          <w:vertAlign w:val="subscript"/>
+        </w:rPr>
+        <w:t>3</w:t>
+      </w:r>
+      <w:r>
+        <w:rPr/>
+        <w:t xml:space="preserve"> summaries), weather, calendar terms, profile (age, sex, disease, severity) and health history (last and mean symptom scores, trend, reliever use, diary days, events in 90 days, days since the last event, and the last wearable readings). Missing values stay missing, as in the training data, so the model learns a branch for them. A test perturbs every input after the origin and requires identical features.</w:t>
+      </w:r>
+    </w:p>
+    <w:p>
+      <w:pPr>
+        <w:spacing w:after="60"/>
+        <w:ind w:firstLine="288"/>
+        <w:jc w:val="both"/>
+      </w:pPr>
+      <w:r>
+        <w:rPr/>
+        <w:t>The model is a shared LightGBM trunk trained on all patients with disease as a feature, plus one small LightGBM head per disease boosted from the trunk’s output,</w:t>
+      </w:r>
+    </w:p>
+    <w:p>
+      <w:pPr>
+        <w:tabs>
+          <w:tab w:val="center" w:pos="2520"/>
+          <w:tab w:val="right" w:pos="5040"/>
+        </w:tabs>
+        <w:spacing w:before="40" w:after="40"/>
+      </w:pPr>
+      <w:r>
+        <w:tab/>
+      </w:r>
+      <w:r>
+        <w:rPr>
+          <w:i/>
+        </w:rPr>
+        <w:t>p = σ(m</w:t>
+      </w:r>
+      <w:r>
+        <w:rPr>
+          <w:i/>
+          <w:vertAlign w:val="subscript"/>
+        </w:rPr>
+        <w:t>trunk</w:t>
+      </w:r>
+      <w:r>
+        <w:rPr>
+          <w:i/>
+        </w:rPr>
+        <w:t>(x) + m</w:t>
+      </w:r>
+      <w:r>
+        <w:rPr>
+          <w:i/>
+          <w:vertAlign w:val="subscript"/>
+        </w:rPr>
+        <w:t>d</w:t>
+      </w:r>
+      <w:r>
+        <w:rPr>
+          <w:i/>
+        </w:rPr>
+        <w:t>(x))</w:t>
+      </w:r>
+      <w:r>
+        <w:tab/>
+        <w:t>(6)</w:t>
+      </w:r>
+    </w:p>
+    <w:p>
+      <w:pPr>
+        <w:spacing w:after="60"/>
+        <w:ind w:firstLine="288"/>
+        <w:jc w:val="both"/>
+      </w:pPr>
+      <w:r>
+        <w:rPr/>
+        <w:t>where σ is the logistic function and early stopping on validation keeps a head near zero if the disease adds nothing. Baselines use the same protocol: the base rate of the patient’s stratum, logistic regression with missing-value indicators, one pooled LightGBM, and one LightGBM per disease; two ablations remove the exposure and the health features. Of the seen patients (80%), origins up to 31 January 2026 train (201,422 rows, 2,974 events), February–April validate (52,623, 832) and May–September test (84,908, 1,241); the other 20% of patients are tested over the same months (21,293, 311). Origins whose label window crosses a boundary are dropped, the protocol was fixed before testing, and 95% intervals come from a patient-level cluster bootstrap with 200 resamples.</w:t>
+      </w:r>
+    </w:p>
+    <w:p>
+      <w:pPr>
+        <w:spacing w:after="60"/>
+        <w:ind w:firstLine="288"/>
+        <w:jc w:val="both"/>
+      </w:pPr>
+      <w:r>
+        <w:rPr/>
+        <w:t>Probabilities are calibrated per disease on validation with Platt scaling [19],</w:t>
+      </w:r>
+    </w:p>
+    <w:p>
+      <w:pPr>
+        <w:tabs>
+          <w:tab w:val="center" w:pos="2520"/>
+          <w:tab w:val="right" w:pos="5040"/>
+        </w:tabs>
+        <w:spacing w:before="40" w:after="40"/>
+      </w:pPr>
+      <w:r>
+        <w:tab/>
+      </w:r>
+      <w:r>
+        <w:rPr>
+          <w:i/>
+        </w:rPr>
+        <w:t>p</w:t>
+      </w:r>
+      <w:r>
+        <w:rPr>
+          <w:i/>
+          <w:vertAlign w:val="subscript"/>
+        </w:rPr>
+        <w:t>cal</w:t>
+      </w:r>
+      <w:r>
+        <w:rPr>
+          <w:i/>
+        </w:rPr>
+        <w:t xml:space="preserve"> = σ(a · logit p + b)</w:t>
+      </w:r>
+      <w:r>
+        <w:tab/>
+        <w:t>(7)</w:t>
+      </w:r>
+    </w:p>
+    <w:p>
+      <w:pPr>
+        <w:spacing w:after="60"/>
+        <w:ind w:firstLine="288"/>
+        <w:jc w:val="both"/>
+      </w:pPr>
+      <w:r>
+        <w:rPr/>
+        <w:t>after isotonic regression was rejected because its lowest block reported an exact zero risk for 4–6% of test predictions. Discrimination is measured by AUROC and AUPRC, accuracy of the probabilities by the Brier score [20] and the expected calibration error over B = 10 equal-frequency bins [21],</w:t>
+      </w:r>
+    </w:p>
+    <w:p>
+      <w:pPr>
+        <w:tabs>
+          <w:tab w:val="center" w:pos="2520"/>
+          <w:tab w:val="right" w:pos="5040"/>
+        </w:tabs>
+        <w:spacing w:before="40" w:after="40"/>
+      </w:pPr>
+      <w:r>
+        <w:tab/>
+      </w:r>
+      <w:r>
+        <w:rPr>
+          <w:i/>
+        </w:rPr>
+        <w:t>ECE = Σ</w:t>
+      </w:r>
+      <w:r>
+        <w:rPr>
+          <w:i/>
+          <w:vertAlign w:val="subscript"/>
+        </w:rPr>
+        <w:t>b</w:t>
+      </w:r>
+      <w:r>
+        <w:rPr>
+          <w:i/>
+        </w:rPr>
+        <w:t xml:space="preserve"> (n</w:t>
+      </w:r>
+      <w:r>
+        <w:rPr>
+          <w:i/>
+          <w:vertAlign w:val="subscript"/>
+        </w:rPr>
+        <w:t>b</w:t>
+      </w:r>
+      <w:r>
+        <w:rPr>
+          <w:i/>
+        </w:rPr>
+        <w:t>/n) |ō</w:t>
+      </w:r>
+      <w:r>
+        <w:rPr>
+          <w:i/>
+          <w:vertAlign w:val="subscript"/>
+        </w:rPr>
+        <w:t>b</w:t>
+      </w:r>
+      <w:r>
+        <w:rPr>
+          <w:i/>
+        </w:rPr>
+        <w:t xml:space="preserve"> − p̄</w:t>
+      </w:r>
+      <w:r>
+        <w:rPr>
+          <w:i/>
+          <w:vertAlign w:val="subscript"/>
+        </w:rPr>
+        <w:t>b</w:t>
+      </w:r>
+      <w:r>
+        <w:rPr>
+          <w:i/>
+        </w:rPr>
+        <w:t>|</w:t>
+      </w:r>
+      <w:r>
+        <w:tab/>
+        <w:t>(8)</w:t>
+      </w:r>
+    </w:p>
+    <w:p>
+      <w:pPr>
+        <w:spacing w:after="60"/>
+        <w:ind w:firstLine="288"/>
+        <w:jc w:val="both"/>
+      </w:pPr>
+      <w:r>
+        <w:rPr/>
+        <w:t>where ō</w:t>
+      </w:r>
+      <w:r>
+        <w:rPr>
+          <w:vertAlign w:val="subscript"/>
+        </w:rPr>
+        <w:t>b</w:t>
+      </w:r>
+      <w:r>
+        <w:rPr/>
+        <w:t xml:space="preserve"> and p̄</w:t>
+      </w:r>
+      <w:r>
+        <w:rPr>
+          <w:vertAlign w:val="subscript"/>
+        </w:rPr>
+        <w:t>b</w:t>
+      </w:r>
+      <w:r>
+        <w:rPr/>
+        <w:t xml:space="preserve"> are the observed rate and mean prediction in bin b. A versioned policy maps the calibrated probability to Low, Moderate, High or Severe per disease, with thresholds fixed on validation: Moderate at 1.5 × the base rate, High at the F</w:t>
+      </w:r>
+      <w:r>
+        <w:rPr>
+          <w:vertAlign w:val="subscript"/>
+        </w:rPr>
+        <w:t>1</w:t>
+      </w:r>
+      <w:r>
+        <w:rPr/>
+        <w:t>-optimal alert threshold, and Severe at the top 1% of validation predictions. An optional personal offset shifts the log-odds by the patient’s own history,</w:t>
+      </w:r>
+    </w:p>
+    <w:p>
+      <w:pPr>
+        <w:tabs>
+          <w:tab w:val="center" w:pos="2520"/>
+          <w:tab w:val="right" w:pos="5040"/>
+        </w:tabs>
+        <w:spacing w:before="40" w:after="40"/>
+      </w:pPr>
+      <w:r>
+        <w:tab/>
+      </w:r>
+      <w:r>
+        <w:rPr>
+          <w:i/>
+        </w:rPr>
+        <w:t>p′ = σ(logit p</w:t>
+      </w:r>
+      <w:r>
+        <w:rPr>
+          <w:i/>
+          <w:vertAlign w:val="subscript"/>
+        </w:rPr>
+        <w:t>cal</w:t>
+      </w:r>
+      <w:r>
+        <w:rPr>
+          <w:i/>
+        </w:rPr>
+        <w:t xml:space="preserve"> + δ)</w:t>
+      </w:r>
+      <w:r>
+        <w:tab/>
+        <w:t>(9)</w:t>
+      </w:r>
+    </w:p>
+    <w:p>
+      <w:pPr>
+        <w:spacing w:after="60"/>
+        <w:ind w:firstLine="288"/>
+        <w:jc w:val="both"/>
+      </w:pPr>
+      <w:r>
+        <w:rPr/>
+        <w:t>with δ = clip(ln((O + 2)/(E + 2)), ±ln 2), O the exacerbations the patient reported before the prediction time and E the number expected from their stratum over the same diary days, so the offset shrinks to zero for new users.</w:t>
+      </w:r>
+    </w:p>
+    <w:p>
+      <w:pPr>
+        <w:spacing w:after="60"/>
+        <w:ind w:firstLine="288"/>
+        <w:jc w:val="both"/>
+      </w:pPr>
+      <w:r>
+        <w:rPr>
+          <w:i/>
+        </w:rPr>
+        <w:t>Explanations.</w:t>
+      </w:r>
+      <w:r>
+        <w:rPr/>
+        <w:t xml:space="preserve"> Each prediction is explained with exact TreeSHAP [18], [22] computed by LightGBM. SHAP values are additive, so the trunk and head attributions sum, and because Platt scaling is linear in log-odds the attributions can be moved onto the probability the patient sees:</w:t>
+      </w:r>
+    </w:p>
+    <w:p>
+      <w:pPr>
+        <w:tabs>
+          <w:tab w:val="center" w:pos="2520"/>
+          <w:tab w:val="right" w:pos="5040"/>
+        </w:tabs>
+        <w:spacing w:before="40" w:after="40"/>
+      </w:pPr>
+      <w:r>
+        <w:tab/>
+      </w:r>
+      <w:r>
+        <w:rPr>
+          <w:i/>
+        </w:rPr>
+        <w:t>logit p′ = (aφ</w:t>
+      </w:r>
+      <w:r>
+        <w:rPr>
+          <w:i/>
+          <w:vertAlign w:val="subscript"/>
+        </w:rPr>
+        <w:t>0</w:t>
+      </w:r>
+      <w:r>
+        <w:rPr>
+          <w:i/>
+        </w:rPr>
+        <w:t xml:space="preserve"> + b) + Σ</w:t>
+      </w:r>
+      <w:r>
+        <w:rPr>
+          <w:i/>
+          <w:vertAlign w:val="subscript"/>
+        </w:rPr>
+        <w:t>j</w:t>
+      </w:r>
+      <w:r>
+        <w:rPr>
+          <w:i/>
+        </w:rPr>
+        <w:t xml:space="preserve"> aφ</w:t>
+      </w:r>
+      <w:r>
+        <w:rPr>
+          <w:i/>
+          <w:vertAlign w:val="subscript"/>
+        </w:rPr>
+        <w:t>j</w:t>
+      </w:r>
+      <w:r>
+        <w:rPr>
+          <w:i/>
+        </w:rPr>
+        <w:t>(x) + δ</w:t>
+      </w:r>
+      <w:r>
+        <w:tab/>
+        <w:t>(10)</w:t>
+      </w:r>
+    </w:p>
+    <w:p>
+      <w:pPr>
+        <w:spacing w:after="60"/>
+        <w:ind w:firstLine="288"/>
+        <w:jc w:val="both"/>
+      </w:pPr>
+      <w:r>
+        <w:rPr/>
+        <w:t>where φ</w:t>
+      </w:r>
+      <w:r>
+        <w:rPr>
+          <w:vertAlign w:val="subscript"/>
+        </w:rPr>
+        <w:t>0</w:t>
+      </w:r>
+      <w:r>
+        <w:rPr/>
+        <w:t xml:space="preserve"> is the base value and φ</w:t>
+      </w:r>
+      <w:r>
+        <w:rPr>
+          <w:vertAlign w:val="subscript"/>
+        </w:rPr>
+        <w:t>j</w:t>
+      </w:r>
+      <w:r>
+        <w:rPr/>
+        <w:t xml:space="preserve"> the attribution of feature j. The 38 features are grouped into 14 patient-facing factors, and the largest five are worded as having raised or lowered the estimate, never as causes. Each explanation is stored with the prediction’s model, feature and calibration versions and a fingerprint of its input vector, and is refused on read if any of them differs.</w:t>
+      </w:r>
+    </w:p>
+    <w:p>
+      <w:pPr>
+        <w:spacing w:after="60"/>
+        <w:ind w:firstLine="288"/>
+        <w:jc w:val="both"/>
+      </w:pPr>
+      <w:r>
+        <w:rPr>
+          <w:i/>
+        </w:rPr>
+        <w:t>Alerts.</w:t>
+      </w:r>
+      <w:r>
+        <w:rPr/>
+        <w:t xml:space="preserve"> An alert is created when the current estimate is valid, at least High, made no more than 2 h before evaluation, and no alert exists for that prediction or for an equivalent one, meaning a non-cancelled alert at the same or a higher level whose 24-h window is still running. A higher level supersedes open lower alerts; a recomputed prediction that falls below High withdraws its own alert. Predictions and the alert decision are written in one transaction with a row lock on the patient. An alert states only the level and percentage, never medication advice.</w:t>
+      </w:r>
+    </w:p>
+    <w:p>
+      <w:pPr>
+        <w:pStyle w:val="Heading1"/>
+      </w:pPr>
+      <w:r>
+        <w:t>XIV. Risk Results</w:t>
+      </w:r>
+    </w:p>
+    <w:p>
+      <w:pPr>
+        <w:spacing w:after="60"/>
+        <w:ind w:firstLine="288"/>
+        <w:jc w:val="both"/>
+      </w:pPr>
+      <w:r>
+        <w:rPr/>
+        <w:t>Table VII compares the models on the test period. The test prevalence is 1.5% per 24 hours, so a random model has an AUPRC of about 0.015.</w:t>
+      </w:r>
+    </w:p>
+    <w:p>
+      <w:pPr>
+        <w:keepNext/>
+        <w:spacing w:before="120" w:after="0"/>
+        <w:jc w:val="center"/>
+      </w:pPr>
+      <w:r>
+        <w:rPr>
+          <w:sz w:val="16"/>
+        </w:rPr>
+        <w:t>TABLE VII</w:t>
+      </w:r>
+    </w:p>
+    <w:p>
+      <w:pPr>
+        <w:keepNext/>
+        <w:spacing w:after="60"/>
+        <w:jc w:val="center"/>
+      </w:pPr>
+      <w:r>
+        <w:rPr>
+          <w:smallCaps/>
+          <w:sz w:val="16"/>
+        </w:rPr>
+        <w:t>Risk Model Comparison, Test, Seen Patients (Synthetic Labels)</w:t>
+      </w:r>
+    </w:p>
+    <w:tbl>
+      <w:tblPr>
+        <w:tblW w:type="dxa" w:w="5040"/>
+        <w:tblLook w:firstColumn="1" w:firstRow="1" w:lastColumn="0" w:lastRow="0" w:noHBand="0" w:noVBand="1" w:val="04A0"/>
+        <w:tblLayout w:type="fixed"/>
+      </w:tblPr>
+      <w:tblGrid>
+        <w:gridCol w:w="1450"/>
+        <w:gridCol w:w="1550"/>
+        <w:gridCol w:w="640"/>
+        <w:gridCol w:w="760"/>
+        <w:gridCol w:w="640"/>
+      </w:tblGrid>
+      <w:tr>
+        <w:trPr>
+          <w:cantSplit/>
+          <w:tblHeader/>
+        </w:trPr>
+        <w:tc>
+          <w:tcPr>
+            <w:tcW w:type="dxa" w:w="1450"/>
+            <w:tcBorders>
+              <w:top w:val="single" w:sz="4" w:space="0" w:color="808080"/>
+              <w:left w:val="single" w:sz="4" w:space="0" w:color="808080"/>
+              <w:bottom w:val="single" w:sz="4" w:space="0" w:color="808080"/>
+              <w:right w:val="single" w:sz="4" w:space="0" w:color="808080"/>
+            </w:tcBorders>
+            <w:shd w:val="clear" w:color="auto" w:fill="E7E6E6"/>
+            <w:tcMar>
+              <w:top w:w="20" w:type="dxa"/>
+              <w:left w:w="50" w:type="dxa"/>
+              <w:bottom w:w="20" w:type="dxa"/>
+              <w:right w:w="50" w:type="dxa"/>
+            </w:tcMar>
+            <w:vAlign w:val="center"/>
+          </w:tcPr>
+          <w:p>
+            <w:pPr>
+              <w:jc w:val="center"/>
+            </w:pPr>
+            <w:r>
+              <w:rPr>
+                <w:b/>
+                <w:sz w:val="15"/>
+              </w:rPr>
+              <w:t>Model</w:t>
+            </w:r>
+          </w:p>
+        </w:tc>
+        <w:tc>
+          <w:tcPr>
+            <w:tcW w:type="dxa" w:w="1550"/>
+            <w:tcBorders>
+              <w:top w:val="single" w:sz="4" w:space="0" w:color="808080"/>
+              <w:left w:val="single" w:sz="4" w:space="0" w:color="808080"/>
+              <w:bottom w:val="single" w:sz="4" w:space="0" w:color="808080"/>
+              <w:right w:val="single" w:sz="4" w:space="0" w:color="808080"/>
+            </w:tcBorders>
+            <w:shd w:val="clear" w:color="auto" w:fill="E7E6E6"/>
+            <w:tcMar>
+              <w:top w:w="20" w:type="dxa"/>
+              <w:left w:w="50" w:type="dxa"/>
+              <w:bottom w:w="20" w:type="dxa"/>
+              <w:right w:w="50" w:type="dxa"/>
+            </w:tcMar>
+            <w:vAlign w:val="center"/>
+          </w:tcPr>
+          <w:p>
+            <w:pPr>
+              <w:jc w:val="center"/>
+            </w:pPr>
+            <w:r>
+              <w:rPr>
+                <w:b/>
+                <w:sz w:val="15"/>
+              </w:rPr>
+              <w:t>AUROC [95% CI]</w:t>
+            </w:r>
+          </w:p>
+        </w:tc>
+        <w:tc>
+          <w:tcPr>
+            <w:tcW w:type="dxa" w:w="640"/>
+            <w:tcBorders>
+              <w:top w:val="single" w:sz="4" w:space="0" w:color="808080"/>
+              <w:left w:val="single" w:sz="4" w:space="0" w:color="808080"/>
+              <w:bottom w:val="single" w:sz="4" w:space="0" w:color="808080"/>
+              <w:right w:val="single" w:sz="4" w:space="0" w:color="808080"/>
+            </w:tcBorders>
+            <w:shd w:val="clear" w:color="auto" w:fill="E7E6E6"/>
+            <w:tcMar>
+              <w:top w:w="20" w:type="dxa"/>
+              <w:left w:w="50" w:type="dxa"/>
+              <w:bottom w:w="20" w:type="dxa"/>
+              <w:right w:w="50" w:type="dxa"/>
+            </w:tcMar>
+            <w:vAlign w:val="center"/>
+          </w:tcPr>
+          <w:p>
+            <w:pPr>
+              <w:jc w:val="center"/>
+            </w:pPr>
+            <w:r>
+              <w:rPr>
+                <w:b/>
+                <w:sz w:val="15"/>
+              </w:rPr>
+              <w:t>AUPRC</w:t>
+            </w:r>
+          </w:p>
+        </w:tc>
+        <w:tc>
+          <w:tcPr>
+            <w:tcW w:type="dxa" w:w="760"/>
+            <w:tcBorders>
+              <w:top w:val="single" w:sz="4" w:space="0" w:color="808080"/>
+              <w:left w:val="single" w:sz="4" w:space="0" w:color="808080"/>
+              <w:bottom w:val="single" w:sz="4" w:space="0" w:color="808080"/>
+              <w:right w:val="single" w:sz="4" w:space="0" w:color="808080"/>
+            </w:tcBorders>
+            <w:shd w:val="clear" w:color="auto" w:fill="E7E6E6"/>
+            <w:tcMar>
+              <w:top w:w="20" w:type="dxa"/>
+              <w:left w:w="50" w:type="dxa"/>
+              <w:bottom w:w="20" w:type="dxa"/>
+              <w:right w:w="50" w:type="dxa"/>
+            </w:tcMar>
+            <w:vAlign w:val="center"/>
+          </w:tcPr>
+          <w:p>
+            <w:pPr>
+              <w:jc w:val="center"/>
+            </w:pPr>
+            <w:r>
+              <w:rPr>
+                <w:b/>
+                <w:sz w:val="15"/>
+              </w:rPr>
+              <w:t>Brier</w:t>
+            </w:r>
+          </w:p>
+        </w:tc>
+        <w:tc>
+          <w:tcPr>
+            <w:tcW w:type="dxa" w:w="640"/>
+            <w:tcBorders>
+              <w:top w:val="single" w:sz="4" w:space="0" w:color="808080"/>
+              <w:left w:val="single" w:sz="4" w:space="0" w:color="808080"/>
+              <w:bottom w:val="single" w:sz="4" w:space="0" w:color="808080"/>
+              <w:right w:val="single" w:sz="4" w:space="0" w:color="808080"/>
+            </w:tcBorders>
+            <w:shd w:val="clear" w:color="auto" w:fill="E7E6E6"/>
+            <w:tcMar>
+              <w:top w:w="20" w:type="dxa"/>
+              <w:left w:w="50" w:type="dxa"/>
+              <w:bottom w:w="20" w:type="dxa"/>
+              <w:right w:w="50" w:type="dxa"/>
+            </w:tcMar>
+            <w:vAlign w:val="center"/>
+          </w:tcPr>
+          <w:p>
+            <w:pPr>
+              <w:jc w:val="center"/>
+            </w:pPr>
+            <w:r>
+              <w:rPr>
+                <w:b/>
+                <w:sz w:val="15"/>
+              </w:rPr>
+              <w:t>ECE</w:t>
+            </w:r>
+          </w:p>
+        </w:tc>
+      </w:tr>
+      <w:tr>
+        <w:trPr>
+          <w:cantSplit/>
+        </w:trPr>
+        <w:tc>
+          <w:tcPr>
+            <w:tcW w:type="dxa" w:w="1450"/>
+            <w:tcBorders>
+              <w:top w:val="single" w:sz="4" w:space="0" w:color="808080"/>
+              <w:left w:val="single" w:sz="4" w:space="0" w:color="808080"/>
+              <w:bottom w:val="single" w:sz="4" w:space="0" w:color="808080"/>
+              <w:right w:val="single" w:sz="4" w:space="0" w:color="808080"/>
+            </w:tcBorders>
+            <w:tcMar>
+              <w:top w:w="20" w:type="dxa"/>
+              <w:left w:w="50" w:type="dxa"/>
+              <w:bottom w:w="20" w:type="dxa"/>
+              <w:right w:w="50" w:type="dxa"/>
+            </w:tcMar>
+            <w:vAlign w:val="center"/>
+          </w:tcPr>
+          <w:p>
+            <w:pPr>
+              <w:jc w:val="left"/>
+            </w:pPr>
+            <w:r>
+              <w:rPr>
+                <w:sz w:val="15"/>
+              </w:rPr>
+              <w:t>Stratum prior (no features)</w:t>
+            </w:r>
+          </w:p>
+        </w:tc>
+        <w:tc>
+          <w:tcPr>
+            <w:tcW w:type="dxa" w:w="1550"/>
+            <w:tcBorders>
+              <w:top w:val="single" w:sz="4" w:space="0" w:color="808080"/>
+              <w:left w:val="single" w:sz="4" w:space="0" w:color="808080"/>
+              <w:bottom w:val="single" w:sz="4" w:space="0" w:color="808080"/>
+              <w:right w:val="single" w:sz="4" w:space="0" w:color="808080"/>
+            </w:tcBorders>
+            <w:tcMar>
+              <w:top w:w="20" w:type="dxa"/>
+              <w:left w:w="50" w:type="dxa"/>
+              <w:bottom w:w="20" w:type="dxa"/>
+              <w:right w:w="50" w:type="dxa"/>
+            </w:tcMar>
+            <w:vAlign w:val="center"/>
+          </w:tcPr>
+          <w:p>
+            <w:pPr>
+              <w:jc w:val="center"/>
+            </w:pPr>
+            <w:r>
+              <w:rPr>
+                <w:sz w:val="15"/>
+              </w:rPr>
+              <w:t>0.597 [0.564, 0.632]</w:t>
+            </w:r>
+          </w:p>
+        </w:tc>
+        <w:tc>
+          <w:tcPr>
+            <w:tcW w:type="dxa" w:w="640"/>
+            <w:tcBorders>
+              <w:top w:val="single" w:sz="4" w:space="0" w:color="808080"/>
+              <w:left w:val="single" w:sz="4" w:space="0" w:color="808080"/>
+              <w:bottom w:val="single" w:sz="4" w:space="0" w:color="808080"/>
+              <w:right w:val="single" w:sz="4" w:space="0" w:color="808080"/>
+            </w:tcBorders>
+            <w:tcMar>
+              <w:top w:w="20" w:type="dxa"/>
+              <w:left w:w="50" w:type="dxa"/>
+              <w:bottom w:w="20" w:type="dxa"/>
+              <w:right w:w="50" w:type="dxa"/>
+            </w:tcMar>
+            <w:vAlign w:val="center"/>
+          </w:tcPr>
+          <w:p>
+            <w:pPr>
+              <w:jc w:val="center"/>
+            </w:pPr>
+            <w:r>
+              <w:rPr>
+                <w:sz w:val="15"/>
+              </w:rPr>
+              <w:t>0.020</w:t>
+            </w:r>
+          </w:p>
+        </w:tc>
+        <w:tc>
+          <w:tcPr>
+            <w:tcW w:type="dxa" w:w="760"/>
+            <w:tcBorders>
+              <w:top w:val="single" w:sz="4" w:space="0" w:color="808080"/>
+              <w:left w:val="single" w:sz="4" w:space="0" w:color="808080"/>
+              <w:bottom w:val="single" w:sz="4" w:space="0" w:color="808080"/>
+              <w:right w:val="single" w:sz="4" w:space="0" w:color="808080"/>
+            </w:tcBorders>
+            <w:tcMar>
+              <w:top w:w="20" w:type="dxa"/>
+              <w:left w:w="50" w:type="dxa"/>
+              <w:bottom w:w="20" w:type="dxa"/>
+              <w:right w:w="50" w:type="dxa"/>
+            </w:tcMar>
+            <w:vAlign w:val="center"/>
+          </w:tcPr>
+          <w:p>
+            <w:pPr>
+              <w:jc w:val="center"/>
+            </w:pPr>
+            <w:r>
+              <w:rPr>
+                <w:sz w:val="15"/>
+              </w:rPr>
+              <w:t>0.01438</w:t>
+            </w:r>
+          </w:p>
+        </w:tc>
+        <w:tc>
+          <w:tcPr>
+            <w:tcW w:type="dxa" w:w="640"/>
+            <w:tcBorders>
+              <w:top w:val="single" w:sz="4" w:space="0" w:color="808080"/>
+              <w:left w:val="single" w:sz="4" w:space="0" w:color="808080"/>
+              <w:bottom w:val="single" w:sz="4" w:space="0" w:color="808080"/>
+              <w:right w:val="single" w:sz="4" w:space="0" w:color="808080"/>
+            </w:tcBorders>
+            <w:tcMar>
+              <w:top w:w="20" w:type="dxa"/>
+              <w:left w:w="50" w:type="dxa"/>
+              <w:bottom w:w="20" w:type="dxa"/>
+              <w:right w:w="50" w:type="dxa"/>
+            </w:tcMar>
+            <w:vAlign w:val="center"/>
+          </w:tcPr>
+          <w:p>
+            <w:pPr>
+              <w:jc w:val="center"/>
+            </w:pPr>
+            <w:r>
+              <w:rPr>
+                <w:sz w:val="15"/>
+              </w:rPr>
+              <w:t>0.0018</w:t>
+            </w:r>
+          </w:p>
+        </w:tc>
+      </w:tr>
+      <w:tr>
+        <w:trPr>
+          <w:cantSplit/>
+        </w:trPr>
+        <w:tc>
+          <w:tcPr>
+            <w:tcW w:type="dxa" w:w="1450"/>
+            <w:tcBorders>
+              <w:top w:val="single" w:sz="4" w:space="0" w:color="808080"/>
+              <w:left w:val="single" w:sz="4" w:space="0" w:color="808080"/>
+              <w:bottom w:val="single" w:sz="4" w:space="0" w:color="808080"/>
+              <w:right w:val="single" w:sz="4" w:space="0" w:color="808080"/>
+            </w:tcBorders>
+            <w:tcMar>
+              <w:top w:w="20" w:type="dxa"/>
+              <w:left w:w="50" w:type="dxa"/>
+              <w:bottom w:w="20" w:type="dxa"/>
+              <w:right w:w="50" w:type="dxa"/>
+            </w:tcMar>
+            <w:vAlign w:val="center"/>
+          </w:tcPr>
+          <w:p>
+            <w:pPr>
+              <w:jc w:val="left"/>
+            </w:pPr>
+            <w:r>
+              <w:rPr>
+                <w:sz w:val="15"/>
+              </w:rPr>
+              <w:t>Logistic regression</w:t>
+            </w:r>
+          </w:p>
+        </w:tc>
+        <w:tc>
+          <w:tcPr>
+            <w:tcW w:type="dxa" w:w="1550"/>
+            <w:tcBorders>
+              <w:top w:val="single" w:sz="4" w:space="0" w:color="808080"/>
+              <w:left w:val="single" w:sz="4" w:space="0" w:color="808080"/>
+              <w:bottom w:val="single" w:sz="4" w:space="0" w:color="808080"/>
+              <w:right w:val="single" w:sz="4" w:space="0" w:color="808080"/>
+            </w:tcBorders>
+            <w:tcMar>
+              <w:top w:w="20" w:type="dxa"/>
+              <w:left w:w="50" w:type="dxa"/>
+              <w:bottom w:w="20" w:type="dxa"/>
+              <w:right w:w="50" w:type="dxa"/>
+            </w:tcMar>
+            <w:vAlign w:val="center"/>
+          </w:tcPr>
+          <w:p>
+            <w:pPr>
+              <w:jc w:val="center"/>
+            </w:pPr>
+            <w:r>
+              <w:rPr>
+                <w:sz w:val="15"/>
+              </w:rPr>
+              <w:t>0.699 [0.674, 0.724]</w:t>
+            </w:r>
+          </w:p>
+        </w:tc>
+        <w:tc>
+          <w:tcPr>
+            <w:tcW w:type="dxa" w:w="640"/>
+            <w:tcBorders>
+              <w:top w:val="single" w:sz="4" w:space="0" w:color="808080"/>
+              <w:left w:val="single" w:sz="4" w:space="0" w:color="808080"/>
+              <w:bottom w:val="single" w:sz="4" w:space="0" w:color="808080"/>
+              <w:right w:val="single" w:sz="4" w:space="0" w:color="808080"/>
+            </w:tcBorders>
+            <w:tcMar>
+              <w:top w:w="20" w:type="dxa"/>
+              <w:left w:w="50" w:type="dxa"/>
+              <w:bottom w:w="20" w:type="dxa"/>
+              <w:right w:w="50" w:type="dxa"/>
+            </w:tcMar>
+            <w:vAlign w:val="center"/>
+          </w:tcPr>
+          <w:p>
+            <w:pPr>
+              <w:jc w:val="center"/>
+            </w:pPr>
+            <w:r>
+              <w:rPr>
+                <w:sz w:val="15"/>
+              </w:rPr>
+              <w:t>0.043</w:t>
+            </w:r>
+          </w:p>
+        </w:tc>
+        <w:tc>
+          <w:tcPr>
+            <w:tcW w:type="dxa" w:w="760"/>
+            <w:tcBorders>
+              <w:top w:val="single" w:sz="4" w:space="0" w:color="808080"/>
+              <w:left w:val="single" w:sz="4" w:space="0" w:color="808080"/>
+              <w:bottom w:val="single" w:sz="4" w:space="0" w:color="808080"/>
+              <w:right w:val="single" w:sz="4" w:space="0" w:color="808080"/>
+            </w:tcBorders>
+            <w:tcMar>
+              <w:top w:w="20" w:type="dxa"/>
+              <w:left w:w="50" w:type="dxa"/>
+              <w:bottom w:w="20" w:type="dxa"/>
+              <w:right w:w="50" w:type="dxa"/>
+            </w:tcMar>
+            <w:vAlign w:val="center"/>
+          </w:tcPr>
+          <w:p>
+            <w:pPr>
+              <w:jc w:val="center"/>
+            </w:pPr>
+            <w:r>
+              <w:rPr>
+                <w:sz w:val="15"/>
+              </w:rPr>
+              <w:t>0.01424</w:t>
+            </w:r>
+          </w:p>
+        </w:tc>
+        <w:tc>
+          <w:tcPr>
+            <w:tcW w:type="dxa" w:w="640"/>
+            <w:tcBorders>
+              <w:top w:val="single" w:sz="4" w:space="0" w:color="808080"/>
+              <w:left w:val="single" w:sz="4" w:space="0" w:color="808080"/>
+              <w:bottom w:val="single" w:sz="4" w:space="0" w:color="808080"/>
+              <w:right w:val="single" w:sz="4" w:space="0" w:color="808080"/>
+            </w:tcBorders>
+            <w:tcMar>
+              <w:top w:w="20" w:type="dxa"/>
+              <w:left w:w="50" w:type="dxa"/>
+              <w:bottom w:w="20" w:type="dxa"/>
+              <w:right w:w="50" w:type="dxa"/>
+            </w:tcMar>
+            <w:vAlign w:val="center"/>
+          </w:tcPr>
+          <w:p>
+            <w:pPr>
+              <w:jc w:val="center"/>
+            </w:pPr>
+            <w:r>
+              <w:rPr>
+                <w:sz w:val="15"/>
+              </w:rPr>
+              <w:t>0.0025</w:t>
+            </w:r>
+          </w:p>
+        </w:tc>
+      </w:tr>
+      <w:tr>
+        <w:trPr>
+          <w:cantSplit/>
+        </w:trPr>
+        <w:tc>
+          <w:tcPr>
+            <w:tcW w:type="dxa" w:w="1450"/>
+            <w:tcBorders>
+              <w:top w:val="single" w:sz="4" w:space="0" w:color="808080"/>
+              <w:left w:val="single" w:sz="4" w:space="0" w:color="808080"/>
+              <w:bottom w:val="single" w:sz="4" w:space="0" w:color="808080"/>
+              <w:right w:val="single" w:sz="4" w:space="0" w:color="808080"/>
+            </w:tcBorders>
+            <w:tcMar>
+              <w:top w:w="20" w:type="dxa"/>
+              <w:left w:w="50" w:type="dxa"/>
+              <w:bottom w:w="20" w:type="dxa"/>
+              <w:right w:w="50" w:type="dxa"/>
+            </w:tcMar>
+            <w:vAlign w:val="center"/>
+          </w:tcPr>
+          <w:p>
+            <w:pPr>
+              <w:jc w:val="left"/>
+            </w:pPr>
+            <w:r>
+              <w:rPr>
+                <w:sz w:val="15"/>
+              </w:rPr>
+              <w:t>LightGBM pooled</w:t>
+            </w:r>
+          </w:p>
+        </w:tc>
+        <w:tc>
+          <w:tcPr>
+            <w:tcW w:type="dxa" w:w="1550"/>
+            <w:tcBorders>
+              <w:top w:val="single" w:sz="4" w:space="0" w:color="808080"/>
+              <w:left w:val="single" w:sz="4" w:space="0" w:color="808080"/>
+              <w:bottom w:val="single" w:sz="4" w:space="0" w:color="808080"/>
+              <w:right w:val="single" w:sz="4" w:space="0" w:color="808080"/>
+            </w:tcBorders>
+            <w:tcMar>
+              <w:top w:w="20" w:type="dxa"/>
+              <w:left w:w="50" w:type="dxa"/>
+              <w:bottom w:w="20" w:type="dxa"/>
+              <w:right w:w="50" w:type="dxa"/>
+            </w:tcMar>
+            <w:vAlign w:val="center"/>
+          </w:tcPr>
+          <w:p>
+            <w:pPr>
+              <w:jc w:val="center"/>
+            </w:pPr>
+            <w:r>
+              <w:rPr>
+                <w:sz w:val="15"/>
+              </w:rPr>
+              <w:t>0.709 [0.685, 0.732]</w:t>
+            </w:r>
+          </w:p>
+        </w:tc>
+        <w:tc>
+          <w:tcPr>
+            <w:tcW w:type="dxa" w:w="640"/>
+            <w:tcBorders>
+              <w:top w:val="single" w:sz="4" w:space="0" w:color="808080"/>
+              <w:left w:val="single" w:sz="4" w:space="0" w:color="808080"/>
+              <w:bottom w:val="single" w:sz="4" w:space="0" w:color="808080"/>
+              <w:right w:val="single" w:sz="4" w:space="0" w:color="808080"/>
+            </w:tcBorders>
+            <w:tcMar>
+              <w:top w:w="20" w:type="dxa"/>
+              <w:left w:w="50" w:type="dxa"/>
+              <w:bottom w:w="20" w:type="dxa"/>
+              <w:right w:w="50" w:type="dxa"/>
+            </w:tcMar>
+            <w:vAlign w:val="center"/>
+          </w:tcPr>
+          <w:p>
+            <w:pPr>
+              <w:jc w:val="center"/>
+            </w:pPr>
+            <w:r>
+              <w:rPr>
+                <w:sz w:val="15"/>
+              </w:rPr>
+              <w:t>0.043</w:t>
+            </w:r>
+          </w:p>
+        </w:tc>
+        <w:tc>
+          <w:tcPr>
+            <w:tcW w:type="dxa" w:w="760"/>
+            <w:tcBorders>
+              <w:top w:val="single" w:sz="4" w:space="0" w:color="808080"/>
+              <w:left w:val="single" w:sz="4" w:space="0" w:color="808080"/>
+              <w:bottom w:val="single" w:sz="4" w:space="0" w:color="808080"/>
+              <w:right w:val="single" w:sz="4" w:space="0" w:color="808080"/>
+            </w:tcBorders>
+            <w:tcMar>
+              <w:top w:w="20" w:type="dxa"/>
+              <w:left w:w="50" w:type="dxa"/>
+              <w:bottom w:w="20" w:type="dxa"/>
+              <w:right w:w="50" w:type="dxa"/>
+            </w:tcMar>
+            <w:vAlign w:val="center"/>
+          </w:tcPr>
+          <w:p>
+            <w:pPr>
+              <w:jc w:val="center"/>
+            </w:pPr>
+            <w:r>
+              <w:rPr>
+                <w:sz w:val="15"/>
+              </w:rPr>
+              <w:t>0.01423</w:t>
+            </w:r>
+          </w:p>
+        </w:tc>
+        <w:tc>
+          <w:tcPr>
+            <w:tcW w:type="dxa" w:w="640"/>
+            <w:tcBorders>
+              <w:top w:val="single" w:sz="4" w:space="0" w:color="808080"/>
+              <w:left w:val="single" w:sz="4" w:space="0" w:color="808080"/>
+              <w:bottom w:val="single" w:sz="4" w:space="0" w:color="808080"/>
+              <w:right w:val="single" w:sz="4" w:space="0" w:color="808080"/>
+            </w:tcBorders>
+            <w:tcMar>
+              <w:top w:w="20" w:type="dxa"/>
+              <w:left w:w="50" w:type="dxa"/>
+              <w:bottom w:w="20" w:type="dxa"/>
+              <w:right w:w="50" w:type="dxa"/>
+            </w:tcMar>
+            <w:vAlign w:val="center"/>
+          </w:tcPr>
+          <w:p>
+            <w:pPr>
+              <w:jc w:val="center"/>
+            </w:pPr>
+            <w:r>
+              <w:rPr>
+                <w:sz w:val="15"/>
+              </w:rPr>
+              <w:t>0.0025</w:t>
+            </w:r>
+          </w:p>
+        </w:tc>
+      </w:tr>
+      <w:tr>
+        <w:trPr>
+          <w:cantSplit/>
+        </w:trPr>
+        <w:tc>
+          <w:tcPr>
+            <w:tcW w:type="dxa" w:w="1450"/>
+            <w:tcBorders>
+              <w:top w:val="single" w:sz="4" w:space="0" w:color="808080"/>
+              <w:left w:val="single" w:sz="4" w:space="0" w:color="808080"/>
+              <w:bottom w:val="single" w:sz="4" w:space="0" w:color="808080"/>
+              <w:right w:val="single" w:sz="4" w:space="0" w:color="808080"/>
+            </w:tcBorders>
+            <w:tcMar>
+              <w:top w:w="20" w:type="dxa"/>
+              <w:left w:w="50" w:type="dxa"/>
+              <w:bottom w:w="20" w:type="dxa"/>
+              <w:right w:w="50" w:type="dxa"/>
+            </w:tcMar>
+            <w:vAlign w:val="center"/>
+          </w:tcPr>
+          <w:p>
+            <w:pPr>
+              <w:jc w:val="left"/>
+            </w:pPr>
+            <w:r>
+              <w:rPr>
+                <w:sz w:val="15"/>
+              </w:rPr>
+              <w:t>LightGBM per disease</w:t>
+            </w:r>
+          </w:p>
+        </w:tc>
+        <w:tc>
+          <w:tcPr>
+            <w:tcW w:type="dxa" w:w="1550"/>
+            <w:tcBorders>
+              <w:top w:val="single" w:sz="4" w:space="0" w:color="808080"/>
+              <w:left w:val="single" w:sz="4" w:space="0" w:color="808080"/>
+              <w:bottom w:val="single" w:sz="4" w:space="0" w:color="808080"/>
+              <w:right w:val="single" w:sz="4" w:space="0" w:color="808080"/>
+            </w:tcBorders>
+            <w:tcMar>
+              <w:top w:w="20" w:type="dxa"/>
+              <w:left w:w="50" w:type="dxa"/>
+              <w:bottom w:w="20" w:type="dxa"/>
+              <w:right w:w="50" w:type="dxa"/>
+            </w:tcMar>
+            <w:vAlign w:val="center"/>
+          </w:tcPr>
+          <w:p>
+            <w:pPr>
+              <w:jc w:val="center"/>
+            </w:pPr>
+            <w:r>
+              <w:rPr>
+                <w:sz w:val="15"/>
+              </w:rPr>
+              <w:t>0.701 [0.679, 0.724]</w:t>
+            </w:r>
+          </w:p>
+        </w:tc>
+        <w:tc>
+          <w:tcPr>
+            <w:tcW w:type="dxa" w:w="640"/>
+            <w:tcBorders>
+              <w:top w:val="single" w:sz="4" w:space="0" w:color="808080"/>
+              <w:left w:val="single" w:sz="4" w:space="0" w:color="808080"/>
+              <w:bottom w:val="single" w:sz="4" w:space="0" w:color="808080"/>
+              <w:right w:val="single" w:sz="4" w:space="0" w:color="808080"/>
+            </w:tcBorders>
+            <w:tcMar>
+              <w:top w:w="20" w:type="dxa"/>
+              <w:left w:w="50" w:type="dxa"/>
+              <w:bottom w:w="20" w:type="dxa"/>
+              <w:right w:w="50" w:type="dxa"/>
+            </w:tcMar>
+            <w:vAlign w:val="center"/>
+          </w:tcPr>
+          <w:p>
+            <w:pPr>
+              <w:jc w:val="center"/>
+            </w:pPr>
+            <w:r>
+              <w:rPr>
+                <w:sz w:val="15"/>
+              </w:rPr>
+              <w:t>0.043</w:t>
+            </w:r>
+          </w:p>
+        </w:tc>
+        <w:tc>
+          <w:tcPr>
+            <w:tcW w:type="dxa" w:w="760"/>
+            <w:tcBorders>
+              <w:top w:val="single" w:sz="4" w:space="0" w:color="808080"/>
+              <w:left w:val="single" w:sz="4" w:space="0" w:color="808080"/>
+              <w:bottom w:val="single" w:sz="4" w:space="0" w:color="808080"/>
+              <w:right w:val="single" w:sz="4" w:space="0" w:color="808080"/>
+            </w:tcBorders>
+            <w:tcMar>
+              <w:top w:w="20" w:type="dxa"/>
+              <w:left w:w="50" w:type="dxa"/>
+              <w:bottom w:w="20" w:type="dxa"/>
+              <w:right w:w="50" w:type="dxa"/>
+            </w:tcMar>
+            <w:vAlign w:val="center"/>
+          </w:tcPr>
+          <w:p>
+            <w:pPr>
+              <w:jc w:val="center"/>
+            </w:pPr>
+            <w:r>
+              <w:rPr>
+                <w:sz w:val="15"/>
+              </w:rPr>
+              <w:t>0.01423</w:t>
+            </w:r>
+          </w:p>
+        </w:tc>
+        <w:tc>
+          <w:tcPr>
+            <w:tcW w:type="dxa" w:w="640"/>
+            <w:tcBorders>
+              <w:top w:val="single" w:sz="4" w:space="0" w:color="808080"/>
+              <w:left w:val="single" w:sz="4" w:space="0" w:color="808080"/>
+              <w:bottom w:val="single" w:sz="4" w:space="0" w:color="808080"/>
+              <w:right w:val="single" w:sz="4" w:space="0" w:color="808080"/>
+            </w:tcBorders>
+            <w:tcMar>
+              <w:top w:w="20" w:type="dxa"/>
+              <w:left w:w="50" w:type="dxa"/>
+              <w:bottom w:w="20" w:type="dxa"/>
+              <w:right w:w="50" w:type="dxa"/>
+            </w:tcMar>
+            <w:vAlign w:val="center"/>
+          </w:tcPr>
+          <w:p>
+            <w:pPr>
+              <w:jc w:val="center"/>
+            </w:pPr>
+            <w:r>
+              <w:rPr>
+                <w:sz w:val="15"/>
+              </w:rPr>
+              <w:t>0.0022</w:t>
+            </w:r>
+          </w:p>
+        </w:tc>
+      </w:tr>
+      <w:tr>
+        <w:trPr>
+          <w:cantSplit/>
+        </w:trPr>
+        <w:tc>
+          <w:tcPr>
+            <w:tcW w:type="dxa" w:w="1450"/>
+            <w:tcBorders>
+              <w:top w:val="single" w:sz="4" w:space="0" w:color="808080"/>
+              <w:left w:val="single" w:sz="4" w:space="0" w:color="808080"/>
+              <w:bottom w:val="single" w:sz="4" w:space="0" w:color="808080"/>
+              <w:right w:val="single" w:sz="4" w:space="0" w:color="808080"/>
+            </w:tcBorders>
+            <w:tcMar>
+              <w:top w:w="20" w:type="dxa"/>
+              <w:left w:w="50" w:type="dxa"/>
+              <w:bottom w:w="20" w:type="dxa"/>
+              <w:right w:w="50" w:type="dxa"/>
+            </w:tcMar>
+            <w:vAlign w:val="center"/>
+          </w:tcPr>
+          <w:p>
+            <w:pPr>
+              <w:jc w:val="left"/>
+            </w:pPr>
+            <w:r>
+              <w:rPr>
+                <w:b/>
+                <w:sz w:val="15"/>
+              </w:rPr>
+              <w:t>Shared trunk + heads (served)</w:t>
+            </w:r>
+          </w:p>
+        </w:tc>
+        <w:tc>
+          <w:tcPr>
+            <w:tcW w:type="dxa" w:w="1550"/>
+            <w:tcBorders>
+              <w:top w:val="single" w:sz="4" w:space="0" w:color="808080"/>
+              <w:left w:val="single" w:sz="4" w:space="0" w:color="808080"/>
+              <w:bottom w:val="single" w:sz="4" w:space="0" w:color="808080"/>
+              <w:right w:val="single" w:sz="4" w:space="0" w:color="808080"/>
+            </w:tcBorders>
+            <w:tcMar>
+              <w:top w:w="20" w:type="dxa"/>
+              <w:left w:w="50" w:type="dxa"/>
+              <w:bottom w:w="20" w:type="dxa"/>
+              <w:right w:w="50" w:type="dxa"/>
+            </w:tcMar>
+            <w:vAlign w:val="center"/>
+          </w:tcPr>
+          <w:p>
+            <w:pPr>
+              <w:jc w:val="center"/>
+            </w:pPr>
+            <w:r>
+              <w:rPr>
+                <w:sz w:val="15"/>
+              </w:rPr>
+              <w:t>0.708 [0.684, 0.732]</w:t>
+            </w:r>
+          </w:p>
+        </w:tc>
+        <w:tc>
+          <w:tcPr>
+            <w:tcW w:type="dxa" w:w="640"/>
+            <w:tcBorders>
+              <w:top w:val="single" w:sz="4" w:space="0" w:color="808080"/>
+              <w:left w:val="single" w:sz="4" w:space="0" w:color="808080"/>
+              <w:bottom w:val="single" w:sz="4" w:space="0" w:color="808080"/>
+              <w:right w:val="single" w:sz="4" w:space="0" w:color="808080"/>
+            </w:tcBorders>
+            <w:tcMar>
+              <w:top w:w="20" w:type="dxa"/>
+              <w:left w:w="50" w:type="dxa"/>
+              <w:bottom w:w="20" w:type="dxa"/>
+              <w:right w:w="50" w:type="dxa"/>
+            </w:tcMar>
+            <w:vAlign w:val="center"/>
+          </w:tcPr>
+          <w:p>
+            <w:pPr>
+              <w:jc w:val="center"/>
+            </w:pPr>
+            <w:r>
+              <w:rPr>
+                <w:sz w:val="15"/>
+              </w:rPr>
+              <w:t>0.043</w:t>
+            </w:r>
+          </w:p>
+        </w:tc>
+        <w:tc>
+          <w:tcPr>
+            <w:tcW w:type="dxa" w:w="760"/>
+            <w:tcBorders>
+              <w:top w:val="single" w:sz="4" w:space="0" w:color="808080"/>
+              <w:left w:val="single" w:sz="4" w:space="0" w:color="808080"/>
+              <w:bottom w:val="single" w:sz="4" w:space="0" w:color="808080"/>
+              <w:right w:val="single" w:sz="4" w:space="0" w:color="808080"/>
+            </w:tcBorders>
+            <w:tcMar>
+              <w:top w:w="20" w:type="dxa"/>
+              <w:left w:w="50" w:type="dxa"/>
+              <w:bottom w:w="20" w:type="dxa"/>
+              <w:right w:w="50" w:type="dxa"/>
+            </w:tcMar>
+            <w:vAlign w:val="center"/>
+          </w:tcPr>
+          <w:p>
+            <w:pPr>
+              <w:jc w:val="center"/>
+            </w:pPr>
+            <w:r>
+              <w:rPr>
+                <w:sz w:val="15"/>
+              </w:rPr>
+              <w:t>0.01423</w:t>
+            </w:r>
+          </w:p>
+        </w:tc>
+        <w:tc>
+          <w:tcPr>
+            <w:tcW w:type="dxa" w:w="640"/>
+            <w:tcBorders>
+              <w:top w:val="single" w:sz="4" w:space="0" w:color="808080"/>
+              <w:left w:val="single" w:sz="4" w:space="0" w:color="808080"/>
+              <w:bottom w:val="single" w:sz="4" w:space="0" w:color="808080"/>
+              <w:right w:val="single" w:sz="4" w:space="0" w:color="808080"/>
+            </w:tcBorders>
+            <w:tcMar>
+              <w:top w:w="20" w:type="dxa"/>
+              <w:left w:w="50" w:type="dxa"/>
+              <w:bottom w:w="20" w:type="dxa"/>
+              <w:right w:w="50" w:type="dxa"/>
+            </w:tcMar>
+            <w:vAlign w:val="center"/>
+          </w:tcPr>
+          <w:p>
+            <w:pPr>
+              <w:jc w:val="center"/>
+            </w:pPr>
+            <w:r>
+              <w:rPr>
+                <w:sz w:val="15"/>
+              </w:rPr>
+              <w:t>0.0025</w:t>
+            </w:r>
+          </w:p>
+        </w:tc>
+      </w:tr>
+      <w:tr>
+        <w:trPr>
+          <w:cantSplit/>
+        </w:trPr>
+        <w:tc>
+          <w:tcPr>
+            <w:tcW w:type="dxa" w:w="1450"/>
+            <w:tcBorders>
+              <w:top w:val="single" w:sz="4" w:space="0" w:color="808080"/>
+              <w:left w:val="single" w:sz="4" w:space="0" w:color="808080"/>
+              <w:bottom w:val="single" w:sz="4" w:space="0" w:color="808080"/>
+              <w:right w:val="single" w:sz="4" w:space="0" w:color="808080"/>
+            </w:tcBorders>
+            <w:tcMar>
+              <w:top w:w="20" w:type="dxa"/>
+              <w:left w:w="50" w:type="dxa"/>
+              <w:bottom w:w="20" w:type="dxa"/>
+              <w:right w:w="50" w:type="dxa"/>
+            </w:tcMar>
+            <w:vAlign w:val="center"/>
+          </w:tcPr>
+          <w:p>
+            <w:pPr>
+              <w:jc w:val="left"/>
+            </w:pPr>
+            <w:r>
+              <w:rPr>
+                <w:sz w:val="15"/>
+              </w:rPr>
+              <w:t>Ablation: no exposure</w:t>
+            </w:r>
+          </w:p>
+        </w:tc>
+        <w:tc>
+          <w:tcPr>
+            <w:tcW w:type="dxa" w:w="1550"/>
+            <w:tcBorders>
+              <w:top w:val="single" w:sz="4" w:space="0" w:color="808080"/>
+              <w:left w:val="single" w:sz="4" w:space="0" w:color="808080"/>
+              <w:bottom w:val="single" w:sz="4" w:space="0" w:color="808080"/>
+              <w:right w:val="single" w:sz="4" w:space="0" w:color="808080"/>
+            </w:tcBorders>
+            <w:tcMar>
+              <w:top w:w="20" w:type="dxa"/>
+              <w:left w:w="50" w:type="dxa"/>
+              <w:bottom w:w="20" w:type="dxa"/>
+              <w:right w:w="50" w:type="dxa"/>
+            </w:tcMar>
+            <w:vAlign w:val="center"/>
+          </w:tcPr>
+          <w:p>
+            <w:pPr>
+              <w:jc w:val="center"/>
+            </w:pPr>
+            <w:r>
+              <w:rPr>
+                <w:sz w:val="15"/>
+              </w:rPr>
+              <w:t>0.709 [0.685, 0.732]</w:t>
+            </w:r>
+          </w:p>
+        </w:tc>
+        <w:tc>
+          <w:tcPr>
+            <w:tcW w:type="dxa" w:w="640"/>
+            <w:tcBorders>
+              <w:top w:val="single" w:sz="4" w:space="0" w:color="808080"/>
+              <w:left w:val="single" w:sz="4" w:space="0" w:color="808080"/>
+              <w:bottom w:val="single" w:sz="4" w:space="0" w:color="808080"/>
+              <w:right w:val="single" w:sz="4" w:space="0" w:color="808080"/>
+            </w:tcBorders>
+            <w:tcMar>
+              <w:top w:w="20" w:type="dxa"/>
+              <w:left w:w="50" w:type="dxa"/>
+              <w:bottom w:w="20" w:type="dxa"/>
+              <w:right w:w="50" w:type="dxa"/>
+            </w:tcMar>
+            <w:vAlign w:val="center"/>
+          </w:tcPr>
+          <w:p>
+            <w:pPr>
+              <w:jc w:val="center"/>
+            </w:pPr>
+            <w:r>
+              <w:rPr>
+                <w:sz w:val="15"/>
+              </w:rPr>
+              <w:t>0.045</w:t>
+            </w:r>
+          </w:p>
+        </w:tc>
+        <w:tc>
+          <w:tcPr>
+            <w:tcW w:type="dxa" w:w="760"/>
+            <w:tcBorders>
+              <w:top w:val="single" w:sz="4" w:space="0" w:color="808080"/>
+              <w:left w:val="single" w:sz="4" w:space="0" w:color="808080"/>
+              <w:bottom w:val="single" w:sz="4" w:space="0" w:color="808080"/>
+              <w:right w:val="single" w:sz="4" w:space="0" w:color="808080"/>
+            </w:tcBorders>
+            <w:tcMar>
+              <w:top w:w="20" w:type="dxa"/>
+              <w:left w:w="50" w:type="dxa"/>
+              <w:bottom w:w="20" w:type="dxa"/>
+              <w:right w:w="50" w:type="dxa"/>
+            </w:tcMar>
+            <w:vAlign w:val="center"/>
+          </w:tcPr>
+          <w:p>
+            <w:pPr>
+              <w:jc w:val="center"/>
+            </w:pPr>
+            <w:r>
+              <w:rPr>
+                <w:sz w:val="15"/>
+              </w:rPr>
+              <w:t>0.01421</w:t>
+            </w:r>
+          </w:p>
+        </w:tc>
+        <w:tc>
+          <w:tcPr>
+            <w:tcW w:type="dxa" w:w="640"/>
+            <w:tcBorders>
+              <w:top w:val="single" w:sz="4" w:space="0" w:color="808080"/>
+              <w:left w:val="single" w:sz="4" w:space="0" w:color="808080"/>
+              <w:bottom w:val="single" w:sz="4" w:space="0" w:color="808080"/>
+              <w:right w:val="single" w:sz="4" w:space="0" w:color="808080"/>
+            </w:tcBorders>
+            <w:tcMar>
+              <w:top w:w="20" w:type="dxa"/>
+              <w:left w:w="50" w:type="dxa"/>
+              <w:bottom w:w="20" w:type="dxa"/>
+              <w:right w:w="50" w:type="dxa"/>
+            </w:tcMar>
+            <w:vAlign w:val="center"/>
+          </w:tcPr>
+          <w:p>
+            <w:pPr>
+              <w:jc w:val="center"/>
+            </w:pPr>
+            <w:r>
+              <w:rPr>
+                <w:sz w:val="15"/>
+              </w:rPr>
+              <w:t>0.0025</w:t>
+            </w:r>
+          </w:p>
+        </w:tc>
+      </w:tr>
+      <w:tr>
+        <w:trPr>
+          <w:cantSplit/>
+        </w:trPr>
+        <w:tc>
+          <w:tcPr>
+            <w:tcW w:type="dxa" w:w="1450"/>
+            <w:tcBorders>
+              <w:top w:val="single" w:sz="4" w:space="0" w:color="808080"/>
+              <w:left w:val="single" w:sz="4" w:space="0" w:color="808080"/>
+              <w:bottom w:val="single" w:sz="4" w:space="0" w:color="808080"/>
+              <w:right w:val="single" w:sz="4" w:space="0" w:color="808080"/>
+            </w:tcBorders>
+            <w:tcMar>
+              <w:top w:w="20" w:type="dxa"/>
+              <w:left w:w="50" w:type="dxa"/>
+              <w:bottom w:w="20" w:type="dxa"/>
+              <w:right w:w="50" w:type="dxa"/>
+            </w:tcMar>
+            <w:vAlign w:val="center"/>
+          </w:tcPr>
+          <w:p>
+            <w:pPr>
+              <w:jc w:val="left"/>
+            </w:pPr>
+            <w:r>
+              <w:rPr>
+                <w:sz w:val="15"/>
+              </w:rPr>
+              <w:t>Ablation: no health</w:t>
+            </w:r>
+          </w:p>
+        </w:tc>
+        <w:tc>
+          <w:tcPr>
+            <w:tcW w:type="dxa" w:w="1550"/>
+            <w:tcBorders>
+              <w:top w:val="single" w:sz="4" w:space="0" w:color="808080"/>
+              <w:left w:val="single" w:sz="4" w:space="0" w:color="808080"/>
+              <w:bottom w:val="single" w:sz="4" w:space="0" w:color="808080"/>
+              <w:right w:val="single" w:sz="4" w:space="0" w:color="808080"/>
+            </w:tcBorders>
+            <w:tcMar>
+              <w:top w:w="20" w:type="dxa"/>
+              <w:left w:w="50" w:type="dxa"/>
+              <w:bottom w:w="20" w:type="dxa"/>
+              <w:right w:w="50" w:type="dxa"/>
+            </w:tcMar>
+            <w:vAlign w:val="center"/>
+          </w:tcPr>
+          <w:p>
+            <w:pPr>
+              <w:jc w:val="center"/>
+            </w:pPr>
+            <w:r>
+              <w:rPr>
+                <w:sz w:val="15"/>
+              </w:rPr>
+              <w:t>0.583 [0.555, 0.608]</w:t>
+            </w:r>
+          </w:p>
+        </w:tc>
+        <w:tc>
+          <w:tcPr>
+            <w:tcW w:type="dxa" w:w="640"/>
+            <w:tcBorders>
+              <w:top w:val="single" w:sz="4" w:space="0" w:color="808080"/>
+              <w:left w:val="single" w:sz="4" w:space="0" w:color="808080"/>
+              <w:bottom w:val="single" w:sz="4" w:space="0" w:color="808080"/>
+              <w:right w:val="single" w:sz="4" w:space="0" w:color="808080"/>
+            </w:tcBorders>
+            <w:tcMar>
+              <w:top w:w="20" w:type="dxa"/>
+              <w:left w:w="50" w:type="dxa"/>
+              <w:bottom w:w="20" w:type="dxa"/>
+              <w:right w:w="50" w:type="dxa"/>
+            </w:tcMar>
+            <w:vAlign w:val="center"/>
+          </w:tcPr>
+          <w:p>
+            <w:pPr>
+              <w:jc w:val="center"/>
+            </w:pPr>
+            <w:r>
+              <w:rPr>
+                <w:sz w:val="15"/>
+              </w:rPr>
+              <w:t>0.020</w:t>
+            </w:r>
+          </w:p>
+        </w:tc>
+        <w:tc>
+          <w:tcPr>
+            <w:tcW w:type="dxa" w:w="760"/>
+            <w:tcBorders>
+              <w:top w:val="single" w:sz="4" w:space="0" w:color="808080"/>
+              <w:left w:val="single" w:sz="4" w:space="0" w:color="808080"/>
+              <w:bottom w:val="single" w:sz="4" w:space="0" w:color="808080"/>
+              <w:right w:val="single" w:sz="4" w:space="0" w:color="808080"/>
+            </w:tcBorders>
+            <w:tcMar>
+              <w:top w:w="20" w:type="dxa"/>
+              <w:left w:w="50" w:type="dxa"/>
+              <w:bottom w:w="20" w:type="dxa"/>
+              <w:right w:w="50" w:type="dxa"/>
+            </w:tcMar>
+            <w:vAlign w:val="center"/>
+          </w:tcPr>
+          <w:p>
+            <w:pPr>
+              <w:jc w:val="center"/>
+            </w:pPr>
+            <w:r>
+              <w:rPr>
+                <w:sz w:val="15"/>
+              </w:rPr>
+              <w:t>0.01439</w:t>
+            </w:r>
+          </w:p>
+        </w:tc>
+        <w:tc>
+          <w:tcPr>
+            <w:tcW w:type="dxa" w:w="640"/>
+            <w:tcBorders>
+              <w:top w:val="single" w:sz="4" w:space="0" w:color="808080"/>
+              <w:left w:val="single" w:sz="4" w:space="0" w:color="808080"/>
+              <w:bottom w:val="single" w:sz="4" w:space="0" w:color="808080"/>
+              <w:right w:val="single" w:sz="4" w:space="0" w:color="808080"/>
+            </w:tcBorders>
+            <w:tcMar>
+              <w:top w:w="20" w:type="dxa"/>
+              <w:left w:w="50" w:type="dxa"/>
+              <w:bottom w:w="20" w:type="dxa"/>
+              <w:right w:w="50" w:type="dxa"/>
+            </w:tcMar>
+            <w:vAlign w:val="center"/>
+          </w:tcPr>
+          <w:p>
+            <w:pPr>
+              <w:jc w:val="center"/>
+            </w:pPr>
+            <w:r>
+              <w:rPr>
+                <w:sz w:val="15"/>
+              </w:rPr>
+              <w:t>0.0022</w:t>
+            </w:r>
+          </w:p>
+        </w:tc>
+      </w:tr>
+    </w:tbl>
+    <w:p>
+      <w:pPr>
+        <w:spacing w:after="0"/>
+        <w:jc w:val="both"/>
+      </w:pPr>
+    </w:p>
+    <w:p>
+      <w:pPr>
+        <w:spacing w:after="60"/>
+        <w:ind w:firstLine="288"/>
+        <w:jc w:val="both"/>
+      </w:pPr>
+      <w:r>
+        <w:rPr/>
+        <w:t>The served model reached an AUROC of 0.708 and generalised to unseen patients (0.721). Its expected calibration error was 0.0025; Fig. 3 shows the observed event rate slightly above the prediction in most bins, because the monsoon test period has more infections than the February–April period on which the calibrators were fitted, a seasonal base-rate shift. Three findings should be stated plainly. First, the symptom diary carries the predictive signal: without health features the AUROC falls to 0.583, close to the stratum prior. Second, the shared-head architecture is not measurably better than one pooled LightGBM or logistic regression; all intervals overlap. Third, removing the exposure features does not lower discrimination, at the default effect size or at two and four times it.</w:t>
+      </w:r>
+    </w:p>
+    <w:p>
+      <w:pPr>
+        <w:keepNext/>
+        <w:jc w:val="center"/>
+      </w:pPr>
+      <w:r>
+        <w:drawing>
+          <wp:inline xmlns:a="http://schemas.openxmlformats.org/drawingml/2006/main" xmlns:pic="http://schemas.openxmlformats.org/drawingml/2006/picture">
+            <wp:extent cx="2962656" cy="2614108"/>
+            <wp:docPr id="3" name="Picture 3"/>
+            <wp:cNvGraphicFramePr>
+              <a:graphicFrameLocks noChangeAspect="1"/>
+            </wp:cNvGraphicFramePr>
+            <a:graphic>
+              <a:graphicData uri="http://schemas.openxmlformats.org/drawingml/2006/picture">
+                <pic:pic>
+                  <pic:nvPicPr>
+                    <pic:cNvPr id="0" name="fig3_reliability.png"/>
+                    <pic:cNvPicPr/>
+                  </pic:nvPicPr>
+                  <pic:blipFill>
+                    <a:blip r:embed="rId11"/>
+                    <a:stretch>
+                      <a:fillRect/>
+                    </a:stretch>
+                  </pic:blipFill>
+                  <pic:spPr>
+                    <a:xfrm>
+                      <a:off x="0" y="0"/>
+                      <a:ext cx="2962656" cy="2614108"/>
+                    </a:xfrm>
+                    <a:prstGeom prst="rect"/>
+                  </pic:spPr>
+                </pic:pic>
+              </a:graphicData>
+            </a:graphic>
+          </wp:inline>
+        </w:drawing>
+      </w:r>
+    </w:p>
+    <w:p>
+      <w:pPr>
+        <w:spacing w:before="40" w:after="120"/>
+        <w:jc w:val="both"/>
+      </w:pPr>
+      <w:r>
+        <w:rPr>
+          <w:sz w:val="16"/>
+        </w:rPr>
+        <w:t>Fig. 3. Reliability of the calibrated risk, test, seen patients (10 equal-frequency bins).</w:t>
+      </w:r>
+    </w:p>
+    <w:p>
+      <w:pPr>
+        <w:spacing w:after="60"/>
+        <w:ind w:firstLine="288"/>
+        <w:jc w:val="both"/>
+      </w:pPr>
+      <w:r>
+        <w:rPr/>
+        <w:t>Two reasons explain the third finding. The test period is the monsoon, when exposure is low and narrow (PM</w:t>
+      </w:r>
+      <w:r>
+        <w:rPr>
+          <w:vertAlign w:val="subscript"/>
+        </w:rPr>
+        <w:t>2.5</w:t>
+      </w:r>
+      <w:r>
+        <w:rPr/>
+        <w:t xml:space="preserve"> averaging 17 µg/m³, mostly below the 25 µg/m³ reference of the hazard), so the pollution term varies little; and the simulated symptom score already responds to pollution, so the diary absorbs most of it. The pre-registered test period was not moved.</w:t>
+      </w:r>
+    </w:p>
+    <w:p>
+      <w:pPr>
+        <w:keepNext/>
+        <w:spacing w:before="120" w:after="0"/>
+        <w:jc w:val="center"/>
+      </w:pPr>
+      <w:r>
+        <w:rPr>
+          <w:sz w:val="16"/>
+        </w:rPr>
+        <w:t>TABLE VIII</w:t>
+      </w:r>
+    </w:p>
+    <w:p>
+      <w:pPr>
+        <w:keepNext/>
+        <w:spacing w:after="60"/>
+        <w:jc w:val="center"/>
+      </w:pPr>
+      <w:r>
+        <w:rPr>
+          <w:smallCaps/>
+          <w:sz w:val="16"/>
+        </w:rPr>
+        <w:t>Risk Levels on Test: Share of Time and Observed Event Rate</w:t>
+      </w:r>
+    </w:p>
+    <w:tbl>
+      <w:tblPr>
+        <w:tblW w:type="dxa" w:w="5040"/>
+        <w:tblLook w:firstColumn="1" w:firstRow="1" w:lastColumn="0" w:lastRow="0" w:noHBand="0" w:noVBand="1" w:val="04A0"/>
+        <w:tblLayout w:type="fixed"/>
+      </w:tblPr>
+      <w:tblGrid>
+        <w:gridCol w:w="760"/>
+        <w:gridCol w:w="1040"/>
+        <w:gridCol w:w="760"/>
+        <w:gridCol w:w="820"/>
+        <w:gridCol w:w="760"/>
+        <w:gridCol w:w="900"/>
+      </w:tblGrid>
+      <w:tr>
+        <w:trPr>
+          <w:cantSplit/>
+          <w:tblHeader/>
+        </w:trPr>
+        <w:tc>
+          <w:tcPr>
+            <w:tcW w:type="dxa" w:w="760"/>
+            <w:tcBorders>
+              <w:top w:val="single" w:sz="4" w:space="0" w:color="808080"/>
+              <w:left w:val="single" w:sz="4" w:space="0" w:color="808080"/>
+              <w:bottom w:val="single" w:sz="4" w:space="0" w:color="808080"/>
+              <w:right w:val="single" w:sz="4" w:space="0" w:color="808080"/>
+            </w:tcBorders>
+            <w:shd w:val="clear" w:color="auto" w:fill="E7E6E6"/>
+            <w:tcMar>
+              <w:top w:w="20" w:type="dxa"/>
+              <w:left w:w="50" w:type="dxa"/>
+              <w:bottom w:w="20" w:type="dxa"/>
+              <w:right w:w="50" w:type="dxa"/>
+            </w:tcMar>
+            <w:vAlign w:val="center"/>
+          </w:tcPr>
+          <w:p>
+            <w:pPr>
+              <w:jc w:val="center"/>
+            </w:pPr>
+            <w:r>
+              <w:rPr>
+                <w:b/>
+                <w:sz w:val="15"/>
+              </w:rPr>
+              <w:t>Disease</w:t>
+            </w:r>
+          </w:p>
+        </w:tc>
+        <w:tc>
+          <w:tcPr>
+            <w:tcW w:type="dxa" w:w="1040"/>
+            <w:tcBorders>
+              <w:top w:val="single" w:sz="4" w:space="0" w:color="808080"/>
+              <w:left w:val="single" w:sz="4" w:space="0" w:color="808080"/>
+              <w:bottom w:val="single" w:sz="4" w:space="0" w:color="808080"/>
+              <w:right w:val="single" w:sz="4" w:space="0" w:color="808080"/>
+            </w:tcBorders>
+            <w:shd w:val="clear" w:color="auto" w:fill="E7E6E6"/>
+            <w:tcMar>
+              <w:top w:w="20" w:type="dxa"/>
+              <w:left w:w="50" w:type="dxa"/>
+              <w:bottom w:w="20" w:type="dxa"/>
+              <w:right w:w="50" w:type="dxa"/>
+            </w:tcMar>
+            <w:vAlign w:val="center"/>
+          </w:tcPr>
+          <w:p>
+            <w:pPr>
+              <w:jc w:val="center"/>
+            </w:pPr>
+            <w:r>
+              <w:rPr>
+                <w:b/>
+                <w:sz w:val="15"/>
+              </w:rPr>
+              <w:t>Measure</w:t>
+            </w:r>
+          </w:p>
+        </w:tc>
+        <w:tc>
+          <w:tcPr>
+            <w:tcW w:type="dxa" w:w="760"/>
+            <w:tcBorders>
+              <w:top w:val="single" w:sz="4" w:space="0" w:color="808080"/>
+              <w:left w:val="single" w:sz="4" w:space="0" w:color="808080"/>
+              <w:bottom w:val="single" w:sz="4" w:space="0" w:color="808080"/>
+              <w:right w:val="single" w:sz="4" w:space="0" w:color="808080"/>
+            </w:tcBorders>
+            <w:shd w:val="clear" w:color="auto" w:fill="E7E6E6"/>
+            <w:tcMar>
+              <w:top w:w="20" w:type="dxa"/>
+              <w:left w:w="50" w:type="dxa"/>
+              <w:bottom w:w="20" w:type="dxa"/>
+              <w:right w:w="50" w:type="dxa"/>
+            </w:tcMar>
+            <w:vAlign w:val="center"/>
+          </w:tcPr>
+          <w:p>
+            <w:pPr>
+              <w:jc w:val="center"/>
+            </w:pPr>
+            <w:r>
+              <w:rPr>
+                <w:b/>
+                <w:sz w:val="15"/>
+              </w:rPr>
+              <w:t>Low</w:t>
+            </w:r>
+          </w:p>
+        </w:tc>
+        <w:tc>
+          <w:tcPr>
+            <w:tcW w:type="dxa" w:w="820"/>
+            <w:tcBorders>
+              <w:top w:val="single" w:sz="4" w:space="0" w:color="808080"/>
+              <w:left w:val="single" w:sz="4" w:space="0" w:color="808080"/>
+              <w:bottom w:val="single" w:sz="4" w:space="0" w:color="808080"/>
+              <w:right w:val="single" w:sz="4" w:space="0" w:color="808080"/>
+            </w:tcBorders>
+            <w:shd w:val="clear" w:color="auto" w:fill="E7E6E6"/>
+            <w:tcMar>
+              <w:top w:w="20" w:type="dxa"/>
+              <w:left w:w="50" w:type="dxa"/>
+              <w:bottom w:w="20" w:type="dxa"/>
+              <w:right w:w="50" w:type="dxa"/>
+            </w:tcMar>
+            <w:vAlign w:val="center"/>
+          </w:tcPr>
+          <w:p>
+            <w:pPr>
+              <w:jc w:val="center"/>
+            </w:pPr>
+            <w:r>
+              <w:rPr>
+                <w:b/>
+                <w:sz w:val="15"/>
+              </w:rPr>
+              <w:t>Moderate</w:t>
+            </w:r>
+          </w:p>
+        </w:tc>
+        <w:tc>
+          <w:tcPr>
+            <w:tcW w:type="dxa" w:w="760"/>
+            <w:tcBorders>
+              <w:top w:val="single" w:sz="4" w:space="0" w:color="808080"/>
+              <w:left w:val="single" w:sz="4" w:space="0" w:color="808080"/>
+              <w:bottom w:val="single" w:sz="4" w:space="0" w:color="808080"/>
+              <w:right w:val="single" w:sz="4" w:space="0" w:color="808080"/>
+            </w:tcBorders>
+            <w:shd w:val="clear" w:color="auto" w:fill="E7E6E6"/>
+            <w:tcMar>
+              <w:top w:w="20" w:type="dxa"/>
+              <w:left w:w="50" w:type="dxa"/>
+              <w:bottom w:w="20" w:type="dxa"/>
+              <w:right w:w="50" w:type="dxa"/>
+            </w:tcMar>
+            <w:vAlign w:val="center"/>
+          </w:tcPr>
+          <w:p>
+            <w:pPr>
+              <w:jc w:val="center"/>
+            </w:pPr>
+            <w:r>
+              <w:rPr>
+                <w:b/>
+                <w:sz w:val="15"/>
+              </w:rPr>
+              <w:t>High</w:t>
+            </w:r>
+          </w:p>
+        </w:tc>
+        <w:tc>
+          <w:tcPr>
+            <w:tcW w:type="dxa" w:w="900"/>
+            <w:tcBorders>
+              <w:top w:val="single" w:sz="4" w:space="0" w:color="808080"/>
+              <w:left w:val="single" w:sz="4" w:space="0" w:color="808080"/>
+              <w:bottom w:val="single" w:sz="4" w:space="0" w:color="808080"/>
+              <w:right w:val="single" w:sz="4" w:space="0" w:color="808080"/>
+            </w:tcBorders>
+            <w:shd w:val="clear" w:color="auto" w:fill="E7E6E6"/>
+            <w:tcMar>
+              <w:top w:w="20" w:type="dxa"/>
+              <w:left w:w="50" w:type="dxa"/>
+              <w:bottom w:w="20" w:type="dxa"/>
+              <w:right w:w="50" w:type="dxa"/>
+            </w:tcMar>
+            <w:vAlign w:val="center"/>
+          </w:tcPr>
+          <w:p>
+            <w:pPr>
+              <w:jc w:val="center"/>
+            </w:pPr>
+            <w:r>
+              <w:rPr>
+                <w:b/>
+                <w:sz w:val="15"/>
+              </w:rPr>
+              <w:t>Severe</w:t>
+            </w:r>
+          </w:p>
+        </w:tc>
+      </w:tr>
+      <w:tr>
+        <w:trPr>
+          <w:cantSplit/>
+        </w:trPr>
+        <w:tc>
+          <w:tcPr>
+            <w:tcW w:type="dxa" w:w="760"/>
+            <w:tcBorders>
+              <w:top w:val="single" w:sz="4" w:space="0" w:color="808080"/>
+              <w:left w:val="single" w:sz="4" w:space="0" w:color="808080"/>
+              <w:bottom w:val="single" w:sz="4" w:space="0" w:color="808080"/>
+              <w:right w:val="single" w:sz="4" w:space="0" w:color="808080"/>
+            </w:tcBorders>
+            <w:tcMar>
+              <w:top w:w="20" w:type="dxa"/>
+              <w:left w:w="50" w:type="dxa"/>
+              <w:bottom w:w="20" w:type="dxa"/>
+              <w:right w:w="50" w:type="dxa"/>
+            </w:tcMar>
+            <w:vAlign w:val="center"/>
+          </w:tcPr>
+          <w:p>
+            <w:pPr>
+              <w:jc w:val="left"/>
+            </w:pPr>
+            <w:r>
+              <w:rPr>
+                <w:sz w:val="15"/>
+              </w:rPr>
+              <w:t>Asthma</w:t>
+            </w:r>
+          </w:p>
+        </w:tc>
+        <w:tc>
+          <w:tcPr>
+            <w:tcW w:type="dxa" w:w="1040"/>
+            <w:tcBorders>
+              <w:top w:val="single" w:sz="4" w:space="0" w:color="808080"/>
+              <w:left w:val="single" w:sz="4" w:space="0" w:color="808080"/>
+              <w:bottom w:val="single" w:sz="4" w:space="0" w:color="808080"/>
+              <w:right w:val="single" w:sz="4" w:space="0" w:color="808080"/>
+            </w:tcBorders>
+            <w:tcMar>
+              <w:top w:w="20" w:type="dxa"/>
+              <w:left w:w="50" w:type="dxa"/>
+              <w:bottom w:w="20" w:type="dxa"/>
+              <w:right w:w="50" w:type="dxa"/>
+            </w:tcMar>
+            <w:vAlign w:val="center"/>
+          </w:tcPr>
+          <w:p>
+            <w:pPr>
+              <w:jc w:val="left"/>
+            </w:pPr>
+            <w:r>
+              <w:rPr>
+                <w:sz w:val="15"/>
+              </w:rPr>
+              <w:t>Share of time</w:t>
+            </w:r>
+          </w:p>
+        </w:tc>
+        <w:tc>
+          <w:tcPr>
+            <w:tcW w:type="dxa" w:w="760"/>
+            <w:tcBorders>
+              <w:top w:val="single" w:sz="4" w:space="0" w:color="808080"/>
+              <w:left w:val="single" w:sz="4" w:space="0" w:color="808080"/>
+              <w:bottom w:val="single" w:sz="4" w:space="0" w:color="808080"/>
+              <w:right w:val="single" w:sz="4" w:space="0" w:color="808080"/>
+            </w:tcBorders>
+            <w:tcMar>
+              <w:top w:w="20" w:type="dxa"/>
+              <w:left w:w="50" w:type="dxa"/>
+              <w:bottom w:w="20" w:type="dxa"/>
+              <w:right w:w="50" w:type="dxa"/>
+            </w:tcMar>
+            <w:vAlign w:val="center"/>
+          </w:tcPr>
+          <w:p>
+            <w:pPr>
+              <w:jc w:val="center"/>
+            </w:pPr>
+            <w:r>
+              <w:rPr>
+                <w:sz w:val="15"/>
+              </w:rPr>
+              <w:t>88.9%</w:t>
+            </w:r>
+          </w:p>
+        </w:tc>
+        <w:tc>
+          <w:tcPr>
+            <w:tcW w:type="dxa" w:w="820"/>
+            <w:tcBorders>
+              <w:top w:val="single" w:sz="4" w:space="0" w:color="808080"/>
+              <w:left w:val="single" w:sz="4" w:space="0" w:color="808080"/>
+              <w:bottom w:val="single" w:sz="4" w:space="0" w:color="808080"/>
+              <w:right w:val="single" w:sz="4" w:space="0" w:color="808080"/>
+            </w:tcBorders>
+            <w:tcMar>
+              <w:top w:w="20" w:type="dxa"/>
+              <w:left w:w="50" w:type="dxa"/>
+              <w:bottom w:w="20" w:type="dxa"/>
+              <w:right w:w="50" w:type="dxa"/>
+            </w:tcMar>
+            <w:vAlign w:val="center"/>
+          </w:tcPr>
+          <w:p>
+            <w:pPr>
+              <w:jc w:val="center"/>
+            </w:pPr>
+            <w:r>
+              <w:rPr>
+                <w:sz w:val="15"/>
+              </w:rPr>
+              <w:t>8.2%</w:t>
+            </w:r>
+          </w:p>
+        </w:tc>
+        <w:tc>
+          <w:tcPr>
+            <w:tcW w:type="dxa" w:w="760"/>
+            <w:tcBorders>
+              <w:top w:val="single" w:sz="4" w:space="0" w:color="808080"/>
+              <w:left w:val="single" w:sz="4" w:space="0" w:color="808080"/>
+              <w:bottom w:val="single" w:sz="4" w:space="0" w:color="808080"/>
+              <w:right w:val="single" w:sz="4" w:space="0" w:color="808080"/>
+            </w:tcBorders>
+            <w:tcMar>
+              <w:top w:w="20" w:type="dxa"/>
+              <w:left w:w="50" w:type="dxa"/>
+              <w:bottom w:w="20" w:type="dxa"/>
+              <w:right w:w="50" w:type="dxa"/>
+            </w:tcMar>
+            <w:vAlign w:val="center"/>
+          </w:tcPr>
+          <w:p>
+            <w:pPr>
+              <w:jc w:val="center"/>
+            </w:pPr>
+            <w:r>
+              <w:rPr>
+                <w:sz w:val="15"/>
+              </w:rPr>
+              <w:t>2.1%</w:t>
+            </w:r>
+          </w:p>
+        </w:tc>
+        <w:tc>
+          <w:tcPr>
+            <w:tcW w:type="dxa" w:w="900"/>
+            <w:tcBorders>
+              <w:top w:val="single" w:sz="4" w:space="0" w:color="808080"/>
+              <w:left w:val="single" w:sz="4" w:space="0" w:color="808080"/>
+              <w:bottom w:val="single" w:sz="4" w:space="0" w:color="808080"/>
+              <w:right w:val="single" w:sz="4" w:space="0" w:color="808080"/>
+            </w:tcBorders>
+            <w:tcMar>
+              <w:top w:w="20" w:type="dxa"/>
+              <w:left w:w="50" w:type="dxa"/>
+              <w:bottom w:w="20" w:type="dxa"/>
+              <w:right w:w="50" w:type="dxa"/>
+            </w:tcMar>
+            <w:vAlign w:val="center"/>
+          </w:tcPr>
+          <w:p>
+            <w:pPr>
+              <w:jc w:val="center"/>
+            </w:pPr>
+            <w:r>
+              <w:rPr>
+                <w:sz w:val="15"/>
+              </w:rPr>
+              <w:t>0.8%</w:t>
+            </w:r>
+          </w:p>
+        </w:tc>
+      </w:tr>
+      <w:tr>
+        <w:trPr>
+          <w:cantSplit/>
+        </w:trPr>
+        <w:tc>
+          <w:tcPr>
+            <w:tcW w:type="dxa" w:w="760"/>
+            <w:tcBorders>
+              <w:top w:val="single" w:sz="4" w:space="0" w:color="808080"/>
+              <w:left w:val="single" w:sz="4" w:space="0" w:color="808080"/>
+              <w:bottom w:val="single" w:sz="4" w:space="0" w:color="808080"/>
+              <w:right w:val="single" w:sz="4" w:space="0" w:color="808080"/>
+            </w:tcBorders>
+            <w:tcMar>
+              <w:top w:w="20" w:type="dxa"/>
+              <w:left w:w="50" w:type="dxa"/>
+              <w:bottom w:w="20" w:type="dxa"/>
+              <w:right w:w="50" w:type="dxa"/>
+            </w:tcMar>
+            <w:vAlign w:val="center"/>
+          </w:tcPr>
+          <w:p>
+            <w:pPr>
+              <w:jc w:val="left"/>
+            </w:pPr>
+            <w:r>
+              <w:rPr>
+                <w:sz w:val="15"/>
+              </w:rPr>
+              <w:t>Asthma</w:t>
+            </w:r>
+          </w:p>
+        </w:tc>
+        <w:tc>
+          <w:tcPr>
+            <w:tcW w:type="dxa" w:w="1040"/>
+            <w:tcBorders>
+              <w:top w:val="single" w:sz="4" w:space="0" w:color="808080"/>
+              <w:left w:val="single" w:sz="4" w:space="0" w:color="808080"/>
+              <w:bottom w:val="single" w:sz="4" w:space="0" w:color="808080"/>
+              <w:right w:val="single" w:sz="4" w:space="0" w:color="808080"/>
+            </w:tcBorders>
+            <w:tcMar>
+              <w:top w:w="20" w:type="dxa"/>
+              <w:left w:w="50" w:type="dxa"/>
+              <w:bottom w:w="20" w:type="dxa"/>
+              <w:right w:w="50" w:type="dxa"/>
+            </w:tcMar>
+            <w:vAlign w:val="center"/>
+          </w:tcPr>
+          <w:p>
+            <w:pPr>
+              <w:jc w:val="left"/>
+            </w:pPr>
+            <w:r>
+              <w:rPr>
+                <w:sz w:val="15"/>
+              </w:rPr>
+              <w:t>Event rate</w:t>
+            </w:r>
+          </w:p>
+        </w:tc>
+        <w:tc>
+          <w:tcPr>
+            <w:tcW w:type="dxa" w:w="760"/>
+            <w:tcBorders>
+              <w:top w:val="single" w:sz="4" w:space="0" w:color="808080"/>
+              <w:left w:val="single" w:sz="4" w:space="0" w:color="808080"/>
+              <w:bottom w:val="single" w:sz="4" w:space="0" w:color="808080"/>
+              <w:right w:val="single" w:sz="4" w:space="0" w:color="808080"/>
+            </w:tcBorders>
+            <w:tcMar>
+              <w:top w:w="20" w:type="dxa"/>
+              <w:left w:w="50" w:type="dxa"/>
+              <w:bottom w:w="20" w:type="dxa"/>
+              <w:right w:w="50" w:type="dxa"/>
+            </w:tcMar>
+            <w:vAlign w:val="center"/>
+          </w:tcPr>
+          <w:p>
+            <w:pPr>
+              <w:jc w:val="center"/>
+            </w:pPr>
+            <w:r>
+              <w:rPr>
+                <w:sz w:val="15"/>
+              </w:rPr>
+              <w:t>1.2%</w:t>
+            </w:r>
+          </w:p>
+        </w:tc>
+        <w:tc>
+          <w:tcPr>
+            <w:tcW w:type="dxa" w:w="820"/>
+            <w:tcBorders>
+              <w:top w:val="single" w:sz="4" w:space="0" w:color="808080"/>
+              <w:left w:val="single" w:sz="4" w:space="0" w:color="808080"/>
+              <w:bottom w:val="single" w:sz="4" w:space="0" w:color="808080"/>
+              <w:right w:val="single" w:sz="4" w:space="0" w:color="808080"/>
+            </w:tcBorders>
+            <w:tcMar>
+              <w:top w:w="20" w:type="dxa"/>
+              <w:left w:w="50" w:type="dxa"/>
+              <w:bottom w:w="20" w:type="dxa"/>
+              <w:right w:w="50" w:type="dxa"/>
+            </w:tcMar>
+            <w:vAlign w:val="center"/>
+          </w:tcPr>
+          <w:p>
+            <w:pPr>
+              <w:jc w:val="center"/>
+            </w:pPr>
+            <w:r>
+              <w:rPr>
+                <w:sz w:val="15"/>
+              </w:rPr>
+              <w:t>4.2%</w:t>
+            </w:r>
+          </w:p>
+        </w:tc>
+        <w:tc>
+          <w:tcPr>
+            <w:tcW w:type="dxa" w:w="760"/>
+            <w:tcBorders>
+              <w:top w:val="single" w:sz="4" w:space="0" w:color="808080"/>
+              <w:left w:val="single" w:sz="4" w:space="0" w:color="808080"/>
+              <w:bottom w:val="single" w:sz="4" w:space="0" w:color="808080"/>
+              <w:right w:val="single" w:sz="4" w:space="0" w:color="808080"/>
+            </w:tcBorders>
+            <w:tcMar>
+              <w:top w:w="20" w:type="dxa"/>
+              <w:left w:w="50" w:type="dxa"/>
+              <w:bottom w:w="20" w:type="dxa"/>
+              <w:right w:w="50" w:type="dxa"/>
+            </w:tcMar>
+            <w:vAlign w:val="center"/>
+          </w:tcPr>
+          <w:p>
+            <w:pPr>
+              <w:jc w:val="center"/>
+            </w:pPr>
+            <w:r>
+              <w:rPr>
+                <w:sz w:val="15"/>
+              </w:rPr>
+              <w:t>7.0%</w:t>
+            </w:r>
+          </w:p>
+        </w:tc>
+        <w:tc>
+          <w:tcPr>
+            <w:tcW w:type="dxa" w:w="900"/>
+            <w:tcBorders>
+              <w:top w:val="single" w:sz="4" w:space="0" w:color="808080"/>
+              <w:left w:val="single" w:sz="4" w:space="0" w:color="808080"/>
+              <w:bottom w:val="single" w:sz="4" w:space="0" w:color="808080"/>
+              <w:right w:val="single" w:sz="4" w:space="0" w:color="808080"/>
+            </w:tcBorders>
+            <w:tcMar>
+              <w:top w:w="20" w:type="dxa"/>
+              <w:left w:w="50" w:type="dxa"/>
+              <w:bottom w:w="20" w:type="dxa"/>
+              <w:right w:w="50" w:type="dxa"/>
+            </w:tcMar>
+            <w:vAlign w:val="center"/>
+          </w:tcPr>
+          <w:p>
+            <w:pPr>
+              <w:jc w:val="center"/>
+            </w:pPr>
+            <w:r>
+              <w:rPr>
+                <w:sz w:val="15"/>
+              </w:rPr>
+              <w:t>11.5%</w:t>
+            </w:r>
+          </w:p>
+        </w:tc>
+      </w:tr>
+      <w:tr>
+        <w:trPr>
+          <w:cantSplit/>
+        </w:trPr>
+        <w:tc>
+          <w:tcPr>
+            <w:tcW w:type="dxa" w:w="760"/>
+            <w:tcBorders>
+              <w:top w:val="single" w:sz="4" w:space="0" w:color="808080"/>
+              <w:left w:val="single" w:sz="4" w:space="0" w:color="808080"/>
+              <w:bottom w:val="single" w:sz="4" w:space="0" w:color="808080"/>
+              <w:right w:val="single" w:sz="4" w:space="0" w:color="808080"/>
+            </w:tcBorders>
+            <w:tcMar>
+              <w:top w:w="20" w:type="dxa"/>
+              <w:left w:w="50" w:type="dxa"/>
+              <w:bottom w:w="20" w:type="dxa"/>
+              <w:right w:w="50" w:type="dxa"/>
+            </w:tcMar>
+            <w:vAlign w:val="center"/>
+          </w:tcPr>
+          <w:p>
+            <w:pPr>
+              <w:jc w:val="left"/>
+            </w:pPr>
+            <w:r>
+              <w:rPr>
+                <w:sz w:val="15"/>
+              </w:rPr>
+              <w:t>COPD</w:t>
+            </w:r>
+          </w:p>
+        </w:tc>
+        <w:tc>
+          <w:tcPr>
+            <w:tcW w:type="dxa" w:w="1040"/>
+            <w:tcBorders>
+              <w:top w:val="single" w:sz="4" w:space="0" w:color="808080"/>
+              <w:left w:val="single" w:sz="4" w:space="0" w:color="808080"/>
+              <w:bottom w:val="single" w:sz="4" w:space="0" w:color="808080"/>
+              <w:right w:val="single" w:sz="4" w:space="0" w:color="808080"/>
+            </w:tcBorders>
+            <w:tcMar>
+              <w:top w:w="20" w:type="dxa"/>
+              <w:left w:w="50" w:type="dxa"/>
+              <w:bottom w:w="20" w:type="dxa"/>
+              <w:right w:w="50" w:type="dxa"/>
+            </w:tcMar>
+            <w:vAlign w:val="center"/>
+          </w:tcPr>
+          <w:p>
+            <w:pPr>
+              <w:jc w:val="left"/>
+            </w:pPr>
+            <w:r>
+              <w:rPr>
+                <w:sz w:val="15"/>
+              </w:rPr>
+              <w:t>Share of time</w:t>
+            </w:r>
+          </w:p>
+        </w:tc>
+        <w:tc>
+          <w:tcPr>
+            <w:tcW w:type="dxa" w:w="760"/>
+            <w:tcBorders>
+              <w:top w:val="single" w:sz="4" w:space="0" w:color="808080"/>
+              <w:left w:val="single" w:sz="4" w:space="0" w:color="808080"/>
+              <w:bottom w:val="single" w:sz="4" w:space="0" w:color="808080"/>
+              <w:right w:val="single" w:sz="4" w:space="0" w:color="808080"/>
+            </w:tcBorders>
+            <w:tcMar>
+              <w:top w:w="20" w:type="dxa"/>
+              <w:left w:w="50" w:type="dxa"/>
+              <w:bottom w:w="20" w:type="dxa"/>
+              <w:right w:w="50" w:type="dxa"/>
+            </w:tcMar>
+            <w:vAlign w:val="center"/>
+          </w:tcPr>
+          <w:p>
+            <w:pPr>
+              <w:jc w:val="center"/>
+            </w:pPr>
+            <w:r>
+              <w:rPr>
+                <w:sz w:val="15"/>
+              </w:rPr>
+              <w:t>89.8%</w:t>
+            </w:r>
+          </w:p>
+        </w:tc>
+        <w:tc>
+          <w:tcPr>
+            <w:tcW w:type="dxa" w:w="820"/>
+            <w:tcBorders>
+              <w:top w:val="single" w:sz="4" w:space="0" w:color="808080"/>
+              <w:left w:val="single" w:sz="4" w:space="0" w:color="808080"/>
+              <w:bottom w:val="single" w:sz="4" w:space="0" w:color="808080"/>
+              <w:right w:val="single" w:sz="4" w:space="0" w:color="808080"/>
+            </w:tcBorders>
+            <w:tcMar>
+              <w:top w:w="20" w:type="dxa"/>
+              <w:left w:w="50" w:type="dxa"/>
+              <w:bottom w:w="20" w:type="dxa"/>
+              <w:right w:w="50" w:type="dxa"/>
+            </w:tcMar>
+            <w:vAlign w:val="center"/>
+          </w:tcPr>
+          <w:p>
+            <w:pPr>
+              <w:jc w:val="center"/>
+            </w:pPr>
+            <w:r>
+              <w:rPr>
+                <w:sz w:val="15"/>
+              </w:rPr>
+              <w:t>8.5%</w:t>
+            </w:r>
+          </w:p>
+        </w:tc>
+        <w:tc>
+          <w:tcPr>
+            <w:tcW w:type="dxa" w:w="760"/>
+            <w:tcBorders>
+              <w:top w:val="single" w:sz="4" w:space="0" w:color="808080"/>
+              <w:left w:val="single" w:sz="4" w:space="0" w:color="808080"/>
+              <w:bottom w:val="single" w:sz="4" w:space="0" w:color="808080"/>
+              <w:right w:val="single" w:sz="4" w:space="0" w:color="808080"/>
+            </w:tcBorders>
+            <w:tcMar>
+              <w:top w:w="20" w:type="dxa"/>
+              <w:left w:w="50" w:type="dxa"/>
+              <w:bottom w:w="20" w:type="dxa"/>
+              <w:right w:w="50" w:type="dxa"/>
+            </w:tcMar>
+            <w:vAlign w:val="center"/>
+          </w:tcPr>
+          <w:p>
+            <w:pPr>
+              <w:jc w:val="center"/>
+            </w:pPr>
+            <w:r>
+              <w:rPr>
+                <w:sz w:val="15"/>
+              </w:rPr>
+              <w:t>1.3%</w:t>
+            </w:r>
+          </w:p>
+        </w:tc>
+        <w:tc>
+          <w:tcPr>
+            <w:tcW w:type="dxa" w:w="900"/>
+            <w:tcBorders>
+              <w:top w:val="single" w:sz="4" w:space="0" w:color="808080"/>
+              <w:left w:val="single" w:sz="4" w:space="0" w:color="808080"/>
+              <w:bottom w:val="single" w:sz="4" w:space="0" w:color="808080"/>
+              <w:right w:val="single" w:sz="4" w:space="0" w:color="808080"/>
+            </w:tcBorders>
+            <w:tcMar>
+              <w:top w:w="20" w:type="dxa"/>
+              <w:left w:w="50" w:type="dxa"/>
+              <w:bottom w:w="20" w:type="dxa"/>
+              <w:right w:w="50" w:type="dxa"/>
+            </w:tcMar>
+            <w:vAlign w:val="center"/>
+          </w:tcPr>
+          <w:p>
+            <w:pPr>
+              <w:jc w:val="center"/>
+            </w:pPr>
+            <w:r>
+              <w:rPr>
+                <w:sz w:val="15"/>
+              </w:rPr>
+              <w:t>0.5%</w:t>
+            </w:r>
+          </w:p>
+        </w:tc>
+      </w:tr>
+      <w:tr>
+        <w:trPr>
+          <w:cantSplit/>
+        </w:trPr>
+        <w:tc>
+          <w:tcPr>
+            <w:tcW w:type="dxa" w:w="760"/>
+            <w:tcBorders>
+              <w:top w:val="single" w:sz="4" w:space="0" w:color="808080"/>
+              <w:left w:val="single" w:sz="4" w:space="0" w:color="808080"/>
+              <w:bottom w:val="single" w:sz="4" w:space="0" w:color="808080"/>
+              <w:right w:val="single" w:sz="4" w:space="0" w:color="808080"/>
+            </w:tcBorders>
+            <w:tcMar>
+              <w:top w:w="20" w:type="dxa"/>
+              <w:left w:w="50" w:type="dxa"/>
+              <w:bottom w:w="20" w:type="dxa"/>
+              <w:right w:w="50" w:type="dxa"/>
+            </w:tcMar>
+            <w:vAlign w:val="center"/>
+          </w:tcPr>
+          <w:p>
+            <w:pPr>
+              <w:jc w:val="left"/>
+            </w:pPr>
+            <w:r>
+              <w:rPr>
+                <w:sz w:val="15"/>
+              </w:rPr>
+              <w:t>COPD</w:t>
+            </w:r>
+          </w:p>
+        </w:tc>
+        <w:tc>
+          <w:tcPr>
+            <w:tcW w:type="dxa" w:w="1040"/>
+            <w:tcBorders>
+              <w:top w:val="single" w:sz="4" w:space="0" w:color="808080"/>
+              <w:left w:val="single" w:sz="4" w:space="0" w:color="808080"/>
+              <w:bottom w:val="single" w:sz="4" w:space="0" w:color="808080"/>
+              <w:right w:val="single" w:sz="4" w:space="0" w:color="808080"/>
+            </w:tcBorders>
+            <w:tcMar>
+              <w:top w:w="20" w:type="dxa"/>
+              <w:left w:w="50" w:type="dxa"/>
+              <w:bottom w:w="20" w:type="dxa"/>
+              <w:right w:w="50" w:type="dxa"/>
+            </w:tcMar>
+            <w:vAlign w:val="center"/>
+          </w:tcPr>
+          <w:p>
+            <w:pPr>
+              <w:jc w:val="left"/>
+            </w:pPr>
+            <w:r>
+              <w:rPr>
+                <w:sz w:val="15"/>
+              </w:rPr>
+              <w:t>Event rate</w:t>
+            </w:r>
+          </w:p>
+        </w:tc>
+        <w:tc>
+          <w:tcPr>
+            <w:tcW w:type="dxa" w:w="760"/>
+            <w:tcBorders>
+              <w:top w:val="single" w:sz="4" w:space="0" w:color="808080"/>
+              <w:left w:val="single" w:sz="4" w:space="0" w:color="808080"/>
+              <w:bottom w:val="single" w:sz="4" w:space="0" w:color="808080"/>
+              <w:right w:val="single" w:sz="4" w:space="0" w:color="808080"/>
+            </w:tcBorders>
+            <w:tcMar>
+              <w:top w:w="20" w:type="dxa"/>
+              <w:left w:w="50" w:type="dxa"/>
+              <w:bottom w:w="20" w:type="dxa"/>
+              <w:right w:w="50" w:type="dxa"/>
+            </w:tcMar>
+            <w:vAlign w:val="center"/>
+          </w:tcPr>
+          <w:p>
+            <w:pPr>
+              <w:jc w:val="center"/>
+            </w:pPr>
+            <w:r>
+              <w:rPr>
+                <w:sz w:val="15"/>
+              </w:rPr>
+              <w:t>0.9%</w:t>
+            </w:r>
+          </w:p>
+        </w:tc>
+        <w:tc>
+          <w:tcPr>
+            <w:tcW w:type="dxa" w:w="820"/>
+            <w:tcBorders>
+              <w:top w:val="single" w:sz="4" w:space="0" w:color="808080"/>
+              <w:left w:val="single" w:sz="4" w:space="0" w:color="808080"/>
+              <w:bottom w:val="single" w:sz="4" w:space="0" w:color="808080"/>
+              <w:right w:val="single" w:sz="4" w:space="0" w:color="808080"/>
+            </w:tcBorders>
+            <w:tcMar>
+              <w:top w:w="20" w:type="dxa"/>
+              <w:left w:w="50" w:type="dxa"/>
+              <w:bottom w:w="20" w:type="dxa"/>
+              <w:right w:w="50" w:type="dxa"/>
+            </w:tcMar>
+            <w:vAlign w:val="center"/>
+          </w:tcPr>
+          <w:p>
+            <w:pPr>
+              <w:jc w:val="center"/>
+            </w:pPr>
+            <w:r>
+              <w:rPr>
+                <w:sz w:val="15"/>
+              </w:rPr>
+              <w:t>3.3%</w:t>
+            </w:r>
+          </w:p>
+        </w:tc>
+        <w:tc>
+          <w:tcPr>
+            <w:tcW w:type="dxa" w:w="760"/>
+            <w:tcBorders>
+              <w:top w:val="single" w:sz="4" w:space="0" w:color="808080"/>
+              <w:left w:val="single" w:sz="4" w:space="0" w:color="808080"/>
+              <w:bottom w:val="single" w:sz="4" w:space="0" w:color="808080"/>
+              <w:right w:val="single" w:sz="4" w:space="0" w:color="808080"/>
+            </w:tcBorders>
+            <w:tcMar>
+              <w:top w:w="20" w:type="dxa"/>
+              <w:left w:w="50" w:type="dxa"/>
+              <w:bottom w:w="20" w:type="dxa"/>
+              <w:right w:w="50" w:type="dxa"/>
+            </w:tcMar>
+            <w:vAlign w:val="center"/>
+          </w:tcPr>
+          <w:p>
+            <w:pPr>
+              <w:jc w:val="center"/>
+            </w:pPr>
+            <w:r>
+              <w:rPr>
+                <w:sz w:val="15"/>
+              </w:rPr>
+              <w:t>4.4%</w:t>
+            </w:r>
+          </w:p>
+        </w:tc>
+        <w:tc>
+          <w:tcPr>
+            <w:tcW w:type="dxa" w:w="900"/>
+            <w:tcBorders>
+              <w:top w:val="single" w:sz="4" w:space="0" w:color="808080"/>
+              <w:left w:val="single" w:sz="4" w:space="0" w:color="808080"/>
+              <w:bottom w:val="single" w:sz="4" w:space="0" w:color="808080"/>
+              <w:right w:val="single" w:sz="4" w:space="0" w:color="808080"/>
+            </w:tcBorders>
+            <w:tcMar>
+              <w:top w:w="20" w:type="dxa"/>
+              <w:left w:w="50" w:type="dxa"/>
+              <w:bottom w:w="20" w:type="dxa"/>
+              <w:right w:w="50" w:type="dxa"/>
+            </w:tcMar>
+            <w:vAlign w:val="center"/>
+          </w:tcPr>
+          <w:p>
+            <w:pPr>
+              <w:jc w:val="center"/>
+            </w:pPr>
+            <w:r>
+              <w:rPr>
+                <w:sz w:val="15"/>
+              </w:rPr>
+              <w:t>5.0%</w:t>
+            </w:r>
+          </w:p>
+        </w:tc>
+      </w:tr>
+    </w:tbl>
+    <w:p>
+      <w:pPr>
+        <w:spacing w:after="0"/>
+        <w:jc w:val="both"/>
+      </w:pPr>
+    </w:p>
+    <w:p>
+      <w:pPr>
+        <w:spacing w:after="60"/>
+        <w:ind w:firstLine="288"/>
+        <w:jc w:val="both"/>
+      </w:pPr>
+      <w:r>
+        <w:rPr/>
+        <w:t>Event rates rise with every level for both diseases (Table VIII), so the levels separate risk. Table IX compares alerting strategies, with High or above as an alert for the model.</w:t>
+      </w:r>
+    </w:p>
+    <w:p>
+      <w:pPr>
+        <w:keepNext/>
+        <w:spacing w:before="120" w:after="0"/>
+        <w:jc w:val="center"/>
+      </w:pPr>
+      <w:r>
+        <w:rPr>
+          <w:sz w:val="16"/>
+        </w:rPr>
+        <w:t>TABLE IX</w:t>
+      </w:r>
+    </w:p>
+    <w:p>
+      <w:pPr>
+        <w:keepNext/>
+        <w:spacing w:after="60"/>
+        <w:jc w:val="center"/>
+      </w:pPr>
+      <w:r>
+        <w:rPr>
+          <w:smallCaps/>
+          <w:sz w:val="16"/>
+        </w:rPr>
+        <w:t>Alerting Strategies, Test, Seen Patients</w:t>
+      </w:r>
+    </w:p>
+    <w:tbl>
+      <w:tblPr>
+        <w:tblW w:type="dxa" w:w="5040"/>
+        <w:tblLook w:firstColumn="1" w:firstRow="1" w:lastColumn="0" w:lastRow="0" w:noHBand="0" w:noVBand="1" w:val="04A0"/>
+        <w:tblLayout w:type="fixed"/>
+      </w:tblPr>
+      <w:tblGrid>
+        <w:gridCol w:w="1900"/>
+        <w:gridCol w:w="780"/>
+        <w:gridCol w:w="700"/>
+        <w:gridCol w:w="640"/>
+        <w:gridCol w:w="1020"/>
+      </w:tblGrid>
+      <w:tr>
+        <w:trPr>
+          <w:cantSplit/>
+          <w:tblHeader/>
+        </w:trPr>
+        <w:tc>
+          <w:tcPr>
+            <w:tcW w:type="dxa" w:w="1900"/>
+            <w:tcBorders>
+              <w:top w:val="single" w:sz="4" w:space="0" w:color="808080"/>
+              <w:left w:val="single" w:sz="4" w:space="0" w:color="808080"/>
+              <w:bottom w:val="single" w:sz="4" w:space="0" w:color="808080"/>
+              <w:right w:val="single" w:sz="4" w:space="0" w:color="808080"/>
+            </w:tcBorders>
+            <w:shd w:val="clear" w:color="auto" w:fill="E7E6E6"/>
+            <w:tcMar>
+              <w:top w:w="20" w:type="dxa"/>
+              <w:left w:w="50" w:type="dxa"/>
+              <w:bottom w:w="20" w:type="dxa"/>
+              <w:right w:w="50" w:type="dxa"/>
+            </w:tcMar>
+            <w:vAlign w:val="center"/>
+          </w:tcPr>
+          <w:p>
+            <w:pPr>
+              <w:jc w:val="center"/>
+            </w:pPr>
+            <w:r>
+              <w:rPr>
+                <w:b/>
+                <w:sz w:val="15"/>
+              </w:rPr>
+              <w:t>Strategy</w:t>
+            </w:r>
+          </w:p>
+        </w:tc>
+        <w:tc>
+          <w:tcPr>
+            <w:tcW w:type="dxa" w:w="780"/>
+            <w:tcBorders>
+              <w:top w:val="single" w:sz="4" w:space="0" w:color="808080"/>
+              <w:left w:val="single" w:sz="4" w:space="0" w:color="808080"/>
+              <w:bottom w:val="single" w:sz="4" w:space="0" w:color="808080"/>
+              <w:right w:val="single" w:sz="4" w:space="0" w:color="808080"/>
+            </w:tcBorders>
+            <w:shd w:val="clear" w:color="auto" w:fill="E7E6E6"/>
+            <w:tcMar>
+              <w:top w:w="20" w:type="dxa"/>
+              <w:left w:w="50" w:type="dxa"/>
+              <w:bottom w:w="20" w:type="dxa"/>
+              <w:right w:w="50" w:type="dxa"/>
+            </w:tcMar>
+            <w:vAlign w:val="center"/>
+          </w:tcPr>
+          <w:p>
+            <w:pPr>
+              <w:jc w:val="center"/>
+            </w:pPr>
+            <w:r>
+              <w:rPr>
+                <w:b/>
+                <w:sz w:val="15"/>
+              </w:rPr>
+              <w:t>Precision</w:t>
+            </w:r>
+          </w:p>
+        </w:tc>
+        <w:tc>
+          <w:tcPr>
+            <w:tcW w:type="dxa" w:w="700"/>
+            <w:tcBorders>
+              <w:top w:val="single" w:sz="4" w:space="0" w:color="808080"/>
+              <w:left w:val="single" w:sz="4" w:space="0" w:color="808080"/>
+              <w:bottom w:val="single" w:sz="4" w:space="0" w:color="808080"/>
+              <w:right w:val="single" w:sz="4" w:space="0" w:color="808080"/>
+            </w:tcBorders>
+            <w:shd w:val="clear" w:color="auto" w:fill="E7E6E6"/>
+            <w:tcMar>
+              <w:top w:w="20" w:type="dxa"/>
+              <w:left w:w="50" w:type="dxa"/>
+              <w:bottom w:w="20" w:type="dxa"/>
+              <w:right w:w="50" w:type="dxa"/>
+            </w:tcMar>
+            <w:vAlign w:val="center"/>
+          </w:tcPr>
+          <w:p>
+            <w:pPr>
+              <w:jc w:val="center"/>
+            </w:pPr>
+            <w:r>
+              <w:rPr>
+                <w:b/>
+                <w:sz w:val="15"/>
+              </w:rPr>
+              <w:t>Recall</w:t>
+            </w:r>
+          </w:p>
+        </w:tc>
+        <w:tc>
+          <w:tcPr>
+            <w:tcW w:type="dxa" w:w="640"/>
+            <w:tcBorders>
+              <w:top w:val="single" w:sz="4" w:space="0" w:color="808080"/>
+              <w:left w:val="single" w:sz="4" w:space="0" w:color="808080"/>
+              <w:bottom w:val="single" w:sz="4" w:space="0" w:color="808080"/>
+              <w:right w:val="single" w:sz="4" w:space="0" w:color="808080"/>
+            </w:tcBorders>
+            <w:shd w:val="clear" w:color="auto" w:fill="E7E6E6"/>
+            <w:tcMar>
+              <w:top w:w="20" w:type="dxa"/>
+              <w:left w:w="50" w:type="dxa"/>
+              <w:bottom w:w="20" w:type="dxa"/>
+              <w:right w:w="50" w:type="dxa"/>
+            </w:tcMar>
+            <w:vAlign w:val="center"/>
+          </w:tcPr>
+          <w:p>
+            <w:pPr>
+              <w:jc w:val="center"/>
+            </w:pPr>
+            <w:r>
+              <w:rPr>
+                <w:b/>
+                <w:sz w:val="15"/>
+              </w:rPr>
+              <w:t>F</w:t>
+            </w:r>
+            <w:r>
+              <w:rPr>
+                <w:b/>
+                <w:sz w:val="15"/>
+                <w:vertAlign w:val="subscript"/>
+              </w:rPr>
+              <w:t>1</w:t>
+            </w:r>
+          </w:p>
+        </w:tc>
+        <w:tc>
+          <w:tcPr>
+            <w:tcW w:type="dxa" w:w="1020"/>
+            <w:tcBorders>
+              <w:top w:val="single" w:sz="4" w:space="0" w:color="808080"/>
+              <w:left w:val="single" w:sz="4" w:space="0" w:color="808080"/>
+              <w:bottom w:val="single" w:sz="4" w:space="0" w:color="808080"/>
+              <w:right w:val="single" w:sz="4" w:space="0" w:color="808080"/>
+            </w:tcBorders>
+            <w:shd w:val="clear" w:color="auto" w:fill="E7E6E6"/>
+            <w:tcMar>
+              <w:top w:w="20" w:type="dxa"/>
+              <w:left w:w="50" w:type="dxa"/>
+              <w:bottom w:w="20" w:type="dxa"/>
+              <w:right w:w="50" w:type="dxa"/>
+            </w:tcMar>
+            <w:vAlign w:val="center"/>
+          </w:tcPr>
+          <w:p>
+            <w:pPr>
+              <w:jc w:val="center"/>
+            </w:pPr>
+            <w:r>
+              <w:rPr>
+                <w:b/>
+                <w:sz w:val="15"/>
+              </w:rPr>
+              <w:t>Time alerting</w:t>
+            </w:r>
+          </w:p>
+        </w:tc>
+      </w:tr>
+      <w:tr>
+        <w:trPr>
+          <w:cantSplit/>
+        </w:trPr>
+        <w:tc>
+          <w:tcPr>
+            <w:tcW w:type="dxa" w:w="1900"/>
+            <w:tcBorders>
+              <w:top w:val="single" w:sz="4" w:space="0" w:color="808080"/>
+              <w:left w:val="single" w:sz="4" w:space="0" w:color="808080"/>
+              <w:bottom w:val="single" w:sz="4" w:space="0" w:color="808080"/>
+              <w:right w:val="single" w:sz="4" w:space="0" w:color="808080"/>
+            </w:tcBorders>
+            <w:tcMar>
+              <w:top w:w="20" w:type="dxa"/>
+              <w:left w:w="50" w:type="dxa"/>
+              <w:bottom w:w="20" w:type="dxa"/>
+              <w:right w:w="50" w:type="dxa"/>
+            </w:tcMar>
+            <w:vAlign w:val="center"/>
+          </w:tcPr>
+          <w:p>
+            <w:pPr>
+              <w:jc w:val="left"/>
+            </w:pPr>
+            <w:r>
+              <w:rPr>
+                <w:sz w:val="15"/>
+              </w:rPr>
+              <w:t>Generic AQ threshold (NAQI Poor)</w:t>
+            </w:r>
+          </w:p>
+        </w:tc>
+        <w:tc>
+          <w:tcPr>
+            <w:tcW w:type="dxa" w:w="780"/>
+            <w:tcBorders>
+              <w:top w:val="single" w:sz="4" w:space="0" w:color="808080"/>
+              <w:left w:val="single" w:sz="4" w:space="0" w:color="808080"/>
+              <w:bottom w:val="single" w:sz="4" w:space="0" w:color="808080"/>
+              <w:right w:val="single" w:sz="4" w:space="0" w:color="808080"/>
+            </w:tcBorders>
+            <w:tcMar>
+              <w:top w:w="20" w:type="dxa"/>
+              <w:left w:w="50" w:type="dxa"/>
+              <w:bottom w:w="20" w:type="dxa"/>
+              <w:right w:w="50" w:type="dxa"/>
+            </w:tcMar>
+            <w:vAlign w:val="center"/>
+          </w:tcPr>
+          <w:p>
+            <w:pPr>
+              <w:jc w:val="center"/>
+            </w:pPr>
+            <w:r>
+              <w:rPr>
+                <w:sz w:val="15"/>
+              </w:rPr>
+              <w:t>0.043</w:t>
+            </w:r>
+          </w:p>
+        </w:tc>
+        <w:tc>
+          <w:tcPr>
+            <w:tcW w:type="dxa" w:w="700"/>
+            <w:tcBorders>
+              <w:top w:val="single" w:sz="4" w:space="0" w:color="808080"/>
+              <w:left w:val="single" w:sz="4" w:space="0" w:color="808080"/>
+              <w:bottom w:val="single" w:sz="4" w:space="0" w:color="808080"/>
+              <w:right w:val="single" w:sz="4" w:space="0" w:color="808080"/>
+            </w:tcBorders>
+            <w:tcMar>
+              <w:top w:w="20" w:type="dxa"/>
+              <w:left w:w="50" w:type="dxa"/>
+              <w:bottom w:w="20" w:type="dxa"/>
+              <w:right w:w="50" w:type="dxa"/>
+            </w:tcMar>
+            <w:vAlign w:val="center"/>
+          </w:tcPr>
+          <w:p>
+            <w:pPr>
+              <w:jc w:val="center"/>
+            </w:pPr>
+            <w:r>
+              <w:rPr>
+                <w:sz w:val="15"/>
+              </w:rPr>
+              <w:t>0.001</w:t>
+            </w:r>
+          </w:p>
+        </w:tc>
+        <w:tc>
+          <w:tcPr>
+            <w:tcW w:type="dxa" w:w="640"/>
+            <w:tcBorders>
+              <w:top w:val="single" w:sz="4" w:space="0" w:color="808080"/>
+              <w:left w:val="single" w:sz="4" w:space="0" w:color="808080"/>
+              <w:bottom w:val="single" w:sz="4" w:space="0" w:color="808080"/>
+              <w:right w:val="single" w:sz="4" w:space="0" w:color="808080"/>
+            </w:tcBorders>
+            <w:tcMar>
+              <w:top w:w="20" w:type="dxa"/>
+              <w:left w:w="50" w:type="dxa"/>
+              <w:bottom w:w="20" w:type="dxa"/>
+              <w:right w:w="50" w:type="dxa"/>
+            </w:tcMar>
+            <w:vAlign w:val="center"/>
+          </w:tcPr>
+          <w:p>
+            <w:pPr>
+              <w:jc w:val="center"/>
+            </w:pPr>
+            <w:r>
+              <w:rPr>
+                <w:sz w:val="15"/>
+              </w:rPr>
+              <w:t>0.002</w:t>
+            </w:r>
+          </w:p>
+        </w:tc>
+        <w:tc>
+          <w:tcPr>
+            <w:tcW w:type="dxa" w:w="1020"/>
+            <w:tcBorders>
+              <w:top w:val="single" w:sz="4" w:space="0" w:color="808080"/>
+              <w:left w:val="single" w:sz="4" w:space="0" w:color="808080"/>
+              <w:bottom w:val="single" w:sz="4" w:space="0" w:color="808080"/>
+              <w:right w:val="single" w:sz="4" w:space="0" w:color="808080"/>
+            </w:tcBorders>
+            <w:tcMar>
+              <w:top w:w="20" w:type="dxa"/>
+              <w:left w:w="50" w:type="dxa"/>
+              <w:bottom w:w="20" w:type="dxa"/>
+              <w:right w:w="50" w:type="dxa"/>
+            </w:tcMar>
+            <w:vAlign w:val="center"/>
+          </w:tcPr>
+          <w:p>
+            <w:pPr>
+              <w:jc w:val="center"/>
+            </w:pPr>
+            <w:r>
+              <w:rPr>
+                <w:sz w:val="15"/>
+              </w:rPr>
+              <w:t>0.0%</w:t>
+            </w:r>
+          </w:p>
+        </w:tc>
+      </w:tr>
+      <w:tr>
+        <w:trPr>
+          <w:cantSplit/>
+        </w:trPr>
+        <w:tc>
+          <w:tcPr>
+            <w:tcW w:type="dxa" w:w="1900"/>
+            <w:tcBorders>
+              <w:top w:val="single" w:sz="4" w:space="0" w:color="808080"/>
+              <w:left w:val="single" w:sz="4" w:space="0" w:color="808080"/>
+              <w:bottom w:val="single" w:sz="4" w:space="0" w:color="808080"/>
+              <w:right w:val="single" w:sz="4" w:space="0" w:color="808080"/>
+            </w:tcBorders>
+            <w:tcMar>
+              <w:top w:w="20" w:type="dxa"/>
+              <w:left w:w="50" w:type="dxa"/>
+              <w:bottom w:w="20" w:type="dxa"/>
+              <w:right w:w="50" w:type="dxa"/>
+            </w:tcMar>
+            <w:vAlign w:val="center"/>
+          </w:tcPr>
+          <w:p>
+            <w:pPr>
+              <w:jc w:val="left"/>
+            </w:pPr>
+            <w:r>
+              <w:rPr>
+                <w:sz w:val="15"/>
+              </w:rPr>
+              <w:t>Disease-specific AQ threshold</w:t>
+            </w:r>
+          </w:p>
+        </w:tc>
+        <w:tc>
+          <w:tcPr>
+            <w:tcW w:type="dxa" w:w="780"/>
+            <w:tcBorders>
+              <w:top w:val="single" w:sz="4" w:space="0" w:color="808080"/>
+              <w:left w:val="single" w:sz="4" w:space="0" w:color="808080"/>
+              <w:bottom w:val="single" w:sz="4" w:space="0" w:color="808080"/>
+              <w:right w:val="single" w:sz="4" w:space="0" w:color="808080"/>
+            </w:tcBorders>
+            <w:tcMar>
+              <w:top w:w="20" w:type="dxa"/>
+              <w:left w:w="50" w:type="dxa"/>
+              <w:bottom w:w="20" w:type="dxa"/>
+              <w:right w:w="50" w:type="dxa"/>
+            </w:tcMar>
+            <w:vAlign w:val="center"/>
+          </w:tcPr>
+          <w:p>
+            <w:pPr>
+              <w:jc w:val="center"/>
+            </w:pPr>
+            <w:r>
+              <w:rPr>
+                <w:sz w:val="15"/>
+              </w:rPr>
+              <w:t>0.025</w:t>
+            </w:r>
+          </w:p>
+        </w:tc>
+        <w:tc>
+          <w:tcPr>
+            <w:tcW w:type="dxa" w:w="700"/>
+            <w:tcBorders>
+              <w:top w:val="single" w:sz="4" w:space="0" w:color="808080"/>
+              <w:left w:val="single" w:sz="4" w:space="0" w:color="808080"/>
+              <w:bottom w:val="single" w:sz="4" w:space="0" w:color="808080"/>
+              <w:right w:val="single" w:sz="4" w:space="0" w:color="808080"/>
+            </w:tcBorders>
+            <w:tcMar>
+              <w:top w:w="20" w:type="dxa"/>
+              <w:left w:w="50" w:type="dxa"/>
+              <w:bottom w:w="20" w:type="dxa"/>
+              <w:right w:w="50" w:type="dxa"/>
+            </w:tcMar>
+            <w:vAlign w:val="center"/>
+          </w:tcPr>
+          <w:p>
+            <w:pPr>
+              <w:jc w:val="center"/>
+            </w:pPr>
+            <w:r>
+              <w:rPr>
+                <w:sz w:val="15"/>
+              </w:rPr>
+              <w:t>0.011</w:t>
+            </w:r>
+          </w:p>
+        </w:tc>
+        <w:tc>
+          <w:tcPr>
+            <w:tcW w:type="dxa" w:w="640"/>
+            <w:tcBorders>
+              <w:top w:val="single" w:sz="4" w:space="0" w:color="808080"/>
+              <w:left w:val="single" w:sz="4" w:space="0" w:color="808080"/>
+              <w:bottom w:val="single" w:sz="4" w:space="0" w:color="808080"/>
+              <w:right w:val="single" w:sz="4" w:space="0" w:color="808080"/>
+            </w:tcBorders>
+            <w:tcMar>
+              <w:top w:w="20" w:type="dxa"/>
+              <w:left w:w="50" w:type="dxa"/>
+              <w:bottom w:w="20" w:type="dxa"/>
+              <w:right w:w="50" w:type="dxa"/>
+            </w:tcMar>
+            <w:vAlign w:val="center"/>
+          </w:tcPr>
+          <w:p>
+            <w:pPr>
+              <w:jc w:val="center"/>
+            </w:pPr>
+            <w:r>
+              <w:rPr>
+                <w:sz w:val="15"/>
+              </w:rPr>
+              <w:t>0.015</w:t>
+            </w:r>
+          </w:p>
+        </w:tc>
+        <w:tc>
+          <w:tcPr>
+            <w:tcW w:type="dxa" w:w="1020"/>
+            <w:tcBorders>
+              <w:top w:val="single" w:sz="4" w:space="0" w:color="808080"/>
+              <w:left w:val="single" w:sz="4" w:space="0" w:color="808080"/>
+              <w:bottom w:val="single" w:sz="4" w:space="0" w:color="808080"/>
+              <w:right w:val="single" w:sz="4" w:space="0" w:color="808080"/>
+            </w:tcBorders>
+            <w:tcMar>
+              <w:top w:w="20" w:type="dxa"/>
+              <w:left w:w="50" w:type="dxa"/>
+              <w:bottom w:w="20" w:type="dxa"/>
+              <w:right w:w="50" w:type="dxa"/>
+            </w:tcMar>
+            <w:vAlign w:val="center"/>
+          </w:tcPr>
+          <w:p>
+            <w:pPr>
+              <w:jc w:val="center"/>
+            </w:pPr>
+            <w:r>
+              <w:rPr>
+                <w:sz w:val="15"/>
+              </w:rPr>
+              <w:t>0.6%</w:t>
+            </w:r>
+          </w:p>
+        </w:tc>
+      </w:tr>
+      <w:tr>
+        <w:trPr>
+          <w:cantSplit/>
+        </w:trPr>
+        <w:tc>
+          <w:tcPr>
+            <w:tcW w:type="dxa" w:w="1900"/>
+            <w:tcBorders>
+              <w:top w:val="single" w:sz="4" w:space="0" w:color="808080"/>
+              <w:left w:val="single" w:sz="4" w:space="0" w:color="808080"/>
+              <w:bottom w:val="single" w:sz="4" w:space="0" w:color="808080"/>
+              <w:right w:val="single" w:sz="4" w:space="0" w:color="808080"/>
+            </w:tcBorders>
+            <w:tcMar>
+              <w:top w:w="20" w:type="dxa"/>
+              <w:left w:w="50" w:type="dxa"/>
+              <w:bottom w:w="20" w:type="dxa"/>
+              <w:right w:w="50" w:type="dxa"/>
+            </w:tcMar>
+            <w:vAlign w:val="center"/>
+          </w:tcPr>
+          <w:p>
+            <w:pPr>
+              <w:jc w:val="left"/>
+            </w:pPr>
+            <w:r>
+              <w:rPr>
+                <w:sz w:val="15"/>
+              </w:rPr>
+              <w:t>Model, one global threshold</w:t>
+            </w:r>
+          </w:p>
+        </w:tc>
+        <w:tc>
+          <w:tcPr>
+            <w:tcW w:type="dxa" w:w="780"/>
+            <w:tcBorders>
+              <w:top w:val="single" w:sz="4" w:space="0" w:color="808080"/>
+              <w:left w:val="single" w:sz="4" w:space="0" w:color="808080"/>
+              <w:bottom w:val="single" w:sz="4" w:space="0" w:color="808080"/>
+              <w:right w:val="single" w:sz="4" w:space="0" w:color="808080"/>
+            </w:tcBorders>
+            <w:tcMar>
+              <w:top w:w="20" w:type="dxa"/>
+              <w:left w:w="50" w:type="dxa"/>
+              <w:bottom w:w="20" w:type="dxa"/>
+              <w:right w:w="50" w:type="dxa"/>
+            </w:tcMar>
+            <w:vAlign w:val="center"/>
+          </w:tcPr>
+          <w:p>
+            <w:pPr>
+              <w:jc w:val="center"/>
+            </w:pPr>
+            <w:r>
+              <w:rPr>
+                <w:sz w:val="15"/>
+              </w:rPr>
+              <w:t>0.069</w:t>
+            </w:r>
+          </w:p>
+        </w:tc>
+        <w:tc>
+          <w:tcPr>
+            <w:tcW w:type="dxa" w:w="700"/>
+            <w:tcBorders>
+              <w:top w:val="single" w:sz="4" w:space="0" w:color="808080"/>
+              <w:left w:val="single" w:sz="4" w:space="0" w:color="808080"/>
+              <w:bottom w:val="single" w:sz="4" w:space="0" w:color="808080"/>
+              <w:right w:val="single" w:sz="4" w:space="0" w:color="808080"/>
+            </w:tcBorders>
+            <w:tcMar>
+              <w:top w:w="20" w:type="dxa"/>
+              <w:left w:w="50" w:type="dxa"/>
+              <w:bottom w:w="20" w:type="dxa"/>
+              <w:right w:w="50" w:type="dxa"/>
+            </w:tcMar>
+            <w:vAlign w:val="center"/>
+          </w:tcPr>
+          <w:p>
+            <w:pPr>
+              <w:jc w:val="center"/>
+            </w:pPr>
+            <w:r>
+              <w:rPr>
+                <w:sz w:val="15"/>
+              </w:rPr>
+              <w:t>0.123</w:t>
+            </w:r>
+          </w:p>
+        </w:tc>
+        <w:tc>
+          <w:tcPr>
+            <w:tcW w:type="dxa" w:w="640"/>
+            <w:tcBorders>
+              <w:top w:val="single" w:sz="4" w:space="0" w:color="808080"/>
+              <w:left w:val="single" w:sz="4" w:space="0" w:color="808080"/>
+              <w:bottom w:val="single" w:sz="4" w:space="0" w:color="808080"/>
+              <w:right w:val="single" w:sz="4" w:space="0" w:color="808080"/>
+            </w:tcBorders>
+            <w:tcMar>
+              <w:top w:w="20" w:type="dxa"/>
+              <w:left w:w="50" w:type="dxa"/>
+              <w:bottom w:w="20" w:type="dxa"/>
+              <w:right w:w="50" w:type="dxa"/>
+            </w:tcMar>
+            <w:vAlign w:val="center"/>
+          </w:tcPr>
+          <w:p>
+            <w:pPr>
+              <w:jc w:val="center"/>
+            </w:pPr>
+            <w:r>
+              <w:rPr>
+                <w:sz w:val="15"/>
+              </w:rPr>
+              <w:t>0.089</w:t>
+            </w:r>
+          </w:p>
+        </w:tc>
+        <w:tc>
+          <w:tcPr>
+            <w:tcW w:type="dxa" w:w="1020"/>
+            <w:tcBorders>
+              <w:top w:val="single" w:sz="4" w:space="0" w:color="808080"/>
+              <w:left w:val="single" w:sz="4" w:space="0" w:color="808080"/>
+              <w:bottom w:val="single" w:sz="4" w:space="0" w:color="808080"/>
+              <w:right w:val="single" w:sz="4" w:space="0" w:color="808080"/>
+            </w:tcBorders>
+            <w:tcMar>
+              <w:top w:w="20" w:type="dxa"/>
+              <w:left w:w="50" w:type="dxa"/>
+              <w:bottom w:w="20" w:type="dxa"/>
+              <w:right w:w="50" w:type="dxa"/>
+            </w:tcMar>
+            <w:vAlign w:val="center"/>
+          </w:tcPr>
+          <w:p>
+            <w:pPr>
+              <w:jc w:val="center"/>
+            </w:pPr>
+            <w:r>
+              <w:rPr>
+                <w:sz w:val="15"/>
+              </w:rPr>
+              <w:t>2.6%</w:t>
+            </w:r>
+          </w:p>
+        </w:tc>
+      </w:tr>
+      <w:tr>
+        <w:trPr>
+          <w:cantSplit/>
+        </w:trPr>
+        <w:tc>
+          <w:tcPr>
+            <w:tcW w:type="dxa" w:w="1900"/>
+            <w:tcBorders>
+              <w:top w:val="single" w:sz="4" w:space="0" w:color="808080"/>
+              <w:left w:val="single" w:sz="4" w:space="0" w:color="808080"/>
+              <w:bottom w:val="single" w:sz="4" w:space="0" w:color="808080"/>
+              <w:right w:val="single" w:sz="4" w:space="0" w:color="808080"/>
+            </w:tcBorders>
+            <w:tcMar>
+              <w:top w:w="20" w:type="dxa"/>
+              <w:left w:w="50" w:type="dxa"/>
+              <w:bottom w:w="20" w:type="dxa"/>
+              <w:right w:w="50" w:type="dxa"/>
+            </w:tcMar>
+            <w:vAlign w:val="center"/>
+          </w:tcPr>
+          <w:p>
+            <w:pPr>
+              <w:jc w:val="left"/>
+            </w:pPr>
+            <w:r>
+              <w:rPr>
+                <w:sz w:val="15"/>
+              </w:rPr>
+              <w:t>Model, per-disease thresholds</w:t>
+            </w:r>
+          </w:p>
+        </w:tc>
+        <w:tc>
+          <w:tcPr>
+            <w:tcW w:type="dxa" w:w="780"/>
+            <w:tcBorders>
+              <w:top w:val="single" w:sz="4" w:space="0" w:color="808080"/>
+              <w:left w:val="single" w:sz="4" w:space="0" w:color="808080"/>
+              <w:bottom w:val="single" w:sz="4" w:space="0" w:color="808080"/>
+              <w:right w:val="single" w:sz="4" w:space="0" w:color="808080"/>
+            </w:tcBorders>
+            <w:tcMar>
+              <w:top w:w="20" w:type="dxa"/>
+              <w:left w:w="50" w:type="dxa"/>
+              <w:bottom w:w="20" w:type="dxa"/>
+              <w:right w:w="50" w:type="dxa"/>
+            </w:tcMar>
+            <w:vAlign w:val="center"/>
+          </w:tcPr>
+          <w:p>
+            <w:pPr>
+              <w:jc w:val="center"/>
+            </w:pPr>
+            <w:r>
+              <w:rPr>
+                <w:sz w:val="15"/>
+              </w:rPr>
+              <w:t>0.072</w:t>
+            </w:r>
+          </w:p>
+        </w:tc>
+        <w:tc>
+          <w:tcPr>
+            <w:tcW w:type="dxa" w:w="700"/>
+            <w:tcBorders>
+              <w:top w:val="single" w:sz="4" w:space="0" w:color="808080"/>
+              <w:left w:val="single" w:sz="4" w:space="0" w:color="808080"/>
+              <w:bottom w:val="single" w:sz="4" w:space="0" w:color="808080"/>
+              <w:right w:val="single" w:sz="4" w:space="0" w:color="808080"/>
+            </w:tcBorders>
+            <w:tcMar>
+              <w:top w:w="20" w:type="dxa"/>
+              <w:left w:w="50" w:type="dxa"/>
+              <w:bottom w:w="20" w:type="dxa"/>
+              <w:right w:w="50" w:type="dxa"/>
+            </w:tcMar>
+            <w:vAlign w:val="center"/>
+          </w:tcPr>
+          <w:p>
+            <w:pPr>
+              <w:jc w:val="center"/>
+            </w:pPr>
+            <w:r>
+              <w:rPr>
+                <w:sz w:val="15"/>
+              </w:rPr>
+              <w:t>0.120</w:t>
+            </w:r>
+          </w:p>
+        </w:tc>
+        <w:tc>
+          <w:tcPr>
+            <w:tcW w:type="dxa" w:w="640"/>
+            <w:tcBorders>
+              <w:top w:val="single" w:sz="4" w:space="0" w:color="808080"/>
+              <w:left w:val="single" w:sz="4" w:space="0" w:color="808080"/>
+              <w:bottom w:val="single" w:sz="4" w:space="0" w:color="808080"/>
+              <w:right w:val="single" w:sz="4" w:space="0" w:color="808080"/>
+            </w:tcBorders>
+            <w:tcMar>
+              <w:top w:w="20" w:type="dxa"/>
+              <w:left w:w="50" w:type="dxa"/>
+              <w:bottom w:w="20" w:type="dxa"/>
+              <w:right w:w="50" w:type="dxa"/>
+            </w:tcMar>
+            <w:vAlign w:val="center"/>
+          </w:tcPr>
+          <w:p>
+            <w:pPr>
+              <w:jc w:val="center"/>
+            </w:pPr>
+            <w:r>
+              <w:rPr>
+                <w:sz w:val="15"/>
+              </w:rPr>
+              <w:t>0.090</w:t>
+            </w:r>
+          </w:p>
+        </w:tc>
+        <w:tc>
+          <w:tcPr>
+            <w:tcW w:type="dxa" w:w="1020"/>
+            <w:tcBorders>
+              <w:top w:val="single" w:sz="4" w:space="0" w:color="808080"/>
+              <w:left w:val="single" w:sz="4" w:space="0" w:color="808080"/>
+              <w:bottom w:val="single" w:sz="4" w:space="0" w:color="808080"/>
+              <w:right w:val="single" w:sz="4" w:space="0" w:color="808080"/>
+            </w:tcBorders>
+            <w:tcMar>
+              <w:top w:w="20" w:type="dxa"/>
+              <w:left w:w="50" w:type="dxa"/>
+              <w:bottom w:w="20" w:type="dxa"/>
+              <w:right w:w="50" w:type="dxa"/>
+            </w:tcMar>
+            <w:vAlign w:val="center"/>
+          </w:tcPr>
+          <w:p>
+            <w:pPr>
+              <w:jc w:val="center"/>
+            </w:pPr>
+            <w:r>
+              <w:rPr>
+                <w:sz w:val="15"/>
+              </w:rPr>
+              <w:t>2.5%</w:t>
+            </w:r>
+          </w:p>
+        </w:tc>
+      </w:tr>
+      <w:tr>
+        <w:trPr>
+          <w:cantSplit/>
+        </w:trPr>
+        <w:tc>
+          <w:tcPr>
+            <w:tcW w:type="dxa" w:w="1900"/>
+            <w:tcBorders>
+              <w:top w:val="single" w:sz="4" w:space="0" w:color="808080"/>
+              <w:left w:val="single" w:sz="4" w:space="0" w:color="808080"/>
+              <w:bottom w:val="single" w:sz="4" w:space="0" w:color="808080"/>
+              <w:right w:val="single" w:sz="4" w:space="0" w:color="808080"/>
+            </w:tcBorders>
+            <w:tcMar>
+              <w:top w:w="20" w:type="dxa"/>
+              <w:left w:w="50" w:type="dxa"/>
+              <w:bottom w:w="20" w:type="dxa"/>
+              <w:right w:w="50" w:type="dxa"/>
+            </w:tcMar>
+            <w:vAlign w:val="center"/>
+          </w:tcPr>
+          <w:p>
+            <w:pPr>
+              <w:jc w:val="left"/>
+            </w:pPr>
+            <w:r>
+              <w:rPr>
+                <w:sz w:val="15"/>
+              </w:rPr>
+              <w:t>Model + personal offset</w:t>
+            </w:r>
+          </w:p>
+        </w:tc>
+        <w:tc>
+          <w:tcPr>
+            <w:tcW w:type="dxa" w:w="780"/>
+            <w:tcBorders>
+              <w:top w:val="single" w:sz="4" w:space="0" w:color="808080"/>
+              <w:left w:val="single" w:sz="4" w:space="0" w:color="808080"/>
+              <w:bottom w:val="single" w:sz="4" w:space="0" w:color="808080"/>
+              <w:right w:val="single" w:sz="4" w:space="0" w:color="808080"/>
+            </w:tcBorders>
+            <w:tcMar>
+              <w:top w:w="20" w:type="dxa"/>
+              <w:left w:w="50" w:type="dxa"/>
+              <w:bottom w:w="20" w:type="dxa"/>
+              <w:right w:w="50" w:type="dxa"/>
+            </w:tcMar>
+            <w:vAlign w:val="center"/>
+          </w:tcPr>
+          <w:p>
+            <w:pPr>
+              <w:jc w:val="center"/>
+            </w:pPr>
+            <w:r>
+              <w:rPr>
+                <w:sz w:val="15"/>
+              </w:rPr>
+              <w:t>0.067</w:t>
+            </w:r>
+          </w:p>
+        </w:tc>
+        <w:tc>
+          <w:tcPr>
+            <w:tcW w:type="dxa" w:w="700"/>
+            <w:tcBorders>
+              <w:top w:val="single" w:sz="4" w:space="0" w:color="808080"/>
+              <w:left w:val="single" w:sz="4" w:space="0" w:color="808080"/>
+              <w:bottom w:val="single" w:sz="4" w:space="0" w:color="808080"/>
+              <w:right w:val="single" w:sz="4" w:space="0" w:color="808080"/>
+            </w:tcBorders>
+            <w:tcMar>
+              <w:top w:w="20" w:type="dxa"/>
+              <w:left w:w="50" w:type="dxa"/>
+              <w:bottom w:w="20" w:type="dxa"/>
+              <w:right w:w="50" w:type="dxa"/>
+            </w:tcMar>
+            <w:vAlign w:val="center"/>
+          </w:tcPr>
+          <w:p>
+            <w:pPr>
+              <w:jc w:val="center"/>
+            </w:pPr>
+            <w:r>
+              <w:rPr>
+                <w:sz w:val="15"/>
+              </w:rPr>
+              <w:t>0.178</w:t>
+            </w:r>
+          </w:p>
+        </w:tc>
+        <w:tc>
+          <w:tcPr>
+            <w:tcW w:type="dxa" w:w="640"/>
+            <w:tcBorders>
+              <w:top w:val="single" w:sz="4" w:space="0" w:color="808080"/>
+              <w:left w:val="single" w:sz="4" w:space="0" w:color="808080"/>
+              <w:bottom w:val="single" w:sz="4" w:space="0" w:color="808080"/>
+              <w:right w:val="single" w:sz="4" w:space="0" w:color="808080"/>
+            </w:tcBorders>
+            <w:tcMar>
+              <w:top w:w="20" w:type="dxa"/>
+              <w:left w:w="50" w:type="dxa"/>
+              <w:bottom w:w="20" w:type="dxa"/>
+              <w:right w:w="50" w:type="dxa"/>
+            </w:tcMar>
+            <w:vAlign w:val="center"/>
+          </w:tcPr>
+          <w:p>
+            <w:pPr>
+              <w:jc w:val="center"/>
+            </w:pPr>
+            <w:r>
+              <w:rPr>
+                <w:sz w:val="15"/>
+              </w:rPr>
+              <w:t>0.097</w:t>
+            </w:r>
+          </w:p>
+        </w:tc>
+        <w:tc>
+          <w:tcPr>
+            <w:tcW w:type="dxa" w:w="1020"/>
+            <w:tcBorders>
+              <w:top w:val="single" w:sz="4" w:space="0" w:color="808080"/>
+              <w:left w:val="single" w:sz="4" w:space="0" w:color="808080"/>
+              <w:bottom w:val="single" w:sz="4" w:space="0" w:color="808080"/>
+              <w:right w:val="single" w:sz="4" w:space="0" w:color="808080"/>
+            </w:tcBorders>
+            <w:tcMar>
+              <w:top w:w="20" w:type="dxa"/>
+              <w:left w:w="50" w:type="dxa"/>
+              <w:bottom w:w="20" w:type="dxa"/>
+              <w:right w:w="50" w:type="dxa"/>
+            </w:tcMar>
+            <w:vAlign w:val="center"/>
+          </w:tcPr>
+          <w:p>
+            <w:pPr>
+              <w:jc w:val="center"/>
+            </w:pPr>
+            <w:r>
+              <w:rPr>
+                <w:sz w:val="15"/>
+              </w:rPr>
+              <w:t>3.9%</w:t>
+            </w:r>
+          </w:p>
+        </w:tc>
+      </w:tr>
+    </w:tbl>
+    <w:p>
+      <w:pPr>
+        <w:spacing w:after="0"/>
+        <w:jc w:val="both"/>
+      </w:pPr>
+    </w:p>
+    <w:p>
+      <w:pPr>
+        <w:spacing w:after="60"/>
+        <w:ind w:firstLine="288"/>
+        <w:jc w:val="both"/>
+      </w:pPr>
+      <w:r>
+        <w:rPr/>
+        <w:t>Bengaluru’s air almost never crosses the national index thresholds, so alerting on air quality alone is nearly silent. The personal offset raised recall from 0.12 to 0.18 at the cost of alerting more often (2.5% to 3.9% of the time) while leaving probability quality unchanged: a different operating point, not better discrimination. Even at High, most alerts are not followed by an event, which is expected at a 1.5% base rate and is why the level and percentage are both shown.</w:t>
+      </w:r>
+    </w:p>
+    <w:p>
+      <w:pPr>
+        <w:keepNext/>
+        <w:spacing w:before="120" w:after="0"/>
+        <w:jc w:val="center"/>
+      </w:pPr>
+      <w:r>
+        <w:rPr>
+          <w:sz w:val="16"/>
+        </w:rPr>
+        <w:t>TABLE X</w:t>
+      </w:r>
+    </w:p>
+    <w:p>
+      <w:pPr>
+        <w:keepNext/>
+        <w:spacing w:after="60"/>
+        <w:jc w:val="center"/>
+      </w:pPr>
+      <w:r>
+        <w:rPr>
+          <w:smallCaps/>
+          <w:sz w:val="16"/>
+        </w:rPr>
+        <w:t>Exposure Sensitivity: 24-h PM</w:t>
+      </w:r>
+      <w:r>
+        <w:rPr>
+          <w:smallCaps/>
+          <w:sz w:val="16"/>
+          <w:vertAlign w:val="subscript"/>
+        </w:rPr>
+        <w:t>2.5</w:t>
+      </w:r>
+      <w:r>
+        <w:rPr>
+          <w:smallCaps/>
+          <w:sz w:val="16"/>
+        </w:rPr>
+        <w:t xml:space="preserve"> Exposure Error and Risk AUROC</w:t>
+      </w:r>
+    </w:p>
+    <w:tbl>
+      <w:tblPr>
+        <w:tblW w:type="dxa" w:w="5040"/>
+        <w:tblLook w:firstColumn="1" w:firstRow="1" w:lastColumn="0" w:lastRow="0" w:noHBand="0" w:noVBand="1" w:val="04A0"/>
+        <w:tblLayout w:type="fixed"/>
+      </w:tblPr>
+      <w:tblGrid>
+        <w:gridCol w:w="1900"/>
+        <w:gridCol w:w="820"/>
+        <w:gridCol w:w="700"/>
+        <w:gridCol w:w="820"/>
+        <w:gridCol w:w="800"/>
+      </w:tblGrid>
+      <w:tr>
+        <w:trPr>
+          <w:cantSplit/>
+          <w:tblHeader/>
+        </w:trPr>
+        <w:tc>
+          <w:tcPr>
+            <w:tcW w:type="dxa" w:w="1900"/>
+            <w:tcBorders>
+              <w:top w:val="single" w:sz="4" w:space="0" w:color="808080"/>
+              <w:left w:val="single" w:sz="4" w:space="0" w:color="808080"/>
+              <w:bottom w:val="single" w:sz="4" w:space="0" w:color="808080"/>
+              <w:right w:val="single" w:sz="4" w:space="0" w:color="808080"/>
+            </w:tcBorders>
+            <w:shd w:val="clear" w:color="auto" w:fill="E7E6E6"/>
+            <w:tcMar>
+              <w:top w:w="20" w:type="dxa"/>
+              <w:left w:w="50" w:type="dxa"/>
+              <w:bottom w:w="20" w:type="dxa"/>
+              <w:right w:w="50" w:type="dxa"/>
+            </w:tcMar>
+            <w:vAlign w:val="center"/>
+          </w:tcPr>
+          <w:p>
+            <w:pPr>
+              <w:jc w:val="center"/>
+            </w:pPr>
+            <w:r>
+              <w:rPr>
+                <w:b/>
+                <w:sz w:val="15"/>
+              </w:rPr>
+              <w:t>Exposure used</w:t>
+            </w:r>
+          </w:p>
+        </w:tc>
+        <w:tc>
+          <w:tcPr>
+            <w:tcW w:type="dxa" w:w="820"/>
+            <w:tcBorders>
+              <w:top w:val="single" w:sz="4" w:space="0" w:color="808080"/>
+              <w:left w:val="single" w:sz="4" w:space="0" w:color="808080"/>
+              <w:bottom w:val="single" w:sz="4" w:space="0" w:color="808080"/>
+              <w:right w:val="single" w:sz="4" w:space="0" w:color="808080"/>
+            </w:tcBorders>
+            <w:shd w:val="clear" w:color="auto" w:fill="E7E6E6"/>
+            <w:tcMar>
+              <w:top w:w="20" w:type="dxa"/>
+              <w:left w:w="50" w:type="dxa"/>
+              <w:bottom w:w="20" w:type="dxa"/>
+              <w:right w:w="50" w:type="dxa"/>
+            </w:tcMar>
+            <w:vAlign w:val="center"/>
+          </w:tcPr>
+          <w:p>
+            <w:pPr>
+              <w:jc w:val="center"/>
+            </w:pPr>
+            <w:r>
+              <w:rPr>
+                <w:b/>
+                <w:sz w:val="15"/>
+              </w:rPr>
+              <w:t>MAE (µg/m³)</w:t>
+            </w:r>
+          </w:p>
+        </w:tc>
+        <w:tc>
+          <w:tcPr>
+            <w:tcW w:type="dxa" w:w="700"/>
+            <w:tcBorders>
+              <w:top w:val="single" w:sz="4" w:space="0" w:color="808080"/>
+              <w:left w:val="single" w:sz="4" w:space="0" w:color="808080"/>
+              <w:bottom w:val="single" w:sz="4" w:space="0" w:color="808080"/>
+              <w:right w:val="single" w:sz="4" w:space="0" w:color="808080"/>
+            </w:tcBorders>
+            <w:shd w:val="clear" w:color="auto" w:fill="E7E6E6"/>
+            <w:tcMar>
+              <w:top w:w="20" w:type="dxa"/>
+              <w:left w:w="50" w:type="dxa"/>
+              <w:bottom w:w="20" w:type="dxa"/>
+              <w:right w:w="50" w:type="dxa"/>
+            </w:tcMar>
+            <w:vAlign w:val="center"/>
+          </w:tcPr>
+          <w:p>
+            <w:pPr>
+              <w:jc w:val="center"/>
+            </w:pPr>
+            <w:r>
+              <w:rPr>
+                <w:b/>
+                <w:sz w:val="15"/>
+              </w:rPr>
+              <w:t>Bias</w:t>
+            </w:r>
+          </w:p>
+        </w:tc>
+        <w:tc>
+          <w:tcPr>
+            <w:tcW w:type="dxa" w:w="820"/>
+            <w:tcBorders>
+              <w:top w:val="single" w:sz="4" w:space="0" w:color="808080"/>
+              <w:left w:val="single" w:sz="4" w:space="0" w:color="808080"/>
+              <w:bottom w:val="single" w:sz="4" w:space="0" w:color="808080"/>
+              <w:right w:val="single" w:sz="4" w:space="0" w:color="808080"/>
+            </w:tcBorders>
+            <w:shd w:val="clear" w:color="auto" w:fill="E7E6E6"/>
+            <w:tcMar>
+              <w:top w:w="20" w:type="dxa"/>
+              <w:left w:w="50" w:type="dxa"/>
+              <w:bottom w:w="20" w:type="dxa"/>
+              <w:right w:w="50" w:type="dxa"/>
+            </w:tcMar>
+            <w:vAlign w:val="center"/>
+          </w:tcPr>
+          <w:p>
+            <w:pPr>
+              <w:jc w:val="center"/>
+            </w:pPr>
+            <w:r>
+              <w:rPr>
+                <w:b/>
+                <w:sz w:val="15"/>
+              </w:rPr>
+              <w:t>Spearman ρ</w:t>
+            </w:r>
+          </w:p>
+        </w:tc>
+        <w:tc>
+          <w:tcPr>
+            <w:tcW w:type="dxa" w:w="800"/>
+            <w:tcBorders>
+              <w:top w:val="single" w:sz="4" w:space="0" w:color="808080"/>
+              <w:left w:val="single" w:sz="4" w:space="0" w:color="808080"/>
+              <w:bottom w:val="single" w:sz="4" w:space="0" w:color="808080"/>
+              <w:right w:val="single" w:sz="4" w:space="0" w:color="808080"/>
+            </w:tcBorders>
+            <w:shd w:val="clear" w:color="auto" w:fill="E7E6E6"/>
+            <w:tcMar>
+              <w:top w:w="20" w:type="dxa"/>
+              <w:left w:w="50" w:type="dxa"/>
+              <w:bottom w:w="20" w:type="dxa"/>
+              <w:right w:w="50" w:type="dxa"/>
+            </w:tcMar>
+            <w:vAlign w:val="center"/>
+          </w:tcPr>
+          <w:p>
+            <w:pPr>
+              <w:jc w:val="center"/>
+            </w:pPr>
+            <w:r>
+              <w:rPr>
+                <w:b/>
+                <w:sz w:val="15"/>
+              </w:rPr>
+              <w:t>AUROC</w:t>
+            </w:r>
+          </w:p>
+        </w:tc>
+      </w:tr>
+      <w:tr>
+        <w:trPr>
+          <w:cantSplit/>
+        </w:trPr>
+        <w:tc>
+          <w:tcPr>
+            <w:tcW w:type="dxa" w:w="1900"/>
+            <w:tcBorders>
+              <w:top w:val="single" w:sz="4" w:space="0" w:color="808080"/>
+              <w:left w:val="single" w:sz="4" w:space="0" w:color="808080"/>
+              <w:bottom w:val="single" w:sz="4" w:space="0" w:color="808080"/>
+              <w:right w:val="single" w:sz="4" w:space="0" w:color="808080"/>
+            </w:tcBorders>
+            <w:tcMar>
+              <w:top w:w="20" w:type="dxa"/>
+              <w:left w:w="50" w:type="dxa"/>
+              <w:bottom w:w="20" w:type="dxa"/>
+              <w:right w:w="50" w:type="dxa"/>
+            </w:tcMar>
+            <w:vAlign w:val="center"/>
+          </w:tcPr>
+          <w:p>
+            <w:pPr>
+              <w:jc w:val="left"/>
+            </w:pPr>
+            <w:r>
+              <w:rPr>
+                <w:sz w:val="15"/>
+              </w:rPr>
+              <w:t>Estimated (production rule)</w:t>
+            </w:r>
+          </w:p>
+        </w:tc>
+        <w:tc>
+          <w:tcPr>
+            <w:tcW w:type="dxa" w:w="820"/>
+            <w:tcBorders>
+              <w:top w:val="single" w:sz="4" w:space="0" w:color="808080"/>
+              <w:left w:val="single" w:sz="4" w:space="0" w:color="808080"/>
+              <w:bottom w:val="single" w:sz="4" w:space="0" w:color="808080"/>
+              <w:right w:val="single" w:sz="4" w:space="0" w:color="808080"/>
+            </w:tcBorders>
+            <w:tcMar>
+              <w:top w:w="20" w:type="dxa"/>
+              <w:left w:w="50" w:type="dxa"/>
+              <w:bottom w:w="20" w:type="dxa"/>
+              <w:right w:w="50" w:type="dxa"/>
+            </w:tcMar>
+            <w:vAlign w:val="center"/>
+          </w:tcPr>
+          <w:p>
+            <w:pPr>
+              <w:jc w:val="center"/>
+            </w:pPr>
+            <w:r>
+              <w:rPr>
+                <w:sz w:val="15"/>
+              </w:rPr>
+              <w:t>3.99</w:t>
+            </w:r>
+          </w:p>
+        </w:tc>
+        <w:tc>
+          <w:tcPr>
+            <w:tcW w:type="dxa" w:w="700"/>
+            <w:tcBorders>
+              <w:top w:val="single" w:sz="4" w:space="0" w:color="808080"/>
+              <w:left w:val="single" w:sz="4" w:space="0" w:color="808080"/>
+              <w:bottom w:val="single" w:sz="4" w:space="0" w:color="808080"/>
+              <w:right w:val="single" w:sz="4" w:space="0" w:color="808080"/>
+            </w:tcBorders>
+            <w:tcMar>
+              <w:top w:w="20" w:type="dxa"/>
+              <w:left w:w="50" w:type="dxa"/>
+              <w:bottom w:w="20" w:type="dxa"/>
+              <w:right w:w="50" w:type="dxa"/>
+            </w:tcMar>
+            <w:vAlign w:val="center"/>
+          </w:tcPr>
+          <w:p>
+            <w:pPr>
+              <w:jc w:val="center"/>
+            </w:pPr>
+            <w:r>
+              <w:rPr>
+                <w:sz w:val="15"/>
+              </w:rPr>
+              <w:t>−0.21</w:t>
+            </w:r>
+          </w:p>
+        </w:tc>
+        <w:tc>
+          <w:tcPr>
+            <w:tcW w:type="dxa" w:w="820"/>
+            <w:tcBorders>
+              <w:top w:val="single" w:sz="4" w:space="0" w:color="808080"/>
+              <w:left w:val="single" w:sz="4" w:space="0" w:color="808080"/>
+              <w:bottom w:val="single" w:sz="4" w:space="0" w:color="808080"/>
+              <w:right w:val="single" w:sz="4" w:space="0" w:color="808080"/>
+            </w:tcBorders>
+            <w:tcMar>
+              <w:top w:w="20" w:type="dxa"/>
+              <w:left w:w="50" w:type="dxa"/>
+              <w:bottom w:w="20" w:type="dxa"/>
+              <w:right w:w="50" w:type="dxa"/>
+            </w:tcMar>
+            <w:vAlign w:val="center"/>
+          </w:tcPr>
+          <w:p>
+            <w:pPr>
+              <w:jc w:val="center"/>
+            </w:pPr>
+            <w:r>
+              <w:rPr>
+                <w:sz w:val="15"/>
+              </w:rPr>
+              <w:t>0.800</w:t>
+            </w:r>
+          </w:p>
+        </w:tc>
+        <w:tc>
+          <w:tcPr>
+            <w:tcW w:type="dxa" w:w="800"/>
+            <w:tcBorders>
+              <w:top w:val="single" w:sz="4" w:space="0" w:color="808080"/>
+              <w:left w:val="single" w:sz="4" w:space="0" w:color="808080"/>
+              <w:bottom w:val="single" w:sz="4" w:space="0" w:color="808080"/>
+              <w:right w:val="single" w:sz="4" w:space="0" w:color="808080"/>
+            </w:tcBorders>
+            <w:tcMar>
+              <w:top w:w="20" w:type="dxa"/>
+              <w:left w:w="50" w:type="dxa"/>
+              <w:bottom w:w="20" w:type="dxa"/>
+              <w:right w:w="50" w:type="dxa"/>
+            </w:tcMar>
+            <w:vAlign w:val="center"/>
+          </w:tcPr>
+          <w:p>
+            <w:pPr>
+              <w:jc w:val="center"/>
+            </w:pPr>
+            <w:r>
+              <w:rPr>
+                <w:sz w:val="15"/>
+              </w:rPr>
+              <w:t>0.708</w:t>
+            </w:r>
+          </w:p>
+        </w:tc>
+      </w:tr>
+      <w:tr>
+        <w:trPr>
+          <w:cantSplit/>
+        </w:trPr>
+        <w:tc>
+          <w:tcPr>
+            <w:tcW w:type="dxa" w:w="1900"/>
+            <w:tcBorders>
+              <w:top w:val="single" w:sz="4" w:space="0" w:color="808080"/>
+              <w:left w:val="single" w:sz="4" w:space="0" w:color="808080"/>
+              <w:bottom w:val="single" w:sz="4" w:space="0" w:color="808080"/>
+              <w:right w:val="single" w:sz="4" w:space="0" w:color="808080"/>
+            </w:tcBorders>
+            <w:tcMar>
+              <w:top w:w="20" w:type="dxa"/>
+              <w:left w:w="50" w:type="dxa"/>
+              <w:bottom w:w="20" w:type="dxa"/>
+              <w:right w:w="50" w:type="dxa"/>
+            </w:tcMar>
+            <w:vAlign w:val="center"/>
+          </w:tcPr>
+          <w:p>
+            <w:pPr>
+              <w:jc w:val="left"/>
+            </w:pPr>
+            <w:r>
+              <w:rPr>
+                <w:sz w:val="15"/>
+              </w:rPr>
+              <w:t>Microenvironment factors × 0.8</w:t>
+            </w:r>
+          </w:p>
+        </w:tc>
+        <w:tc>
+          <w:tcPr>
+            <w:tcW w:type="dxa" w:w="820"/>
+            <w:tcBorders>
+              <w:top w:val="single" w:sz="4" w:space="0" w:color="808080"/>
+              <w:left w:val="single" w:sz="4" w:space="0" w:color="808080"/>
+              <w:bottom w:val="single" w:sz="4" w:space="0" w:color="808080"/>
+              <w:right w:val="single" w:sz="4" w:space="0" w:color="808080"/>
+            </w:tcBorders>
+            <w:tcMar>
+              <w:top w:w="20" w:type="dxa"/>
+              <w:left w:w="50" w:type="dxa"/>
+              <w:bottom w:w="20" w:type="dxa"/>
+              <w:right w:w="50" w:type="dxa"/>
+            </w:tcMar>
+            <w:vAlign w:val="center"/>
+          </w:tcPr>
+          <w:p>
+            <w:pPr>
+              <w:jc w:val="center"/>
+            </w:pPr>
+            <w:r>
+              <w:rPr>
+                <w:sz w:val="15"/>
+              </w:rPr>
+              <w:t>4.50</w:t>
+            </w:r>
+          </w:p>
+        </w:tc>
+        <w:tc>
+          <w:tcPr>
+            <w:tcW w:type="dxa" w:w="700"/>
+            <w:tcBorders>
+              <w:top w:val="single" w:sz="4" w:space="0" w:color="808080"/>
+              <w:left w:val="single" w:sz="4" w:space="0" w:color="808080"/>
+              <w:bottom w:val="single" w:sz="4" w:space="0" w:color="808080"/>
+              <w:right w:val="single" w:sz="4" w:space="0" w:color="808080"/>
+            </w:tcBorders>
+            <w:tcMar>
+              <w:top w:w="20" w:type="dxa"/>
+              <w:left w:w="50" w:type="dxa"/>
+              <w:bottom w:w="20" w:type="dxa"/>
+              <w:right w:w="50" w:type="dxa"/>
+            </w:tcMar>
+            <w:vAlign w:val="center"/>
+          </w:tcPr>
+          <w:p>
+            <w:pPr>
+              <w:jc w:val="center"/>
+            </w:pPr>
+            <w:r>
+              <w:rPr>
+                <w:sz w:val="15"/>
+              </w:rPr>
+              <w:t>−3.18</w:t>
+            </w:r>
+          </w:p>
+        </w:tc>
+        <w:tc>
+          <w:tcPr>
+            <w:tcW w:type="dxa" w:w="820"/>
+            <w:tcBorders>
+              <w:top w:val="single" w:sz="4" w:space="0" w:color="808080"/>
+              <w:left w:val="single" w:sz="4" w:space="0" w:color="808080"/>
+              <w:bottom w:val="single" w:sz="4" w:space="0" w:color="808080"/>
+              <w:right w:val="single" w:sz="4" w:space="0" w:color="808080"/>
+            </w:tcBorders>
+            <w:tcMar>
+              <w:top w:w="20" w:type="dxa"/>
+              <w:left w:w="50" w:type="dxa"/>
+              <w:bottom w:w="20" w:type="dxa"/>
+              <w:right w:w="50" w:type="dxa"/>
+            </w:tcMar>
+            <w:vAlign w:val="center"/>
+          </w:tcPr>
+          <w:p>
+            <w:pPr>
+              <w:jc w:val="center"/>
+            </w:pPr>
+            <w:r>
+              <w:rPr>
+                <w:sz w:val="15"/>
+              </w:rPr>
+              <w:t>0.799</w:t>
+            </w:r>
+          </w:p>
+        </w:tc>
+        <w:tc>
+          <w:tcPr>
+            <w:tcW w:type="dxa" w:w="800"/>
+            <w:tcBorders>
+              <w:top w:val="single" w:sz="4" w:space="0" w:color="808080"/>
+              <w:left w:val="single" w:sz="4" w:space="0" w:color="808080"/>
+              <w:bottom w:val="single" w:sz="4" w:space="0" w:color="808080"/>
+              <w:right w:val="single" w:sz="4" w:space="0" w:color="808080"/>
+            </w:tcBorders>
+            <w:tcMar>
+              <w:top w:w="20" w:type="dxa"/>
+              <w:left w:w="50" w:type="dxa"/>
+              <w:bottom w:w="20" w:type="dxa"/>
+              <w:right w:w="50" w:type="dxa"/>
+            </w:tcMar>
+            <w:vAlign w:val="center"/>
+          </w:tcPr>
+          <w:p>
+            <w:pPr>
+              <w:jc w:val="center"/>
+            </w:pPr>
+            <w:r>
+              <w:rPr>
+                <w:sz w:val="15"/>
+              </w:rPr>
+              <w:t>0.708</w:t>
+            </w:r>
+          </w:p>
+        </w:tc>
+      </w:tr>
+      <w:tr>
+        <w:trPr>
+          <w:cantSplit/>
+        </w:trPr>
+        <w:tc>
+          <w:tcPr>
+            <w:tcW w:type="dxa" w:w="1900"/>
+            <w:tcBorders>
+              <w:top w:val="single" w:sz="4" w:space="0" w:color="808080"/>
+              <w:left w:val="single" w:sz="4" w:space="0" w:color="808080"/>
+              <w:bottom w:val="single" w:sz="4" w:space="0" w:color="808080"/>
+              <w:right w:val="single" w:sz="4" w:space="0" w:color="808080"/>
+            </w:tcBorders>
+            <w:tcMar>
+              <w:top w:w="20" w:type="dxa"/>
+              <w:left w:w="50" w:type="dxa"/>
+              <w:bottom w:w="20" w:type="dxa"/>
+              <w:right w:w="50" w:type="dxa"/>
+            </w:tcMar>
+            <w:vAlign w:val="center"/>
+          </w:tcPr>
+          <w:p>
+            <w:pPr>
+              <w:jc w:val="left"/>
+            </w:pPr>
+            <w:r>
+              <w:rPr>
+                <w:sz w:val="15"/>
+              </w:rPr>
+              <w:t>Microenvironment factors × 1.2</w:t>
+            </w:r>
+          </w:p>
+        </w:tc>
+        <w:tc>
+          <w:tcPr>
+            <w:tcW w:type="dxa" w:w="820"/>
+            <w:tcBorders>
+              <w:top w:val="single" w:sz="4" w:space="0" w:color="808080"/>
+              <w:left w:val="single" w:sz="4" w:space="0" w:color="808080"/>
+              <w:bottom w:val="single" w:sz="4" w:space="0" w:color="808080"/>
+              <w:right w:val="single" w:sz="4" w:space="0" w:color="808080"/>
+            </w:tcBorders>
+            <w:tcMar>
+              <w:top w:w="20" w:type="dxa"/>
+              <w:left w:w="50" w:type="dxa"/>
+              <w:bottom w:w="20" w:type="dxa"/>
+              <w:right w:w="50" w:type="dxa"/>
+            </w:tcMar>
+            <w:vAlign w:val="center"/>
+          </w:tcPr>
+          <w:p>
+            <w:pPr>
+              <w:jc w:val="center"/>
+            </w:pPr>
+            <w:r>
+              <w:rPr>
+                <w:sz w:val="15"/>
+              </w:rPr>
+              <w:t>4.97</w:t>
+            </w:r>
+          </w:p>
+        </w:tc>
+        <w:tc>
+          <w:tcPr>
+            <w:tcW w:type="dxa" w:w="700"/>
+            <w:tcBorders>
+              <w:top w:val="single" w:sz="4" w:space="0" w:color="808080"/>
+              <w:left w:val="single" w:sz="4" w:space="0" w:color="808080"/>
+              <w:bottom w:val="single" w:sz="4" w:space="0" w:color="808080"/>
+              <w:right w:val="single" w:sz="4" w:space="0" w:color="808080"/>
+            </w:tcBorders>
+            <w:tcMar>
+              <w:top w:w="20" w:type="dxa"/>
+              <w:left w:w="50" w:type="dxa"/>
+              <w:bottom w:w="20" w:type="dxa"/>
+              <w:right w:w="50" w:type="dxa"/>
+            </w:tcMar>
+            <w:vAlign w:val="center"/>
+          </w:tcPr>
+          <w:p>
+            <w:pPr>
+              <w:jc w:val="center"/>
+            </w:pPr>
+            <w:r>
+              <w:rPr>
+                <w:sz w:val="15"/>
+              </w:rPr>
+              <w:t>+2.76</w:t>
+            </w:r>
+          </w:p>
+        </w:tc>
+        <w:tc>
+          <w:tcPr>
+            <w:tcW w:type="dxa" w:w="820"/>
+            <w:tcBorders>
+              <w:top w:val="single" w:sz="4" w:space="0" w:color="808080"/>
+              <w:left w:val="single" w:sz="4" w:space="0" w:color="808080"/>
+              <w:bottom w:val="single" w:sz="4" w:space="0" w:color="808080"/>
+              <w:right w:val="single" w:sz="4" w:space="0" w:color="808080"/>
+            </w:tcBorders>
+            <w:tcMar>
+              <w:top w:w="20" w:type="dxa"/>
+              <w:left w:w="50" w:type="dxa"/>
+              <w:bottom w:w="20" w:type="dxa"/>
+              <w:right w:w="50" w:type="dxa"/>
+            </w:tcMar>
+            <w:vAlign w:val="center"/>
+          </w:tcPr>
+          <w:p>
+            <w:pPr>
+              <w:jc w:val="center"/>
+            </w:pPr>
+            <w:r>
+              <w:rPr>
+                <w:sz w:val="15"/>
+              </w:rPr>
+              <w:t>0.800</w:t>
+            </w:r>
+          </w:p>
+        </w:tc>
+        <w:tc>
+          <w:tcPr>
+            <w:tcW w:type="dxa" w:w="800"/>
+            <w:tcBorders>
+              <w:top w:val="single" w:sz="4" w:space="0" w:color="808080"/>
+              <w:left w:val="single" w:sz="4" w:space="0" w:color="808080"/>
+              <w:bottom w:val="single" w:sz="4" w:space="0" w:color="808080"/>
+              <w:right w:val="single" w:sz="4" w:space="0" w:color="808080"/>
+            </w:tcBorders>
+            <w:tcMar>
+              <w:top w:w="20" w:type="dxa"/>
+              <w:left w:w="50" w:type="dxa"/>
+              <w:bottom w:w="20" w:type="dxa"/>
+              <w:right w:w="50" w:type="dxa"/>
+            </w:tcMar>
+            <w:vAlign w:val="center"/>
+          </w:tcPr>
+          <w:p>
+            <w:pPr>
+              <w:jc w:val="center"/>
+            </w:pPr>
+            <w:r>
+              <w:rPr>
+                <w:sz w:val="15"/>
+              </w:rPr>
+              <w:t>0.708</w:t>
+            </w:r>
+          </w:p>
+        </w:tc>
+      </w:tr>
+      <w:tr>
+        <w:trPr>
+          <w:cantSplit/>
+        </w:trPr>
+        <w:tc>
+          <w:tcPr>
+            <w:tcW w:type="dxa" w:w="1900"/>
+            <w:tcBorders>
+              <w:top w:val="single" w:sz="4" w:space="0" w:color="808080"/>
+              <w:left w:val="single" w:sz="4" w:space="0" w:color="808080"/>
+              <w:bottom w:val="single" w:sz="4" w:space="0" w:color="808080"/>
+              <w:right w:val="single" w:sz="4" w:space="0" w:color="808080"/>
+            </w:tcBorders>
+            <w:tcMar>
+              <w:top w:w="20" w:type="dxa"/>
+              <w:left w:w="50" w:type="dxa"/>
+              <w:bottom w:w="20" w:type="dxa"/>
+              <w:right w:w="50" w:type="dxa"/>
+            </w:tcMar>
+            <w:vAlign w:val="center"/>
+          </w:tcPr>
+          <w:p>
+            <w:pPr>
+              <w:jc w:val="left"/>
+            </w:pPr>
+            <w:r>
+              <w:rPr>
+                <w:sz w:val="15"/>
+              </w:rPr>
+              <w:t>Ambient at home only</w:t>
+            </w:r>
+          </w:p>
+        </w:tc>
+        <w:tc>
+          <w:tcPr>
+            <w:tcW w:type="dxa" w:w="820"/>
+            <w:tcBorders>
+              <w:top w:val="single" w:sz="4" w:space="0" w:color="808080"/>
+              <w:left w:val="single" w:sz="4" w:space="0" w:color="808080"/>
+              <w:bottom w:val="single" w:sz="4" w:space="0" w:color="808080"/>
+              <w:right w:val="single" w:sz="4" w:space="0" w:color="808080"/>
+            </w:tcBorders>
+            <w:tcMar>
+              <w:top w:w="20" w:type="dxa"/>
+              <w:left w:w="50" w:type="dxa"/>
+              <w:bottom w:w="20" w:type="dxa"/>
+              <w:right w:w="50" w:type="dxa"/>
+            </w:tcMar>
+            <w:vAlign w:val="center"/>
+          </w:tcPr>
+          <w:p>
+            <w:pPr>
+              <w:jc w:val="center"/>
+            </w:pPr>
+            <w:r>
+              <w:rPr>
+                <w:sz w:val="15"/>
+              </w:rPr>
+              <w:t>5.76</w:t>
+            </w:r>
+          </w:p>
+        </w:tc>
+        <w:tc>
+          <w:tcPr>
+            <w:tcW w:type="dxa" w:w="700"/>
+            <w:tcBorders>
+              <w:top w:val="single" w:sz="4" w:space="0" w:color="808080"/>
+              <w:left w:val="single" w:sz="4" w:space="0" w:color="808080"/>
+              <w:bottom w:val="single" w:sz="4" w:space="0" w:color="808080"/>
+              <w:right w:val="single" w:sz="4" w:space="0" w:color="808080"/>
+            </w:tcBorders>
+            <w:tcMar>
+              <w:top w:w="20" w:type="dxa"/>
+              <w:left w:w="50" w:type="dxa"/>
+              <w:bottom w:w="20" w:type="dxa"/>
+              <w:right w:w="50" w:type="dxa"/>
+            </w:tcMar>
+            <w:vAlign w:val="center"/>
+          </w:tcPr>
+          <w:p>
+            <w:pPr>
+              <w:jc w:val="center"/>
+            </w:pPr>
+            <w:r>
+              <w:rPr>
+                <w:sz w:val="15"/>
+              </w:rPr>
+              <w:t>+3.66</w:t>
+            </w:r>
+          </w:p>
+        </w:tc>
+        <w:tc>
+          <w:tcPr>
+            <w:tcW w:type="dxa" w:w="820"/>
+            <w:tcBorders>
+              <w:top w:val="single" w:sz="4" w:space="0" w:color="808080"/>
+              <w:left w:val="single" w:sz="4" w:space="0" w:color="808080"/>
+              <w:bottom w:val="single" w:sz="4" w:space="0" w:color="808080"/>
+              <w:right w:val="single" w:sz="4" w:space="0" w:color="808080"/>
+            </w:tcBorders>
+            <w:tcMar>
+              <w:top w:w="20" w:type="dxa"/>
+              <w:left w:w="50" w:type="dxa"/>
+              <w:bottom w:w="20" w:type="dxa"/>
+              <w:right w:w="50" w:type="dxa"/>
+            </w:tcMar>
+            <w:vAlign w:val="center"/>
+          </w:tcPr>
+          <w:p>
+            <w:pPr>
+              <w:jc w:val="center"/>
+            </w:pPr>
+            <w:r>
+              <w:rPr>
+                <w:sz w:val="15"/>
+              </w:rPr>
+              <w:t>0.777</w:t>
+            </w:r>
+          </w:p>
+        </w:tc>
+        <w:tc>
+          <w:tcPr>
+            <w:tcW w:type="dxa" w:w="800"/>
+            <w:tcBorders>
+              <w:top w:val="single" w:sz="4" w:space="0" w:color="808080"/>
+              <w:left w:val="single" w:sz="4" w:space="0" w:color="808080"/>
+              <w:bottom w:val="single" w:sz="4" w:space="0" w:color="808080"/>
+              <w:right w:val="single" w:sz="4" w:space="0" w:color="808080"/>
+            </w:tcBorders>
+            <w:tcMar>
+              <w:top w:w="20" w:type="dxa"/>
+              <w:left w:w="50" w:type="dxa"/>
+              <w:bottom w:w="20" w:type="dxa"/>
+              <w:right w:w="50" w:type="dxa"/>
+            </w:tcMar>
+            <w:vAlign w:val="center"/>
+          </w:tcPr>
+          <w:p>
+            <w:pPr>
+              <w:jc w:val="center"/>
+            </w:pPr>
+            <w:r>
+              <w:rPr>
+                <w:sz w:val="15"/>
+              </w:rPr>
+              <w:t>0.706</w:t>
+            </w:r>
+          </w:p>
+        </w:tc>
+      </w:tr>
+      <w:tr>
+        <w:trPr>
+          <w:cantSplit/>
+        </w:trPr>
+        <w:tc>
+          <w:tcPr>
+            <w:tcW w:type="dxa" w:w="1900"/>
+            <w:tcBorders>
+              <w:top w:val="single" w:sz="4" w:space="0" w:color="808080"/>
+              <w:left w:val="single" w:sz="4" w:space="0" w:color="808080"/>
+              <w:bottom w:val="single" w:sz="4" w:space="0" w:color="808080"/>
+              <w:right w:val="single" w:sz="4" w:space="0" w:color="808080"/>
+            </w:tcBorders>
+            <w:tcMar>
+              <w:top w:w="20" w:type="dxa"/>
+              <w:left w:w="50" w:type="dxa"/>
+              <w:bottom w:w="20" w:type="dxa"/>
+              <w:right w:w="50" w:type="dxa"/>
+            </w:tcMar>
+            <w:vAlign w:val="center"/>
+          </w:tcPr>
+          <w:p>
+            <w:pPr>
+              <w:jc w:val="left"/>
+            </w:pPr>
+            <w:r>
+              <w:rPr>
+                <w:sz w:val="15"/>
+              </w:rPr>
+              <w:t>True exposure (oracle)</w:t>
+            </w:r>
+          </w:p>
+        </w:tc>
+        <w:tc>
+          <w:tcPr>
+            <w:tcW w:type="dxa" w:w="820"/>
+            <w:tcBorders>
+              <w:top w:val="single" w:sz="4" w:space="0" w:color="808080"/>
+              <w:left w:val="single" w:sz="4" w:space="0" w:color="808080"/>
+              <w:bottom w:val="single" w:sz="4" w:space="0" w:color="808080"/>
+              <w:right w:val="single" w:sz="4" w:space="0" w:color="808080"/>
+            </w:tcBorders>
+            <w:tcMar>
+              <w:top w:w="20" w:type="dxa"/>
+              <w:left w:w="50" w:type="dxa"/>
+              <w:bottom w:w="20" w:type="dxa"/>
+              <w:right w:w="50" w:type="dxa"/>
+            </w:tcMar>
+            <w:vAlign w:val="center"/>
+          </w:tcPr>
+          <w:p>
+            <w:pPr>
+              <w:jc w:val="center"/>
+            </w:pPr>
+            <w:r>
+              <w:rPr>
+                <w:sz w:val="15"/>
+              </w:rPr>
+              <w:t>0.00</w:t>
+            </w:r>
+          </w:p>
+        </w:tc>
+        <w:tc>
+          <w:tcPr>
+            <w:tcW w:type="dxa" w:w="700"/>
+            <w:tcBorders>
+              <w:top w:val="single" w:sz="4" w:space="0" w:color="808080"/>
+              <w:left w:val="single" w:sz="4" w:space="0" w:color="808080"/>
+              <w:bottom w:val="single" w:sz="4" w:space="0" w:color="808080"/>
+              <w:right w:val="single" w:sz="4" w:space="0" w:color="808080"/>
+            </w:tcBorders>
+            <w:tcMar>
+              <w:top w:w="20" w:type="dxa"/>
+              <w:left w:w="50" w:type="dxa"/>
+              <w:bottom w:w="20" w:type="dxa"/>
+              <w:right w:w="50" w:type="dxa"/>
+            </w:tcMar>
+            <w:vAlign w:val="center"/>
+          </w:tcPr>
+          <w:p>
+            <w:pPr>
+              <w:jc w:val="center"/>
+            </w:pPr>
+            <w:r>
+              <w:rPr>
+                <w:sz w:val="15"/>
+              </w:rPr>
+              <w:t>+0.00</w:t>
+            </w:r>
+          </w:p>
+        </w:tc>
+        <w:tc>
+          <w:tcPr>
+            <w:tcW w:type="dxa" w:w="820"/>
+            <w:tcBorders>
+              <w:top w:val="single" w:sz="4" w:space="0" w:color="808080"/>
+              <w:left w:val="single" w:sz="4" w:space="0" w:color="808080"/>
+              <w:bottom w:val="single" w:sz="4" w:space="0" w:color="808080"/>
+              <w:right w:val="single" w:sz="4" w:space="0" w:color="808080"/>
+            </w:tcBorders>
+            <w:tcMar>
+              <w:top w:w="20" w:type="dxa"/>
+              <w:left w:w="50" w:type="dxa"/>
+              <w:bottom w:w="20" w:type="dxa"/>
+              <w:right w:w="50" w:type="dxa"/>
+            </w:tcMar>
+            <w:vAlign w:val="center"/>
+          </w:tcPr>
+          <w:p>
+            <w:pPr>
+              <w:jc w:val="center"/>
+            </w:pPr>
+            <w:r>
+              <w:rPr>
+                <w:sz w:val="15"/>
+              </w:rPr>
+              <w:t>1.000</w:t>
+            </w:r>
+          </w:p>
+        </w:tc>
+        <w:tc>
+          <w:tcPr>
+            <w:tcW w:type="dxa" w:w="800"/>
+            <w:tcBorders>
+              <w:top w:val="single" w:sz="4" w:space="0" w:color="808080"/>
+              <w:left w:val="single" w:sz="4" w:space="0" w:color="808080"/>
+              <w:bottom w:val="single" w:sz="4" w:space="0" w:color="808080"/>
+              <w:right w:val="single" w:sz="4" w:space="0" w:color="808080"/>
+            </w:tcBorders>
+            <w:tcMar>
+              <w:top w:w="20" w:type="dxa"/>
+              <w:left w:w="50" w:type="dxa"/>
+              <w:bottom w:w="20" w:type="dxa"/>
+              <w:right w:w="50" w:type="dxa"/>
+            </w:tcMar>
+            <w:vAlign w:val="center"/>
+          </w:tcPr>
+          <w:p>
+            <w:pPr>
+              <w:jc w:val="center"/>
+            </w:pPr>
+            <w:r>
+              <w:rPr>
+                <w:sz w:val="15"/>
+              </w:rPr>
+              <w:t>0.708</w:t>
+            </w:r>
+          </w:p>
+        </w:tc>
+      </w:tr>
+    </w:tbl>
+    <w:p>
+      <w:pPr>
+        <w:spacing w:after="0"/>
+        <w:jc w:val="both"/>
+      </w:pPr>
+    </w:p>
+    <w:p>
+      <w:pPr>
+        <w:spacing w:after="60"/>
+        <w:ind w:firstLine="288"/>
+        <w:jc w:val="both"/>
+      </w:pPr>
+      <w:r>
+        <w:rPr/>
+        <w:t>Table X re-trains the model on each exposure variant. The production estimate is the least biased; ignoring mobility raises the error by about 44% and overstates exposure, because people spend time indoors. Even the exact simulated exposure does not change the AUROC, consistent with the finding above.</w:t>
+      </w:r>
+    </w:p>
+    <w:p>
+      <w:pPr>
+        <w:spacing w:after="60"/>
+        <w:ind w:firstLine="288"/>
+        <w:jc w:val="both"/>
+      </w:pPr>
+      <w:r>
+        <w:rPr/>
+        <w:t>Fig. 4 shows the global importance of the factors as the share of mean absolute SHAP value on the test period. Recent symptom scores and flare-ups account for 68% of the attribution. Exposure factors together account for 11.7% (15.5% on validation), even though removing them does not lower the AUROC. The two results are consistent: SHAP describes what the trained model uses, and the ablation what it needs. Exposure is correlated with season and with the simulated symptom response, so a model trained without it reaches the same discrimination through those features. The additivity of equation (10) held to within 10</w:t>
+      </w:r>
+      <w:r>
+        <w:rPr>
+          <w:vertAlign w:val="superscript"/>
+        </w:rPr>
+        <w:t>-14</w:t>
+      </w:r>
+      <w:r>
+        <w:rPr/>
+        <w:t xml:space="preserve"> on every test prediction.</w:t>
+      </w:r>
+    </w:p>
+    <w:p>
+      <w:pPr>
+        <w:keepNext/>
+        <w:jc w:val="center"/>
+      </w:pPr>
+      <w:r>
+        <w:drawing>
+          <wp:inline xmlns:a="http://schemas.openxmlformats.org/drawingml/2006/main" xmlns:pic="http://schemas.openxmlformats.org/drawingml/2006/picture">
+            <wp:extent cx="2962656" cy="2358507"/>
+            <wp:docPr id="4" name="Picture 4"/>
+            <wp:cNvGraphicFramePr>
+              <a:graphicFrameLocks noChangeAspect="1"/>
+            </wp:cNvGraphicFramePr>
+            <a:graphic>
+              <a:graphicData uri="http://schemas.openxmlformats.org/drawingml/2006/picture">
+                <pic:pic>
+                  <pic:nvPicPr>
+                    <pic:cNvPr id="0" name="fig4_shap.png"/>
+                    <pic:cNvPicPr/>
+                  </pic:nvPicPr>
+                  <pic:blipFill>
+                    <a:blip r:embed="rId12"/>
+                    <a:stretch>
+                      <a:fillRect/>
+                    </a:stretch>
+                  </pic:blipFill>
+                  <pic:spPr>
+                    <a:xfrm>
+                      <a:off x="0" y="0"/>
+                      <a:ext cx="2962656" cy="2358507"/>
+                    </a:xfrm>
+                    <a:prstGeom prst="rect"/>
+                  </pic:spPr>
+                </pic:pic>
+              </a:graphicData>
+            </a:graphic>
+          </wp:inline>
+        </w:drawing>
+      </w:r>
+    </w:p>
+    <w:p>
+      <w:pPr>
+        <w:spacing w:before="40" w:after="120"/>
+        <w:jc w:val="both"/>
+      </w:pPr>
+      <w:r>
+        <w:rPr>
+          <w:sz w:val="16"/>
+        </w:rPr>
+        <w:t>Fig. 4. Global importance: share of mean |SHAP| per factor, test, seen patients. Lighter bars are exposure factors.</w:t>
+      </w:r>
+    </w:p>
+    <w:p>
+      <w:pPr>
+        <w:pStyle w:val="Heading1"/>
+      </w:pPr>
+      <w:r>
+        <w:t>XV. Limitations</w:t>
+      </w:r>
+    </w:p>
+    <w:p>
+      <w:pPr>
+        <w:spacing w:after="60"/>
+        <w:ind w:firstLine="288"/>
+        <w:jc w:val="both"/>
+      </w:pPr>
+      <w:r>
+        <w:rPr/>
+        <w:t>All risk results come from a simulated cohort whose data-generating process we wrote; they show that the pipeline, calibration, explanations and alerts behave correctly and honestly, not that AeroGard predicts real exacerbations. Its effect sizes are assumptions, so the finding that exposure adds nothing is a property of this cohort and test season, not evidence about pollution and asthma. The exposure factors are not validated with personal sensors, NO</w:t>
       </w:r>
       <w:r>
         <w:rPr>
@@ -9332,7 +14234,75 @@
       </w:r>
       <w:r>
         <w:rPr/>
-        <w:t xml:space="preserve"> units against CPCB’s own feed, evaluation over a full year including winter, comparison with sequence models such as LSTM [6], forecast-driven weather inputs, and validation of the exposure factors with personal sensors.</w:t>
+        <w:t xml:space="preserve"> units remain unverified, and only one city and one monsoon test season were evaluated. Clinical use would require real, ethically collected outcomes and re-derived thresholds.</w:t>
+      </w:r>
+    </w:p>
+    <w:p>
+      <w:pPr>
+        <w:pStyle w:val="Heading1"/>
+      </w:pPr>
+      <w:r>
+        <w:t>XVI. Conclusion</w:t>
+      </w:r>
+    </w:p>
+    <w:p>
+      <w:pPr>
+        <w:spacing w:after="60"/>
+        <w:ind w:firstLine="288"/>
+        <w:jc w:val="both"/>
+      </w:pPr>
+      <w:r>
+        <w:rPr/>
+        <w:t>We built an end-to-end respiratory-alert system for Bengaluru, from validated ingestion to explained alerts. Careful validation mattered throughout: it exposed a CO unit error in the public feed, isolated suspect sensor spikes, caught a leakage bug in our own gap filling, and replaced a calibrator that reported impossible zero risks. The direct LightGBM forecaster reduced 24-hour PM</w:t>
+      </w:r>
+      <w:r>
+        <w:rPr>
+          <w:vertAlign w:val="subscript"/>
+        </w:rPr>
+        <w:t>2.5</w:t>
+      </w:r>
+      <w:r>
+        <w:rPr/>
+        <w:t xml:space="preserve"> error to 5.78 µg/m³, 23% better than persistence. On a clearly labelled synthetic cohort the calibrated risk model reached an AUROC of 0.71 for seen and 0.72 for unseen patients, the symptom diary carried the signal, and exposure did not add measurable value. Explanations add up exactly to the probability shown, and alerts are raised once, traceably and without medication advice.</w:t>
+      </w:r>
+    </w:p>
+    <w:p>
+      <w:pPr>
+        <w:pStyle w:val="Heading1"/>
+      </w:pPr>
+      <w:r>
+        <w:t>XVII. Future Scope</w:t>
+      </w:r>
+    </w:p>
+    <w:p>
+      <w:pPr>
+        <w:spacing w:after="60"/>
+        <w:ind w:firstLine="288"/>
+        <w:jc w:val="both"/>
+      </w:pPr>
+      <w:r>
+        <w:rPr/>
+        <w:t>Future work includes the Android application with push alerts and optional Health Connect data; a feasibility pilot with real patients under ethics approval; evaluation over a full year including winter, when exposure is higher; verification of NO</w:t>
+      </w:r>
+      <w:r>
+        <w:rPr>
+          <w:vertAlign w:val="subscript"/>
+        </w:rPr>
+        <w:t>2</w:t>
+      </w:r>
+      <w:r>
+        <w:rPr/>
+        <w:t xml:space="preserve"> and SO</w:t>
+      </w:r>
+      <w:r>
+        <w:rPr>
+          <w:vertAlign w:val="subscript"/>
+        </w:rPr>
+        <w:t>2</w:t>
+      </w:r>
+      <w:r>
+        <w:rPr/>
+        <w:t xml:space="preserve"> units against CPCB’s own feed; comparison with sequence models such as LSTM [6]; forecast-driven weather inputs; and validation of the exposure factors with personal sensors.</w:t>
       </w:r>
     </w:p>
     <w:p>
@@ -9860,6 +14830,161 @@
           <w:sz w:val="16"/>
         </w:rPr>
         <w:t>, Long Beach, CA, USA, 2017, pp. 4765–4774.</w:t>
+      </w:r>
+    </w:p>
+    <w:p>
+      <w:pPr>
+        <w:tabs>
+          <w:tab w:pos="432" w:val="left"/>
+        </w:tabs>
+        <w:spacing w:after="20"/>
+        <w:ind w:left="432" w:hanging="432"/>
+        <w:jc w:val="both"/>
+      </w:pPr>
+      <w:r>
+        <w:rPr>
+          <w:sz w:val="16"/>
+        </w:rPr>
+        <w:t>[19]</w:t>
+        <w:tab/>
+        <w:t xml:space="preserve">J. C. Platt, “Probabilistic outputs for support vector machines and comparisons to regularized likelihood methods,” in </w:t>
+      </w:r>
+      <w:r>
+        <w:rPr>
+          <w:i/>
+          <w:sz w:val="16"/>
+        </w:rPr>
+        <w:t>Advances in Large Margin Classifiers</w:t>
+      </w:r>
+      <w:r>
+        <w:rPr>
+          <w:sz w:val="16"/>
+        </w:rPr>
+        <w:t>, A. J. Smola, P. Bartlett, B. Schölkopf, and D. Schuurmans, Eds. Cambridge, MA, USA: MIT Press, 1999, pp. 61–74.</w:t>
+      </w:r>
+    </w:p>
+    <w:p>
+      <w:pPr>
+        <w:tabs>
+          <w:tab w:pos="432" w:val="left"/>
+        </w:tabs>
+        <w:spacing w:after="20"/>
+        <w:ind w:left="432" w:hanging="432"/>
+        <w:jc w:val="both"/>
+      </w:pPr>
+      <w:r>
+        <w:rPr>
+          <w:sz w:val="16"/>
+        </w:rPr>
+        <w:t>[20]</w:t>
+        <w:tab/>
+        <w:t xml:space="preserve">G. W. Brier, “Verification of forecasts expressed in terms of probability,” </w:t>
+      </w:r>
+      <w:r>
+        <w:rPr>
+          <w:i/>
+          <w:sz w:val="16"/>
+        </w:rPr>
+        <w:t>Mon. Weather Rev.</w:t>
+      </w:r>
+      <w:r>
+        <w:rPr>
+          <w:sz w:val="16"/>
+        </w:rPr>
+        <w:t>, vol. 78, no. 1, pp. 1–3, Jan. 1950.</w:t>
+      </w:r>
+    </w:p>
+    <w:p>
+      <w:pPr>
+        <w:tabs>
+          <w:tab w:pos="432" w:val="left"/>
+        </w:tabs>
+        <w:spacing w:after="20"/>
+        <w:ind w:left="432" w:hanging="432"/>
+        <w:jc w:val="both"/>
+      </w:pPr>
+      <w:r>
+        <w:rPr>
+          <w:sz w:val="16"/>
+        </w:rPr>
+        <w:t>[21]</w:t>
+        <w:tab/>
+        <w:t xml:space="preserve">C. Guo, G. Pleiss, Y. Sun, and K. Q. Weinberger, “On calibration of modern neural networks,” in </w:t>
+      </w:r>
+      <w:r>
+        <w:rPr>
+          <w:i/>
+          <w:sz w:val="16"/>
+        </w:rPr>
+        <w:t>Proc. 34th Int. Conf. Mach. Learn. (ICML)</w:t>
+      </w:r>
+      <w:r>
+        <w:rPr>
+          <w:sz w:val="16"/>
+        </w:rPr>
+        <w:t>, Sydney, NSW, Australia, 2017, pp. 1321–1330.</w:t>
+      </w:r>
+    </w:p>
+    <w:p>
+      <w:pPr>
+        <w:tabs>
+          <w:tab w:pos="432" w:val="left"/>
+        </w:tabs>
+        <w:spacing w:after="20"/>
+        <w:ind w:left="432" w:hanging="432"/>
+        <w:jc w:val="both"/>
+      </w:pPr>
+      <w:r>
+        <w:rPr>
+          <w:sz w:val="16"/>
+        </w:rPr>
+        <w:t>[22]</w:t>
+        <w:tab/>
+        <w:t xml:space="preserve">S. M. Lundberg, G. Erion, H. Chen, A. DeGrave, J. M. Prutkin, B. Nair, R. Katz, J. Himmelfarb, N. Bansal, and S.-I. Lee, “From local explanations to global understanding with explainable AI for trees,” </w:t>
+      </w:r>
+      <w:r>
+        <w:rPr>
+          <w:i/>
+          <w:sz w:val="16"/>
+        </w:rPr>
+        <w:t>Nat. Mach. Intell.</w:t>
+      </w:r>
+      <w:r>
+        <w:rPr>
+          <w:sz w:val="16"/>
+        </w:rPr>
+        <w:t>, vol. 2, no. 1, pp. 56–67, Jan. 2020.</w:t>
+      </w:r>
+    </w:p>
+    <w:p>
+      <w:pPr>
+        <w:tabs>
+          <w:tab w:pos="432" w:val="left"/>
+        </w:tabs>
+        <w:spacing w:after="20"/>
+        <w:ind w:left="432" w:hanging="432"/>
+        <w:jc w:val="both"/>
+      </w:pPr>
+      <w:r>
+        <w:rPr>
+          <w:sz w:val="16"/>
+        </w:rPr>
+        <w:t>[23]</w:t>
+        <w:tab/>
+        <w:t xml:space="preserve">S. L. Johnston, P. K. Pattemore, G. Sanderson, S. Smith, F. Lampe, L. Josephs, P. Symington, S. O’Toole, S. H. Myint, D. A. J. Tyrrell, and S. T. Holgate, “Community study of role of viral infections in exacerbations of asthma in 9–11 year old children,” </w:t>
+      </w:r>
+      <w:r>
+        <w:rPr>
+          <w:i/>
+          <w:sz w:val="16"/>
+        </w:rPr>
+        <w:t>BMJ</w:t>
+      </w:r>
+      <w:r>
+        <w:rPr>
+          <w:sz w:val="16"/>
+        </w:rPr>
+        <w:t>, vol. 310, no. 6989, pp. 1225–1229, May 1995.</w:t>
       </w:r>
     </w:p>
     <w:sectPr>

--- a/docs/paper/AeroGard_ResearchPaper.docx
+++ b/docs/paper/AeroGard_ResearchPaper.docx
@@ -226,14 +226,12 @@
       </w:r>
       <w:r>
         <w:rPr>
-          <w:b/>
           <w:sz w:val="18"/>
         </w:rPr>
         <w:t>People with asthma or chronic obstructive pulmonary disease (COPD) usually learn about air pollution from a city-wide index that describes the present, not the air around them tomorrow, and says nothing about their own exposure or health. We built AeroGard, a software prototype that forecasts air quality 24 hours ahead at a user’s location, estimates personal exposure, and turns these with a symptom diary into a calibrated, explained personal risk and an alert. For Bengaluru we ingested 753,481 hourly observations from 14 regulatory monitors (February 2025 to September 2026) with reanalysis weather. A direct multi-horizon LightGBM forecaster reached a 24-hour PM</w:t>
       </w:r>
       <w:r>
         <w:rPr>
-          <w:b/>
           <w:sz w:val="18"/>
           <w:vertAlign w:val="subscript"/>
         </w:rPr>
@@ -241,7 +239,6 @@
       </w:r>
       <w:r>
         <w:rPr>
-          <w:b/>
           <w:sz w:val="18"/>
         </w:rPr>
         <w:t xml:space="preserve"> mean absolute error of 5.78 µg/m³ on an untouched test period, 23% better than persistence. Because no respiratory outcome data exist for the city, the risk layer was developed on a clearly labelled synthetic cohort of 400 patients simulated inside the real pollution field. A LightGBM model with a shared trunk and asthma and COPD heads, Platt-calibrated, reached an AUROC of 0.708 (95% CI 0.684–0.732) with an expected calibration error of 0.0025, and 0.721 for patients never seen in training. The symptom diary carried the signal; estimated exposure added no measurable discrimination. Exact TreeSHAP explanations, scaled to add up to the probability shown, and an idempotent alert engine are served through an authenticated, consent-aware API. These are synthetic-data results, not clinical validation.</w:t>
@@ -262,7 +259,6 @@
       </w:r>
       <w:r>
         <w:rPr>
-          <w:b/>
           <w:sz w:val="18"/>
         </w:rPr>
         <w:t>air quality forecasting, PM2.5, LightGBM, exposure assessment, asthma, COPD, risk prediction, probability calibration, SHAP, synthetic cohort, data leakage</w:t>
